--- a/4 курс/8 Администрирование баз данных/МикуцкихАдмБД.docx
+++ b/4 курс/8 Администрирование баз данных/МикуцкихАдмБД.docx
@@ -3315,6 +3315,7 @@
       <w:bookmarkStart w:id="0" w:name="_Toc212904229"/>
       <w:bookmarkStart w:id="1" w:name="_Toc226935504"/>
       <w:r>
+        <w:lastRenderedPageBreak/>
         <w:t>Введение</w:t>
       </w:r>
       <w:bookmarkEnd w:id="0"/>
@@ -3820,6 +3821,7 @@
       </w:pPr>
       <w:bookmarkStart w:id="3" w:name="_Toc226935505"/>
       <w:r>
+        <w:lastRenderedPageBreak/>
         <w:t>Описание предметной области</w:t>
       </w:r>
       <w:bookmarkEnd w:id="3"/>
@@ -4212,7 +4214,7 @@
       <w:pPr>
         <w:numPr>
           <w:ilvl w:val="0"/>
-          <w:numId w:val="63"/>
+          <w:numId w:val="31"/>
         </w:numPr>
         <w:textAlignment w:val="baseline"/>
         <w:rPr>
@@ -4260,7 +4262,7 @@
       <w:pPr>
         <w:numPr>
           <w:ilvl w:val="0"/>
-          <w:numId w:val="63"/>
+          <w:numId w:val="31"/>
         </w:numPr>
         <w:textAlignment w:val="baseline"/>
         <w:rPr>
@@ -4308,7 +4310,7 @@
       <w:pPr>
         <w:numPr>
           <w:ilvl w:val="0"/>
-          <w:numId w:val="63"/>
+          <w:numId w:val="31"/>
         </w:numPr>
         <w:textAlignment w:val="baseline"/>
         <w:rPr>
@@ -4328,7 +4330,7 @@
       <w:pPr>
         <w:numPr>
           <w:ilvl w:val="0"/>
-          <w:numId w:val="63"/>
+          <w:numId w:val="31"/>
         </w:numPr>
         <w:textAlignment w:val="baseline"/>
         <w:rPr>
@@ -4348,7 +4350,7 @@
       <w:pPr>
         <w:numPr>
           <w:ilvl w:val="0"/>
-          <w:numId w:val="63"/>
+          <w:numId w:val="31"/>
         </w:numPr>
         <w:textAlignment w:val="baseline"/>
         <w:rPr>
@@ -4410,7 +4412,7 @@
       <w:pPr>
         <w:numPr>
           <w:ilvl w:val="0"/>
-          <w:numId w:val="63"/>
+          <w:numId w:val="31"/>
         </w:numPr>
         <w:ind w:firstLine="426"/>
         <w:textAlignment w:val="baseline"/>
@@ -4608,6 +4610,7 @@
           <w:rFonts w:cs="Times New Roman"/>
           <w:lang w:eastAsia="ru-RU"/>
         </w:rPr>
+        <w:lastRenderedPageBreak/>
         <w:t xml:space="preserve">Структура дерева решений состоит из следующих элементов </w:t>
       </w:r>
       <w:r>
@@ -4629,7 +4632,7 @@
       <w:pPr>
         <w:numPr>
           <w:ilvl w:val="0"/>
-          <w:numId w:val="64"/>
+          <w:numId w:val="32"/>
         </w:numPr>
         <w:ind w:firstLine="426"/>
         <w:textAlignment w:val="baseline"/>
@@ -4650,7 +4653,7 @@
       <w:pPr>
         <w:numPr>
           <w:ilvl w:val="0"/>
-          <w:numId w:val="64"/>
+          <w:numId w:val="32"/>
         </w:numPr>
         <w:ind w:firstLine="426"/>
         <w:textAlignment w:val="baseline"/>
@@ -4671,7 +4674,7 @@
       <w:pPr>
         <w:numPr>
           <w:ilvl w:val="0"/>
-          <w:numId w:val="64"/>
+          <w:numId w:val="32"/>
         </w:numPr>
         <w:ind w:firstLine="426"/>
         <w:textAlignment w:val="baseline"/>
@@ -4706,7 +4709,7 @@
       <w:pPr>
         <w:numPr>
           <w:ilvl w:val="0"/>
-          <w:numId w:val="64"/>
+          <w:numId w:val="32"/>
         </w:numPr>
         <w:ind w:firstLine="426"/>
         <w:textAlignment w:val="baseline"/>
@@ -4765,7 +4768,7 @@
       <w:pPr>
         <w:numPr>
           <w:ilvl w:val="0"/>
-          <w:numId w:val="65"/>
+          <w:numId w:val="33"/>
         </w:numPr>
         <w:textAlignment w:val="baseline"/>
         <w:rPr>
@@ -4799,7 +4802,7 @@
       <w:pPr>
         <w:numPr>
           <w:ilvl w:val="0"/>
-          <w:numId w:val="65"/>
+          <w:numId w:val="33"/>
         </w:numPr>
         <w:textAlignment w:val="baseline"/>
         <w:rPr>
@@ -4826,7 +4829,7 @@
       <w:pPr>
         <w:numPr>
           <w:ilvl w:val="0"/>
-          <w:numId w:val="65"/>
+          <w:numId w:val="33"/>
         </w:numPr>
         <w:textAlignment w:val="baseline"/>
         <w:rPr>
@@ -4860,7 +4863,7 @@
       <w:pPr>
         <w:numPr>
           <w:ilvl w:val="0"/>
-          <w:numId w:val="65"/>
+          <w:numId w:val="33"/>
         </w:numPr>
         <w:textAlignment w:val="baseline"/>
         <w:rPr>
@@ -4894,7 +4897,7 @@
       <w:pPr>
         <w:numPr>
           <w:ilvl w:val="0"/>
-          <w:numId w:val="65"/>
+          <w:numId w:val="33"/>
         </w:numPr>
         <w:textAlignment w:val="baseline"/>
         <w:rPr>
@@ -4956,7 +4959,7 @@
       <w:pPr>
         <w:numPr>
           <w:ilvl w:val="0"/>
-          <w:numId w:val="65"/>
+          <w:numId w:val="33"/>
         </w:numPr>
         <w:textAlignment w:val="baseline"/>
         <w:rPr>
@@ -5195,7 +5198,7 @@
       <w:pPr>
         <w:numPr>
           <w:ilvl w:val="0"/>
-          <w:numId w:val="77"/>
+          <w:numId w:val="42"/>
         </w:numPr>
         <w:rPr>
           <w:lang w:eastAsia="ru-RU"/>
@@ -5230,7 +5233,7 @@
       <w:pPr>
         <w:numPr>
           <w:ilvl w:val="0"/>
-          <w:numId w:val="77"/>
+          <w:numId w:val="42"/>
         </w:numPr>
         <w:rPr>
           <w:lang w:eastAsia="ru-RU"/>
@@ -5277,7 +5280,7 @@
       <w:pPr>
         <w:numPr>
           <w:ilvl w:val="0"/>
-          <w:numId w:val="77"/>
+          <w:numId w:val="42"/>
         </w:numPr>
         <w:rPr>
           <w:lang w:eastAsia="ru-RU"/>
@@ -5330,7 +5333,7 @@
       <w:pPr>
         <w:numPr>
           <w:ilvl w:val="0"/>
-          <w:numId w:val="77"/>
+          <w:numId w:val="42"/>
         </w:numPr>
         <w:rPr>
           <w:lang w:eastAsia="ru-RU"/>
@@ -5382,6 +5385,7 @@
           <w:rFonts w:cs="Times New Roman"/>
           <w:lang w:eastAsia="ru-RU"/>
         </w:rPr>
+        <w:lastRenderedPageBreak/>
         <w:t xml:space="preserve">Поставлена цель разработки системы управления данными, </w:t>
       </w:r>
       <w:r>
@@ -5434,7 +5438,7 @@
         <w:pStyle w:val="ab"/>
         <w:numPr>
           <w:ilvl w:val="0"/>
-          <w:numId w:val="78"/>
+          <w:numId w:val="43"/>
         </w:numPr>
         <w:textAlignment w:val="baseline"/>
         <w:rPr>
@@ -5455,7 +5459,7 @@
         <w:pStyle w:val="ab"/>
         <w:numPr>
           <w:ilvl w:val="0"/>
-          <w:numId w:val="78"/>
+          <w:numId w:val="43"/>
         </w:numPr>
         <w:textAlignment w:val="baseline"/>
         <w:rPr>
@@ -5504,7 +5508,7 @@
         <w:pStyle w:val="ab"/>
         <w:numPr>
           <w:ilvl w:val="0"/>
-          <w:numId w:val="78"/>
+          <w:numId w:val="43"/>
         </w:numPr>
         <w:textAlignment w:val="baseline"/>
         <w:rPr>
@@ -5555,6 +5559,7 @@
       </w:pPr>
       <w:bookmarkStart w:id="4" w:name="_Toc226935506"/>
       <w:r>
+        <w:lastRenderedPageBreak/>
         <w:t>Выбор жизненного цикла информационной системы</w:t>
       </w:r>
       <w:bookmarkEnd w:id="4"/>
@@ -5865,6 +5870,7 @@
       </w:pPr>
       <w:bookmarkStart w:id="5" w:name="_Toc226935507"/>
       <w:r>
+        <w:lastRenderedPageBreak/>
         <w:t>Стихийная</w:t>
       </w:r>
       <w:r>
@@ -6036,7 +6042,7 @@
       <w:pPr>
         <w:numPr>
           <w:ilvl w:val="0"/>
-          <w:numId w:val="55"/>
+          <w:numId w:val="27"/>
         </w:numPr>
       </w:pPr>
       <w:r>
@@ -6047,7 +6053,7 @@
       <w:pPr>
         <w:numPr>
           <w:ilvl w:val="0"/>
-          <w:numId w:val="55"/>
+          <w:numId w:val="27"/>
         </w:numPr>
       </w:pPr>
       <w:r>
@@ -6058,7 +6064,7 @@
       <w:pPr>
         <w:numPr>
           <w:ilvl w:val="0"/>
-          <w:numId w:val="55"/>
+          <w:numId w:val="27"/>
         </w:numPr>
       </w:pPr>
       <w:r>
@@ -6069,7 +6075,7 @@
       <w:pPr>
         <w:numPr>
           <w:ilvl w:val="0"/>
-          <w:numId w:val="55"/>
+          <w:numId w:val="27"/>
         </w:numPr>
       </w:pPr>
       <w:r>
@@ -6102,7 +6108,7 @@
       <w:pPr>
         <w:numPr>
           <w:ilvl w:val="0"/>
-          <w:numId w:val="54"/>
+          <w:numId w:val="26"/>
         </w:numPr>
       </w:pPr>
       <w:r>
@@ -6113,7 +6119,7 @@
       <w:pPr>
         <w:numPr>
           <w:ilvl w:val="0"/>
-          <w:numId w:val="54"/>
+          <w:numId w:val="26"/>
         </w:numPr>
       </w:pPr>
       <w:r>
@@ -6124,7 +6130,7 @@
       <w:pPr>
         <w:numPr>
           <w:ilvl w:val="0"/>
-          <w:numId w:val="54"/>
+          <w:numId w:val="26"/>
         </w:numPr>
       </w:pPr>
       <w:r>
@@ -6135,7 +6141,7 @@
       <w:pPr>
         <w:numPr>
           <w:ilvl w:val="0"/>
-          <w:numId w:val="54"/>
+          <w:numId w:val="26"/>
         </w:numPr>
       </w:pPr>
       <w:r>
@@ -6146,7 +6152,7 @@
       <w:pPr>
         <w:numPr>
           <w:ilvl w:val="0"/>
-          <w:numId w:val="54"/>
+          <w:numId w:val="26"/>
         </w:numPr>
       </w:pPr>
       <w:r>
@@ -6413,6 +6419,7 @@
     </w:p>
     <w:p>
       <w:r>
+        <w:lastRenderedPageBreak/>
         <w:t>Особенностью данной структуры является то, что переход от одной стадии к другой осуществляется строго последовательно и</w:t>
       </w:r>
       <w:r>
@@ -6532,7 +6539,7 @@
       <w:pPr>
         <w:numPr>
           <w:ilvl w:val="0"/>
-          <w:numId w:val="35"/>
+          <w:numId w:val="13"/>
         </w:numPr>
         <w:ind w:left="0" w:firstLine="426"/>
       </w:pPr>
@@ -6556,7 +6563,7 @@
       <w:pPr>
         <w:numPr>
           <w:ilvl w:val="0"/>
-          <w:numId w:val="35"/>
+          <w:numId w:val="13"/>
         </w:numPr>
         <w:ind w:left="0" w:firstLine="426"/>
       </w:pPr>
@@ -6583,7 +6590,7 @@
       <w:pPr>
         <w:numPr>
           <w:ilvl w:val="0"/>
-          <w:numId w:val="35"/>
+          <w:numId w:val="13"/>
         </w:numPr>
         <w:ind w:left="0" w:firstLine="426"/>
       </w:pPr>
@@ -6607,7 +6614,7 @@
       <w:pPr>
         <w:numPr>
           <w:ilvl w:val="0"/>
-          <w:numId w:val="35"/>
+          <w:numId w:val="13"/>
         </w:numPr>
         <w:ind w:left="0" w:firstLine="426"/>
       </w:pPr>
@@ -6630,7 +6637,7 @@
       <w:pPr>
         <w:numPr>
           <w:ilvl w:val="0"/>
-          <w:numId w:val="27"/>
+          <w:numId w:val="10"/>
         </w:numPr>
         <w:ind w:left="0" w:firstLine="426"/>
       </w:pPr>
@@ -6651,7 +6658,7 @@
       <w:pPr>
         <w:numPr>
           <w:ilvl w:val="0"/>
-          <w:numId w:val="27"/>
+          <w:numId w:val="10"/>
         </w:numPr>
         <w:ind w:left="0" w:firstLine="426"/>
       </w:pPr>
@@ -6675,11 +6682,12 @@
       <w:pPr>
         <w:numPr>
           <w:ilvl w:val="0"/>
-          <w:numId w:val="27"/>
+          <w:numId w:val="10"/>
         </w:numPr>
         <w:ind w:left="0" w:firstLine="426"/>
       </w:pPr>
       <w:r>
+        <w:lastRenderedPageBreak/>
         <w:t xml:space="preserve">изменение требований заказчика непосредственно в процессе разработки приводит к необходимости возврата назад </w:t>
       </w:r>
       <w:r>
@@ -6693,7 +6701,7 @@
       <w:pPr>
         <w:numPr>
           <w:ilvl w:val="0"/>
-          <w:numId w:val="27"/>
+          <w:numId w:val="10"/>
         </w:numPr>
         <w:ind w:left="0" w:firstLine="426"/>
       </w:pPr>
@@ -6717,7 +6725,7 @@
       <w:pPr>
         <w:numPr>
           <w:ilvl w:val="0"/>
-          <w:numId w:val="27"/>
+          <w:numId w:val="10"/>
         </w:numPr>
         <w:ind w:left="0" w:firstLine="426"/>
       </w:pPr>
@@ -6741,7 +6749,7 @@
       <w:pPr>
         <w:numPr>
           <w:ilvl w:val="0"/>
-          <w:numId w:val="27"/>
+          <w:numId w:val="10"/>
         </w:numPr>
         <w:ind w:left="0" w:firstLine="426"/>
       </w:pPr>
@@ -7027,7 +7035,7 @@
       <w:pPr>
         <w:numPr>
           <w:ilvl w:val="0"/>
-          <w:numId w:val="40"/>
+          <w:numId w:val="16"/>
         </w:numPr>
         <w:ind w:left="0" w:firstLine="426"/>
       </w:pPr>
@@ -7039,7 +7047,7 @@
       <w:pPr>
         <w:numPr>
           <w:ilvl w:val="0"/>
-          <w:numId w:val="40"/>
+          <w:numId w:val="16"/>
         </w:numPr>
         <w:ind w:left="0" w:firstLine="426"/>
       </w:pPr>
@@ -7051,11 +7059,12 @@
       <w:pPr>
         <w:numPr>
           <w:ilvl w:val="0"/>
-          <w:numId w:val="40"/>
+          <w:numId w:val="16"/>
         </w:numPr>
         <w:ind w:left="0" w:firstLine="426"/>
       </w:pPr>
       <w:r>
+        <w:lastRenderedPageBreak/>
         <w:t>требований поэтапного внедрения и освоения продукта конечными пользователями, в случае если внедрение всей системы</w:t>
       </w:r>
       <w:r>
@@ -7145,7 +7154,7 @@
       <w:pPr>
         <w:numPr>
           <w:ilvl w:val="0"/>
-          <w:numId w:val="26"/>
+          <w:numId w:val="9"/>
         </w:numPr>
         <w:ind w:left="0" w:firstLine="426"/>
       </w:pPr>
@@ -7157,7 +7166,7 @@
       <w:pPr>
         <w:numPr>
           <w:ilvl w:val="0"/>
-          <w:numId w:val="26"/>
+          <w:numId w:val="9"/>
         </w:numPr>
         <w:ind w:left="0" w:firstLine="426"/>
       </w:pPr>
@@ -7169,7 +7178,7 @@
       <w:pPr>
         <w:numPr>
           <w:ilvl w:val="0"/>
-          <w:numId w:val="26"/>
+          <w:numId w:val="9"/>
         </w:numPr>
         <w:ind w:left="0" w:firstLine="426"/>
       </w:pPr>
@@ -7181,7 +7190,7 @@
       <w:pPr>
         <w:numPr>
           <w:ilvl w:val="0"/>
-          <w:numId w:val="26"/>
+          <w:numId w:val="9"/>
         </w:numPr>
         <w:ind w:left="0" w:firstLine="426"/>
       </w:pPr>
@@ -7198,7 +7207,7 @@
       <w:pPr>
         <w:numPr>
           <w:ilvl w:val="0"/>
-          <w:numId w:val="26"/>
+          <w:numId w:val="9"/>
         </w:numPr>
         <w:ind w:left="0" w:firstLine="426"/>
       </w:pPr>
@@ -7210,7 +7219,7 @@
       <w:pPr>
         <w:numPr>
           <w:ilvl w:val="0"/>
-          <w:numId w:val="26"/>
+          <w:numId w:val="9"/>
         </w:numPr>
         <w:ind w:left="0" w:firstLine="426"/>
       </w:pPr>
@@ -7222,7 +7231,7 @@
       <w:pPr>
         <w:numPr>
           <w:ilvl w:val="0"/>
-          <w:numId w:val="26"/>
+          <w:numId w:val="9"/>
         </w:numPr>
         <w:ind w:left="0" w:firstLine="426"/>
       </w:pPr>
@@ -7234,7 +7243,7 @@
       <w:pPr>
         <w:numPr>
           <w:ilvl w:val="0"/>
-          <w:numId w:val="26"/>
+          <w:numId w:val="9"/>
         </w:numPr>
         <w:ind w:left="0" w:firstLine="426"/>
       </w:pPr>
@@ -7252,7 +7261,7 @@
       <w:pPr>
         <w:numPr>
           <w:ilvl w:val="0"/>
-          <w:numId w:val="26"/>
+          <w:numId w:val="9"/>
         </w:numPr>
         <w:ind w:left="0" w:firstLine="426"/>
       </w:pPr>
@@ -7332,6 +7341,7 @@
         <w:rPr>
           <w:noProof/>
         </w:rPr>
+        <w:lastRenderedPageBreak/>
         <w:drawing>
           <wp:inline distT="0" distB="0" distL="0" distR="0" wp14:anchorId="0383C43D" wp14:editId="13A74353">
             <wp:extent cx="5303739" cy="4840941"/>
@@ -7423,7 +7433,7 @@
       <w:pPr>
         <w:numPr>
           <w:ilvl w:val="0"/>
-          <w:numId w:val="39"/>
+          <w:numId w:val="15"/>
         </w:numPr>
         <w:ind w:left="0" w:firstLine="426"/>
       </w:pPr>
@@ -7435,7 +7445,7 @@
       <w:pPr>
         <w:numPr>
           <w:ilvl w:val="0"/>
-          <w:numId w:val="39"/>
+          <w:numId w:val="15"/>
         </w:numPr>
         <w:ind w:left="0" w:firstLine="426"/>
       </w:pPr>
@@ -7447,7 +7457,7 @@
       <w:pPr>
         <w:numPr>
           <w:ilvl w:val="0"/>
-          <w:numId w:val="39"/>
+          <w:numId w:val="15"/>
         </w:numPr>
         <w:ind w:left="0" w:firstLine="426"/>
       </w:pPr>
@@ -7459,7 +7469,7 @@
       <w:pPr>
         <w:numPr>
           <w:ilvl w:val="0"/>
-          <w:numId w:val="39"/>
+          <w:numId w:val="15"/>
         </w:numPr>
         <w:ind w:left="0" w:firstLine="426"/>
       </w:pPr>
@@ -7471,7 +7481,7 @@
       <w:pPr>
         <w:numPr>
           <w:ilvl w:val="0"/>
-          <w:numId w:val="39"/>
+          <w:numId w:val="15"/>
         </w:numPr>
         <w:ind w:left="0" w:firstLine="426"/>
       </w:pPr>
@@ -7483,7 +7493,7 @@
       <w:pPr>
         <w:numPr>
           <w:ilvl w:val="0"/>
-          <w:numId w:val="39"/>
+          <w:numId w:val="15"/>
         </w:numPr>
         <w:ind w:left="0" w:firstLine="426"/>
       </w:pPr>
@@ -7495,7 +7505,7 @@
       <w:pPr>
         <w:numPr>
           <w:ilvl w:val="0"/>
-          <w:numId w:val="39"/>
+          <w:numId w:val="15"/>
         </w:numPr>
         <w:ind w:left="0" w:firstLine="426"/>
       </w:pPr>
@@ -7507,7 +7517,7 @@
       <w:pPr>
         <w:numPr>
           <w:ilvl w:val="0"/>
-          <w:numId w:val="39"/>
+          <w:numId w:val="15"/>
         </w:numPr>
         <w:ind w:left="0" w:firstLine="426"/>
       </w:pPr>
@@ -7519,7 +7529,7 @@
       <w:pPr>
         <w:numPr>
           <w:ilvl w:val="0"/>
-          <w:numId w:val="39"/>
+          <w:numId w:val="15"/>
         </w:numPr>
         <w:ind w:left="0" w:firstLine="426"/>
       </w:pPr>
@@ -7529,6 +7539,7 @@
     </w:p>
     <w:p>
       <w:r>
+        <w:lastRenderedPageBreak/>
         <w:t>Недостатки модели</w:t>
       </w:r>
       <w:r>
@@ -7560,7 +7571,7 @@
       <w:pPr>
         <w:numPr>
           <w:ilvl w:val="0"/>
-          <w:numId w:val="39"/>
+          <w:numId w:val="15"/>
         </w:numPr>
         <w:ind w:left="0" w:firstLine="426"/>
       </w:pPr>
@@ -7572,7 +7583,7 @@
       <w:pPr>
         <w:numPr>
           <w:ilvl w:val="0"/>
-          <w:numId w:val="39"/>
+          <w:numId w:val="15"/>
         </w:numPr>
         <w:ind w:left="0" w:firstLine="426"/>
       </w:pPr>
@@ -7796,6 +7807,7 @@
     <w:p/>
     <w:p>
       <w:r>
+        <w:lastRenderedPageBreak/>
         <w:t>Преимущества:</w:t>
       </w:r>
     </w:p>
@@ -7803,7 +7815,7 @@
       <w:pPr>
         <w:numPr>
           <w:ilvl w:val="0"/>
-          <w:numId w:val="31"/>
+          <w:numId w:val="11"/>
         </w:numPr>
         <w:ind w:left="0" w:firstLine="426"/>
       </w:pPr>
@@ -7815,7 +7827,7 @@
       <w:pPr>
         <w:numPr>
           <w:ilvl w:val="0"/>
-          <w:numId w:val="31"/>
+          <w:numId w:val="11"/>
         </w:numPr>
         <w:ind w:left="0" w:firstLine="426"/>
       </w:pPr>
@@ -7827,7 +7839,7 @@
       <w:pPr>
         <w:numPr>
           <w:ilvl w:val="0"/>
-          <w:numId w:val="31"/>
+          <w:numId w:val="11"/>
         </w:numPr>
         <w:ind w:left="0" w:firstLine="426"/>
       </w:pPr>
@@ -7847,7 +7859,7 @@
       <w:pPr>
         <w:numPr>
           <w:ilvl w:val="0"/>
-          <w:numId w:val="31"/>
+          <w:numId w:val="11"/>
         </w:numPr>
         <w:ind w:left="0" w:firstLine="426"/>
       </w:pPr>
@@ -7859,7 +7871,7 @@
       <w:pPr>
         <w:numPr>
           <w:ilvl w:val="0"/>
-          <w:numId w:val="31"/>
+          <w:numId w:val="11"/>
         </w:numPr>
         <w:ind w:left="0" w:firstLine="426"/>
       </w:pPr>
@@ -7876,7 +7888,7 @@
       <w:pPr>
         <w:numPr>
           <w:ilvl w:val="0"/>
-          <w:numId w:val="31"/>
+          <w:numId w:val="11"/>
         </w:numPr>
         <w:ind w:left="0" w:firstLine="426"/>
       </w:pPr>
@@ -7888,7 +7900,7 @@
       <w:pPr>
         <w:numPr>
           <w:ilvl w:val="0"/>
-          <w:numId w:val="31"/>
+          <w:numId w:val="11"/>
         </w:numPr>
         <w:ind w:left="0" w:firstLine="426"/>
       </w:pPr>
@@ -7900,7 +7912,7 @@
       <w:pPr>
         <w:numPr>
           <w:ilvl w:val="0"/>
-          <w:numId w:val="31"/>
+          <w:numId w:val="11"/>
         </w:numPr>
         <w:ind w:left="0" w:firstLine="426"/>
       </w:pPr>
@@ -7912,7 +7924,7 @@
       <w:pPr>
         <w:numPr>
           <w:ilvl w:val="0"/>
-          <w:numId w:val="31"/>
+          <w:numId w:val="11"/>
         </w:numPr>
         <w:ind w:left="0" w:firstLine="426"/>
       </w:pPr>
@@ -7924,7 +7936,7 @@
       <w:pPr>
         <w:numPr>
           <w:ilvl w:val="0"/>
-          <w:numId w:val="31"/>
+          <w:numId w:val="11"/>
         </w:numPr>
         <w:ind w:left="0" w:firstLine="426"/>
       </w:pPr>
@@ -7941,7 +7953,7 @@
       <w:pPr>
         <w:numPr>
           <w:ilvl w:val="0"/>
-          <w:numId w:val="36"/>
+          <w:numId w:val="14"/>
         </w:numPr>
         <w:ind w:left="0" w:firstLine="426"/>
       </w:pPr>
@@ -7967,7 +7979,7 @@
       <w:pPr>
         <w:numPr>
           <w:ilvl w:val="0"/>
-          <w:numId w:val="36"/>
+          <w:numId w:val="14"/>
         </w:numPr>
         <w:ind w:left="0" w:firstLine="426"/>
       </w:pPr>
@@ -8075,6 +8087,7 @@
         <w:rPr>
           <w:noProof/>
         </w:rPr>
+        <w:lastRenderedPageBreak/>
         <w:drawing>
           <wp:inline distT="0" distB="0" distL="0" distR="0" wp14:anchorId="2A4D8668" wp14:editId="142F37CB">
             <wp:extent cx="3142769" cy="1868762"/>
@@ -8265,7 +8278,7 @@
       <w:pPr>
         <w:numPr>
           <w:ilvl w:val="0"/>
-          <w:numId w:val="53"/>
+          <w:numId w:val="25"/>
         </w:numPr>
       </w:pPr>
       <w:r>
@@ -8276,7 +8289,7 @@
       <w:pPr>
         <w:numPr>
           <w:ilvl w:val="0"/>
-          <w:numId w:val="53"/>
+          <w:numId w:val="25"/>
         </w:numPr>
       </w:pPr>
       <w:r>
@@ -8299,7 +8312,7 @@
       <w:pPr>
         <w:numPr>
           <w:ilvl w:val="0"/>
-          <w:numId w:val="53"/>
+          <w:numId w:val="25"/>
         </w:numPr>
       </w:pPr>
       <w:r>
@@ -8310,7 +8323,7 @@
       <w:pPr>
         <w:numPr>
           <w:ilvl w:val="0"/>
-          <w:numId w:val="53"/>
+          <w:numId w:val="25"/>
         </w:numPr>
       </w:pPr>
       <w:r>
@@ -8321,7 +8334,7 @@
       <w:pPr>
         <w:numPr>
           <w:ilvl w:val="0"/>
-          <w:numId w:val="53"/>
+          <w:numId w:val="25"/>
         </w:numPr>
       </w:pPr>
       <w:r>
@@ -8332,7 +8345,7 @@
       <w:pPr>
         <w:numPr>
           <w:ilvl w:val="0"/>
-          <w:numId w:val="53"/>
+          <w:numId w:val="25"/>
         </w:numPr>
       </w:pPr>
       <w:r>
@@ -8357,7 +8370,7 @@
       <w:pPr>
         <w:numPr>
           <w:ilvl w:val="0"/>
-          <w:numId w:val="52"/>
+          <w:numId w:val="24"/>
         </w:numPr>
       </w:pPr>
       <w:r>
@@ -8368,7 +8381,7 @@
       <w:pPr>
         <w:numPr>
           <w:ilvl w:val="0"/>
-          <w:numId w:val="52"/>
+          <w:numId w:val="24"/>
         </w:numPr>
       </w:pPr>
       <w:r>
@@ -8379,7 +8392,7 @@
       <w:pPr>
         <w:numPr>
           <w:ilvl w:val="0"/>
-          <w:numId w:val="52"/>
+          <w:numId w:val="24"/>
         </w:numPr>
       </w:pPr>
       <w:r>
@@ -8390,7 +8403,7 @@
       <w:pPr>
         <w:numPr>
           <w:ilvl w:val="0"/>
-          <w:numId w:val="52"/>
+          <w:numId w:val="24"/>
         </w:numPr>
       </w:pPr>
       <w:r>
@@ -8401,7 +8414,7 @@
       <w:pPr>
         <w:numPr>
           <w:ilvl w:val="0"/>
-          <w:numId w:val="52"/>
+          <w:numId w:val="24"/>
         </w:numPr>
       </w:pPr>
       <w:r>
@@ -8426,7 +8439,7 @@
       <w:pPr>
         <w:numPr>
           <w:ilvl w:val="0"/>
-          <w:numId w:val="51"/>
+          <w:numId w:val="23"/>
         </w:numPr>
       </w:pPr>
       <w:r>
@@ -8437,7 +8450,7 @@
       <w:pPr>
         <w:numPr>
           <w:ilvl w:val="0"/>
-          <w:numId w:val="51"/>
+          <w:numId w:val="23"/>
         </w:numPr>
       </w:pPr>
       <w:r>
@@ -8448,7 +8461,7 @@
       <w:pPr>
         <w:numPr>
           <w:ilvl w:val="0"/>
-          <w:numId w:val="51"/>
+          <w:numId w:val="23"/>
         </w:numPr>
       </w:pPr>
       <w:r>
@@ -8459,10 +8472,11 @@
       <w:pPr>
         <w:numPr>
           <w:ilvl w:val="0"/>
-          <w:numId w:val="51"/>
+          <w:numId w:val="23"/>
         </w:numPr>
       </w:pPr>
       <w:r>
+        <w:lastRenderedPageBreak/>
         <w:t>при выполнении проектов, разработка которых должна быть выполнена в сокращённые сроки;</w:t>
       </w:r>
     </w:p>
@@ -8470,7 +8484,7 @@
       <w:pPr>
         <w:numPr>
           <w:ilvl w:val="0"/>
-          <w:numId w:val="51"/>
+          <w:numId w:val="23"/>
         </w:numPr>
       </w:pPr>
       <w:r>
@@ -8481,7 +8495,7 @@
       <w:pPr>
         <w:numPr>
           <w:ilvl w:val="0"/>
-          <w:numId w:val="51"/>
+          <w:numId w:val="23"/>
         </w:numPr>
       </w:pPr>
       <w:r>
@@ -8492,7 +8506,7 @@
       <w:pPr>
         <w:numPr>
           <w:ilvl w:val="0"/>
-          <w:numId w:val="51"/>
+          <w:numId w:val="23"/>
         </w:numPr>
       </w:pPr>
       <w:r>
@@ -8827,7 +8841,7 @@
       <w:pPr>
         <w:numPr>
           <w:ilvl w:val="0"/>
-          <w:numId w:val="48"/>
+          <w:numId w:val="20"/>
         </w:numPr>
       </w:pPr>
       <w:r>
@@ -8838,7 +8852,7 @@
       <w:pPr>
         <w:numPr>
           <w:ilvl w:val="0"/>
-          <w:numId w:val="48"/>
+          <w:numId w:val="20"/>
         </w:numPr>
       </w:pPr>
       <w:r>
@@ -8849,7 +8863,7 @@
       <w:pPr>
         <w:numPr>
           <w:ilvl w:val="0"/>
-          <w:numId w:val="48"/>
+          <w:numId w:val="20"/>
         </w:numPr>
       </w:pPr>
       <w:r>
@@ -8860,7 +8874,7 @@
       <w:pPr>
         <w:numPr>
           <w:ilvl w:val="0"/>
-          <w:numId w:val="48"/>
+          <w:numId w:val="20"/>
         </w:numPr>
       </w:pPr>
       <w:r>
@@ -8878,6 +8892,7 @@
           <w:noProof/>
           <w:lang w:val="en-US"/>
         </w:rPr>
+        <w:lastRenderedPageBreak/>
         <w:drawing>
           <wp:inline distT="0" distB="0" distL="0" distR="0" wp14:anchorId="14C1ECE0" wp14:editId="3F7EC0CE">
             <wp:extent cx="2666352" cy="1796143"/>
@@ -8973,7 +8988,7 @@
       <w:pPr>
         <w:numPr>
           <w:ilvl w:val="0"/>
-          <w:numId w:val="66"/>
+          <w:numId w:val="34"/>
         </w:numPr>
       </w:pPr>
       <w:r>
@@ -8990,7 +9005,7 @@
       <w:pPr>
         <w:numPr>
           <w:ilvl w:val="0"/>
-          <w:numId w:val="66"/>
+          <w:numId w:val="34"/>
         </w:numPr>
       </w:pPr>
       <w:r>
@@ -9019,7 +9034,7 @@
       <w:pPr>
         <w:numPr>
           <w:ilvl w:val="0"/>
-          <w:numId w:val="66"/>
+          <w:numId w:val="34"/>
         </w:numPr>
       </w:pPr>
       <w:r>
@@ -9030,7 +9045,7 @@
       <w:pPr>
         <w:numPr>
           <w:ilvl w:val="0"/>
-          <w:numId w:val="66"/>
+          <w:numId w:val="34"/>
         </w:numPr>
       </w:pPr>
       <w:r>
@@ -9041,7 +9056,7 @@
       <w:pPr>
         <w:numPr>
           <w:ilvl w:val="0"/>
-          <w:numId w:val="66"/>
+          <w:numId w:val="34"/>
         </w:numPr>
       </w:pPr>
       <w:r>
@@ -9064,7 +9079,7 @@
       <w:pPr>
         <w:numPr>
           <w:ilvl w:val="0"/>
-          <w:numId w:val="66"/>
+          <w:numId w:val="34"/>
         </w:numPr>
       </w:pPr>
       <w:r>
@@ -9081,7 +9096,7 @@
       <w:pPr>
         <w:numPr>
           <w:ilvl w:val="0"/>
-          <w:numId w:val="66"/>
+          <w:numId w:val="34"/>
         </w:numPr>
       </w:pPr>
       <w:r>
@@ -9092,7 +9107,7 @@
       <w:pPr>
         <w:numPr>
           <w:ilvl w:val="0"/>
-          <w:numId w:val="66"/>
+          <w:numId w:val="34"/>
         </w:numPr>
       </w:pPr>
       <w:r>
@@ -9103,7 +9118,7 @@
       <w:pPr>
         <w:numPr>
           <w:ilvl w:val="0"/>
-          <w:numId w:val="66"/>
+          <w:numId w:val="34"/>
         </w:numPr>
       </w:pPr>
       <w:r>
@@ -9114,7 +9129,7 @@
       <w:pPr>
         <w:numPr>
           <w:ilvl w:val="0"/>
-          <w:numId w:val="66"/>
+          <w:numId w:val="34"/>
         </w:numPr>
       </w:pPr>
       <w:r>
@@ -9125,7 +9140,7 @@
       <w:pPr>
         <w:numPr>
           <w:ilvl w:val="0"/>
-          <w:numId w:val="66"/>
+          <w:numId w:val="34"/>
         </w:numPr>
       </w:pPr>
       <w:r>
@@ -9136,7 +9151,7 @@
       <w:pPr>
         <w:numPr>
           <w:ilvl w:val="0"/>
-          <w:numId w:val="66"/>
+          <w:numId w:val="34"/>
         </w:numPr>
       </w:pPr>
       <w:r>
@@ -9176,7 +9191,7 @@
       <w:pPr>
         <w:numPr>
           <w:ilvl w:val="0"/>
-          <w:numId w:val="45"/>
+          <w:numId w:val="19"/>
         </w:numPr>
       </w:pPr>
       <w:r>
@@ -9187,7 +9202,7 @@
       <w:pPr>
         <w:numPr>
           <w:ilvl w:val="0"/>
-          <w:numId w:val="45"/>
+          <w:numId w:val="19"/>
         </w:numPr>
       </w:pPr>
       <w:r>
@@ -9198,7 +9213,7 @@
       <w:pPr>
         <w:numPr>
           <w:ilvl w:val="0"/>
-          <w:numId w:val="45"/>
+          <w:numId w:val="19"/>
         </w:numPr>
       </w:pPr>
       <w:r>
@@ -9221,7 +9236,7 @@
       <w:pPr>
         <w:numPr>
           <w:ilvl w:val="0"/>
-          <w:numId w:val="45"/>
+          <w:numId w:val="19"/>
         </w:numPr>
       </w:pPr>
       <w:r>
@@ -9257,6 +9272,7 @@
     </w:p>
     <w:p>
       <w:r>
+        <w:lastRenderedPageBreak/>
         <w:t>К недостаткам гибких методологий можно отнести:</w:t>
       </w:r>
     </w:p>
@@ -9264,7 +9280,7 @@
       <w:pPr>
         <w:numPr>
           <w:ilvl w:val="0"/>
-          <w:numId w:val="45"/>
+          <w:numId w:val="19"/>
         </w:numPr>
       </w:pPr>
       <w:r>
@@ -9299,7 +9315,7 @@
       <w:pPr>
         <w:numPr>
           <w:ilvl w:val="0"/>
-          <w:numId w:val="45"/>
+          <w:numId w:val="19"/>
         </w:numPr>
       </w:pPr>
       <w:r>
@@ -9322,7 +9338,7 @@
       <w:pPr>
         <w:numPr>
           <w:ilvl w:val="0"/>
-          <w:numId w:val="45"/>
+          <w:numId w:val="19"/>
         </w:numPr>
       </w:pPr>
       <w:r>
@@ -9342,7 +9358,7 @@
       <w:pPr>
         <w:numPr>
           <w:ilvl w:val="0"/>
-          <w:numId w:val="45"/>
+          <w:numId w:val="19"/>
         </w:numPr>
       </w:pPr>
       <w:r>
@@ -9404,7 +9420,7 @@
       <w:pPr>
         <w:numPr>
           <w:ilvl w:val="0"/>
-          <w:numId w:val="67"/>
+          <w:numId w:val="35"/>
         </w:numPr>
       </w:pPr>
       <w:r>
@@ -9415,7 +9431,7 @@
       <w:pPr>
         <w:numPr>
           <w:ilvl w:val="0"/>
-          <w:numId w:val="67"/>
+          <w:numId w:val="35"/>
         </w:numPr>
       </w:pPr>
       <w:r>
@@ -9432,7 +9448,7 @@
       <w:pPr>
         <w:numPr>
           <w:ilvl w:val="0"/>
-          <w:numId w:val="67"/>
+          <w:numId w:val="35"/>
         </w:numPr>
       </w:pPr>
       <w:r>
@@ -9443,7 +9459,7 @@
       <w:pPr>
         <w:numPr>
           <w:ilvl w:val="0"/>
-          <w:numId w:val="67"/>
+          <w:numId w:val="35"/>
         </w:numPr>
       </w:pPr>
       <w:r>
@@ -9466,7 +9482,7 @@
       <w:pPr>
         <w:numPr>
           <w:ilvl w:val="0"/>
-          <w:numId w:val="67"/>
+          <w:numId w:val="35"/>
         </w:numPr>
       </w:pPr>
       <w:r>
@@ -9528,7 +9544,7 @@
       <w:pPr>
         <w:numPr>
           <w:ilvl w:val="0"/>
-          <w:numId w:val="41"/>
+          <w:numId w:val="17"/>
         </w:numPr>
         <w:ind w:left="0" w:firstLine="426"/>
       </w:pPr>
@@ -9540,7 +9556,7 @@
       <w:pPr>
         <w:numPr>
           <w:ilvl w:val="0"/>
-          <w:numId w:val="41"/>
+          <w:numId w:val="17"/>
         </w:numPr>
         <w:ind w:left="0" w:firstLine="426"/>
       </w:pPr>
@@ -9552,7 +9568,7 @@
       <w:pPr>
         <w:numPr>
           <w:ilvl w:val="0"/>
-          <w:numId w:val="41"/>
+          <w:numId w:val="17"/>
         </w:numPr>
         <w:ind w:left="0" w:firstLine="426"/>
       </w:pPr>
@@ -9564,7 +9580,7 @@
       <w:pPr>
         <w:numPr>
           <w:ilvl w:val="0"/>
-          <w:numId w:val="41"/>
+          <w:numId w:val="17"/>
         </w:numPr>
         <w:ind w:left="0" w:firstLine="426"/>
       </w:pPr>
@@ -9576,7 +9592,7 @@
       <w:pPr>
         <w:numPr>
           <w:ilvl w:val="0"/>
-          <w:numId w:val="41"/>
+          <w:numId w:val="17"/>
         </w:numPr>
         <w:ind w:left="0" w:firstLine="426"/>
       </w:pPr>
@@ -9588,7 +9604,7 @@
       <w:pPr>
         <w:numPr>
           <w:ilvl w:val="0"/>
-          <w:numId w:val="41"/>
+          <w:numId w:val="17"/>
         </w:numPr>
         <w:ind w:left="0" w:firstLine="426"/>
       </w:pPr>
@@ -9666,6 +9682,7 @@
     </w:p>
     <w:p>
       <w:r>
+        <w:lastRenderedPageBreak/>
         <w:t xml:space="preserve">Ядро RUP составляют следующие рабочие процессы (рис. </w:t>
       </w:r>
       <w:r>
@@ -9691,7 +9708,7 @@
       <w:pPr>
         <w:numPr>
           <w:ilvl w:val="0"/>
-          <w:numId w:val="41"/>
+          <w:numId w:val="17"/>
         </w:numPr>
         <w:ind w:left="0" w:firstLine="426"/>
       </w:pPr>
@@ -9711,7 +9728,7 @@
       <w:pPr>
         <w:numPr>
           <w:ilvl w:val="0"/>
-          <w:numId w:val="41"/>
+          <w:numId w:val="17"/>
         </w:numPr>
         <w:ind w:left="0" w:firstLine="426"/>
       </w:pPr>
@@ -9731,7 +9748,7 @@
       <w:pPr>
         <w:numPr>
           <w:ilvl w:val="0"/>
-          <w:numId w:val="41"/>
+          <w:numId w:val="17"/>
         </w:numPr>
         <w:ind w:left="0" w:firstLine="426"/>
       </w:pPr>
@@ -9743,7 +9760,7 @@
       <w:pPr>
         <w:numPr>
           <w:ilvl w:val="0"/>
-          <w:numId w:val="41"/>
+          <w:numId w:val="17"/>
         </w:numPr>
         <w:ind w:left="0" w:firstLine="426"/>
       </w:pPr>
@@ -9763,7 +9780,7 @@
       <w:pPr>
         <w:numPr>
           <w:ilvl w:val="0"/>
-          <w:numId w:val="41"/>
+          <w:numId w:val="17"/>
         </w:numPr>
         <w:ind w:left="0" w:firstLine="426"/>
       </w:pPr>
@@ -9775,7 +9792,7 @@
       <w:pPr>
         <w:numPr>
           <w:ilvl w:val="0"/>
-          <w:numId w:val="41"/>
+          <w:numId w:val="17"/>
         </w:numPr>
         <w:ind w:left="0" w:firstLine="426"/>
       </w:pPr>
@@ -9795,7 +9812,7 @@
       <w:pPr>
         <w:numPr>
           <w:ilvl w:val="0"/>
-          <w:numId w:val="41"/>
+          <w:numId w:val="17"/>
         </w:numPr>
         <w:ind w:left="0" w:firstLine="426"/>
       </w:pPr>
@@ -9807,7 +9824,7 @@
       <w:pPr>
         <w:numPr>
           <w:ilvl w:val="0"/>
-          <w:numId w:val="41"/>
+          <w:numId w:val="17"/>
         </w:numPr>
         <w:ind w:left="0" w:firstLine="426"/>
       </w:pPr>
@@ -9819,7 +9836,7 @@
       <w:pPr>
         <w:numPr>
           <w:ilvl w:val="0"/>
-          <w:numId w:val="41"/>
+          <w:numId w:val="17"/>
         </w:numPr>
         <w:ind w:left="0" w:firstLine="426"/>
       </w:pPr>
@@ -9831,7 +9848,7 @@
       <w:pPr>
         <w:numPr>
           <w:ilvl w:val="0"/>
-          <w:numId w:val="41"/>
+          <w:numId w:val="17"/>
         </w:numPr>
         <w:ind w:left="0" w:firstLine="426"/>
       </w:pPr>
@@ -10063,7 +10080,7 @@
       <w:pPr>
         <w:numPr>
           <w:ilvl w:val="0"/>
-          <w:numId w:val="42"/>
+          <w:numId w:val="18"/>
         </w:numPr>
         <w:tabs>
           <w:tab w:val="left" w:pos="851"/>
@@ -10078,7 +10095,7 @@
       <w:pPr>
         <w:numPr>
           <w:ilvl w:val="0"/>
-          <w:numId w:val="42"/>
+          <w:numId w:val="18"/>
         </w:numPr>
         <w:tabs>
           <w:tab w:val="left" w:pos="851"/>
@@ -10093,7 +10110,7 @@
       <w:pPr>
         <w:numPr>
           <w:ilvl w:val="0"/>
-          <w:numId w:val="42"/>
+          <w:numId w:val="18"/>
         </w:numPr>
         <w:tabs>
           <w:tab w:val="left" w:pos="851"/>
@@ -10108,7 +10125,7 @@
       <w:pPr>
         <w:numPr>
           <w:ilvl w:val="0"/>
-          <w:numId w:val="42"/>
+          <w:numId w:val="18"/>
         </w:numPr>
         <w:tabs>
           <w:tab w:val="left" w:pos="851"/>
@@ -10123,7 +10140,7 @@
       <w:pPr>
         <w:numPr>
           <w:ilvl w:val="0"/>
-          <w:numId w:val="42"/>
+          <w:numId w:val="18"/>
         </w:numPr>
         <w:tabs>
           <w:tab w:val="left" w:pos="851"/>
@@ -10138,7 +10155,7 @@
       <w:pPr>
         <w:numPr>
           <w:ilvl w:val="0"/>
-          <w:numId w:val="42"/>
+          <w:numId w:val="18"/>
         </w:numPr>
         <w:tabs>
           <w:tab w:val="left" w:pos="851"/>
@@ -10153,7 +10170,7 @@
       <w:pPr>
         <w:numPr>
           <w:ilvl w:val="0"/>
-          <w:numId w:val="42"/>
+          <w:numId w:val="18"/>
         </w:numPr>
         <w:tabs>
           <w:tab w:val="left" w:pos="851"/>
@@ -10168,7 +10185,7 @@
       <w:pPr>
         <w:numPr>
           <w:ilvl w:val="0"/>
-          <w:numId w:val="42"/>
+          <w:numId w:val="18"/>
         </w:numPr>
         <w:tabs>
           <w:tab w:val="left" w:pos="851"/>
@@ -10176,6 +10193,7 @@
         <w:ind w:left="0" w:firstLine="426"/>
       </w:pPr>
       <w:r>
+        <w:lastRenderedPageBreak/>
         <w:t>заказчик в команде;</w:t>
       </w:r>
     </w:p>
@@ -10183,7 +10201,7 @@
       <w:pPr>
         <w:numPr>
           <w:ilvl w:val="0"/>
-          <w:numId w:val="42"/>
+          <w:numId w:val="18"/>
         </w:numPr>
         <w:tabs>
           <w:tab w:val="left" w:pos="851"/>
@@ -10198,7 +10216,7 @@
       <w:pPr>
         <w:numPr>
           <w:ilvl w:val="0"/>
-          <w:numId w:val="42"/>
+          <w:numId w:val="18"/>
         </w:numPr>
         <w:tabs>
           <w:tab w:val="left" w:pos="851"/>
@@ -10213,7 +10231,7 @@
       <w:pPr>
         <w:numPr>
           <w:ilvl w:val="0"/>
-          <w:numId w:val="42"/>
+          <w:numId w:val="18"/>
         </w:numPr>
         <w:tabs>
           <w:tab w:val="left" w:pos="851"/>
@@ -10228,7 +10246,7 @@
       <w:pPr>
         <w:numPr>
           <w:ilvl w:val="0"/>
-          <w:numId w:val="42"/>
+          <w:numId w:val="18"/>
         </w:numPr>
         <w:tabs>
           <w:tab w:val="left" w:pos="851"/>
@@ -10353,7 +10371,7 @@
       <w:pPr>
         <w:numPr>
           <w:ilvl w:val="0"/>
-          <w:numId w:val="50"/>
+          <w:numId w:val="22"/>
         </w:numPr>
       </w:pPr>
       <w:r>
@@ -10364,7 +10382,7 @@
       <w:pPr>
         <w:numPr>
           <w:ilvl w:val="0"/>
-          <w:numId w:val="50"/>
+          <w:numId w:val="22"/>
         </w:numPr>
       </w:pPr>
       <w:r>
@@ -10375,7 +10393,7 @@
       <w:pPr>
         <w:numPr>
           <w:ilvl w:val="0"/>
-          <w:numId w:val="50"/>
+          <w:numId w:val="22"/>
         </w:numPr>
       </w:pPr>
       <w:r>
@@ -10386,7 +10404,7 @@
       <w:pPr>
         <w:numPr>
           <w:ilvl w:val="0"/>
-          <w:numId w:val="50"/>
+          <w:numId w:val="22"/>
         </w:numPr>
       </w:pPr>
       <w:r>
@@ -10415,7 +10433,7 @@
       <w:pPr>
         <w:numPr>
           <w:ilvl w:val="0"/>
-          <w:numId w:val="50"/>
+          <w:numId w:val="22"/>
         </w:numPr>
       </w:pPr>
       <w:r>
@@ -10426,7 +10444,7 @@
       <w:pPr>
         <w:numPr>
           <w:ilvl w:val="0"/>
-          <w:numId w:val="50"/>
+          <w:numId w:val="22"/>
         </w:numPr>
       </w:pPr>
       <w:r>
@@ -10437,7 +10455,7 @@
       <w:pPr>
         <w:numPr>
           <w:ilvl w:val="0"/>
-          <w:numId w:val="50"/>
+          <w:numId w:val="22"/>
         </w:numPr>
       </w:pPr>
       <w:r>
@@ -10451,7 +10469,7 @@
       <w:pPr>
         <w:numPr>
           <w:ilvl w:val="0"/>
-          <w:numId w:val="50"/>
+          <w:numId w:val="22"/>
         </w:numPr>
       </w:pPr>
       <w:r>
@@ -10476,7 +10494,7 @@
       <w:pPr>
         <w:numPr>
           <w:ilvl w:val="0"/>
-          <w:numId w:val="49"/>
+          <w:numId w:val="21"/>
         </w:numPr>
       </w:pPr>
       <w:r>
@@ -10487,7 +10505,7 @@
       <w:pPr>
         <w:numPr>
           <w:ilvl w:val="0"/>
-          <w:numId w:val="49"/>
+          <w:numId w:val="21"/>
         </w:numPr>
       </w:pPr>
       <w:r>
@@ -10498,10 +10516,11 @@
       <w:pPr>
         <w:numPr>
           <w:ilvl w:val="0"/>
-          <w:numId w:val="49"/>
+          <w:numId w:val="21"/>
         </w:numPr>
       </w:pPr>
       <w:r>
+        <w:lastRenderedPageBreak/>
         <w:t xml:space="preserve">успех XP сильно зависит от уровня программистов, методология работает только с </w:t>
       </w:r>
       <w:proofErr w:type="spellStart"/>
@@ -10520,7 +10539,7 @@
       <w:pPr>
         <w:numPr>
           <w:ilvl w:val="0"/>
-          <w:numId w:val="49"/>
+          <w:numId w:val="21"/>
         </w:numPr>
       </w:pPr>
       <w:r>
@@ -10531,7 +10550,7 @@
       <w:pPr>
         <w:numPr>
           <w:ilvl w:val="0"/>
-          <w:numId w:val="49"/>
+          <w:numId w:val="21"/>
         </w:numPr>
       </w:pPr>
       <w:r>
@@ -10542,7 +10561,7 @@
       <w:pPr>
         <w:numPr>
           <w:ilvl w:val="0"/>
-          <w:numId w:val="49"/>
+          <w:numId w:val="21"/>
         </w:numPr>
       </w:pPr>
       <w:r>
@@ -10553,7 +10572,7 @@
       <w:pPr>
         <w:numPr>
           <w:ilvl w:val="0"/>
-          <w:numId w:val="49"/>
+          <w:numId w:val="21"/>
         </w:numPr>
       </w:pPr>
       <w:r>
@@ -10564,7 +10583,7 @@
       <w:pPr>
         <w:numPr>
           <w:ilvl w:val="0"/>
-          <w:numId w:val="49"/>
+          <w:numId w:val="21"/>
         </w:numPr>
       </w:pPr>
       <w:r>
@@ -10910,7 +10929,7 @@
       <w:pPr>
         <w:numPr>
           <w:ilvl w:val="0"/>
-          <w:numId w:val="56"/>
+          <w:numId w:val="28"/>
         </w:numPr>
         <w:ind w:left="0" w:firstLine="426"/>
       </w:pPr>
@@ -10965,7 +10984,7 @@
       <w:pPr>
         <w:numPr>
           <w:ilvl w:val="0"/>
-          <w:numId w:val="56"/>
+          <w:numId w:val="28"/>
         </w:numPr>
         <w:ind w:left="0" w:firstLine="426"/>
       </w:pPr>
@@ -10991,7 +11010,7 @@
       <w:pPr>
         <w:numPr>
           <w:ilvl w:val="0"/>
-          <w:numId w:val="56"/>
+          <w:numId w:val="28"/>
         </w:numPr>
         <w:ind w:left="0" w:firstLine="426"/>
       </w:pPr>
@@ -11029,6 +11048,7 @@
     </w:p>
     <w:p>
       <w:r>
+        <w:lastRenderedPageBreak/>
         <w:t xml:space="preserve">Практика </w:t>
       </w:r>
       <w:r>
@@ -11089,7 +11109,7 @@
       <w:pPr>
         <w:numPr>
           <w:ilvl w:val="0"/>
-          <w:numId w:val="57"/>
+          <w:numId w:val="29"/>
         </w:numPr>
       </w:pPr>
       <w:r>
@@ -11109,7 +11129,7 @@
       <w:pPr>
         <w:numPr>
           <w:ilvl w:val="0"/>
-          <w:numId w:val="57"/>
+          <w:numId w:val="29"/>
         </w:numPr>
         <w:rPr>
           <w:lang w:val="en-US"/>
@@ -11138,7 +11158,7 @@
       <w:pPr>
         <w:numPr>
           <w:ilvl w:val="0"/>
-          <w:numId w:val="57"/>
+          <w:numId w:val="29"/>
         </w:numPr>
       </w:pPr>
       <w:r>
@@ -11171,7 +11191,7 @@
       <w:pPr>
         <w:numPr>
           <w:ilvl w:val="0"/>
-          <w:numId w:val="57"/>
+          <w:numId w:val="29"/>
         </w:numPr>
       </w:pPr>
       <w:proofErr w:type="spellStart"/>
@@ -11199,7 +11219,7 @@
       <w:pPr>
         <w:numPr>
           <w:ilvl w:val="0"/>
-          <w:numId w:val="57"/>
+          <w:numId w:val="29"/>
         </w:numPr>
       </w:pPr>
       <w:r>
@@ -11249,7 +11269,7 @@
       <w:pPr>
         <w:numPr>
           <w:ilvl w:val="0"/>
-          <w:numId w:val="57"/>
+          <w:numId w:val="29"/>
         </w:numPr>
       </w:pPr>
       <w:r>
@@ -11281,7 +11301,7 @@
       <w:pPr>
         <w:numPr>
           <w:ilvl w:val="0"/>
-          <w:numId w:val="57"/>
+          <w:numId w:val="29"/>
         </w:numPr>
       </w:pPr>
       <w:r>
@@ -11330,7 +11350,7 @@
       <w:pPr>
         <w:numPr>
           <w:ilvl w:val="0"/>
-          <w:numId w:val="57"/>
+          <w:numId w:val="29"/>
         </w:numPr>
       </w:pPr>
       <w:r>
@@ -11389,7 +11409,7 @@
       <w:pPr>
         <w:numPr>
           <w:ilvl w:val="0"/>
-          <w:numId w:val="57"/>
+          <w:numId w:val="29"/>
         </w:numPr>
       </w:pPr>
       <w:r>
@@ -11423,7 +11443,7 @@
       <w:pPr>
         <w:numPr>
           <w:ilvl w:val="0"/>
-          <w:numId w:val="57"/>
+          <w:numId w:val="29"/>
         </w:numPr>
       </w:pPr>
       <w:r>
@@ -11478,7 +11498,7 @@
       <w:pPr>
         <w:numPr>
           <w:ilvl w:val="0"/>
-          <w:numId w:val="56"/>
+          <w:numId w:val="28"/>
         </w:numPr>
         <w:ind w:left="0" w:firstLine="426"/>
       </w:pPr>
@@ -11490,7 +11510,7 @@
       <w:pPr>
         <w:numPr>
           <w:ilvl w:val="0"/>
-          <w:numId w:val="56"/>
+          <w:numId w:val="28"/>
         </w:numPr>
         <w:ind w:left="0" w:firstLine="426"/>
       </w:pPr>
@@ -11502,7 +11522,7 @@
       <w:pPr>
         <w:numPr>
           <w:ilvl w:val="0"/>
-          <w:numId w:val="56"/>
+          <w:numId w:val="28"/>
         </w:numPr>
         <w:ind w:left="0" w:firstLine="426"/>
       </w:pPr>
@@ -11522,7 +11542,7 @@
       <w:pPr>
         <w:numPr>
           <w:ilvl w:val="0"/>
-          <w:numId w:val="56"/>
+          <w:numId w:val="28"/>
         </w:numPr>
         <w:ind w:left="0" w:firstLine="426"/>
       </w:pPr>
@@ -11534,7 +11554,7 @@
       <w:pPr>
         <w:numPr>
           <w:ilvl w:val="0"/>
-          <w:numId w:val="56"/>
+          <w:numId w:val="28"/>
         </w:numPr>
         <w:ind w:left="0" w:firstLine="426"/>
       </w:pPr>
@@ -11546,7 +11566,7 @@
       <w:pPr>
         <w:numPr>
           <w:ilvl w:val="0"/>
-          <w:numId w:val="56"/>
+          <w:numId w:val="28"/>
         </w:numPr>
         <w:ind w:left="0" w:firstLine="426"/>
       </w:pPr>
@@ -11592,7 +11612,7 @@
       <w:pPr>
         <w:numPr>
           <w:ilvl w:val="0"/>
-          <w:numId w:val="56"/>
+          <w:numId w:val="28"/>
         </w:numPr>
         <w:ind w:left="0" w:firstLine="426"/>
       </w:pPr>
@@ -11660,7 +11680,7 @@
       <w:pPr>
         <w:numPr>
           <w:ilvl w:val="0"/>
-          <w:numId w:val="56"/>
+          <w:numId w:val="28"/>
         </w:numPr>
         <w:ind w:left="0" w:firstLine="426"/>
       </w:pPr>
@@ -11696,11 +11716,12 @@
       <w:pPr>
         <w:numPr>
           <w:ilvl w:val="0"/>
-          <w:numId w:val="56"/>
+          <w:numId w:val="28"/>
         </w:numPr>
         <w:ind w:left="0" w:firstLine="426"/>
       </w:pPr>
       <w:r>
+        <w:lastRenderedPageBreak/>
         <w:t>н</w:t>
       </w:r>
       <w:r>
@@ -11768,7 +11789,7 @@
       <w:pPr>
         <w:numPr>
           <w:ilvl w:val="0"/>
-          <w:numId w:val="56"/>
+          <w:numId w:val="28"/>
         </w:numPr>
         <w:ind w:left="0" w:firstLine="426"/>
       </w:pPr>
@@ -11791,7 +11812,7 @@
       <w:pPr>
         <w:numPr>
           <w:ilvl w:val="0"/>
-          <w:numId w:val="56"/>
+          <w:numId w:val="28"/>
         </w:numPr>
         <w:ind w:left="0" w:firstLine="426"/>
       </w:pPr>
@@ -13741,6 +13762,7 @@
       </w:pPr>
       <w:bookmarkStart w:id="19" w:name="_Toc226935518"/>
       <w:r>
+        <w:lastRenderedPageBreak/>
         <w:t>Этапы жизненного цикла информационной системы «</w:t>
       </w:r>
       <w:proofErr w:type="spellStart"/>
@@ -13777,7 +13799,7 @@
       <w:pPr>
         <w:numPr>
           <w:ilvl w:val="0"/>
-          <w:numId w:val="68"/>
+          <w:numId w:val="36"/>
         </w:numPr>
       </w:pPr>
       <w:r>
@@ -13797,7 +13819,7 @@
       <w:pPr>
         <w:numPr>
           <w:ilvl w:val="0"/>
-          <w:numId w:val="69"/>
+          <w:numId w:val="37"/>
         </w:numPr>
       </w:pPr>
       <w:r>
@@ -13833,7 +13855,7 @@
       <w:pPr>
         <w:numPr>
           <w:ilvl w:val="0"/>
-          <w:numId w:val="69"/>
+          <w:numId w:val="37"/>
         </w:numPr>
       </w:pPr>
       <w:r>
@@ -13893,7 +13915,7 @@
       <w:pPr>
         <w:numPr>
           <w:ilvl w:val="0"/>
-          <w:numId w:val="68"/>
+          <w:numId w:val="36"/>
         </w:numPr>
       </w:pPr>
       <w:r>
@@ -13910,7 +13932,7 @@
       <w:pPr>
         <w:numPr>
           <w:ilvl w:val="0"/>
-          <w:numId w:val="70"/>
+          <w:numId w:val="38"/>
         </w:numPr>
       </w:pPr>
       <w:r>
@@ -13948,7 +13970,7 @@
       <w:pPr>
         <w:numPr>
           <w:ilvl w:val="0"/>
-          <w:numId w:val="70"/>
+          <w:numId w:val="38"/>
         </w:numPr>
       </w:pPr>
       <w:r>
@@ -13998,7 +14020,7 @@
       <w:pPr>
         <w:numPr>
           <w:ilvl w:val="0"/>
-          <w:numId w:val="70"/>
+          <w:numId w:val="38"/>
         </w:numPr>
       </w:pPr>
       <w:r>
@@ -14051,7 +14073,7 @@
       <w:pPr>
         <w:numPr>
           <w:ilvl w:val="0"/>
-          <w:numId w:val="68"/>
+          <w:numId w:val="36"/>
         </w:numPr>
       </w:pPr>
       <w:r>
@@ -14076,7 +14098,7 @@
       <w:pPr>
         <w:numPr>
           <w:ilvl w:val="0"/>
-          <w:numId w:val="70"/>
+          <w:numId w:val="38"/>
         </w:numPr>
       </w:pPr>
       <w:r>
@@ -14090,7 +14112,7 @@
       <w:pPr>
         <w:numPr>
           <w:ilvl w:val="0"/>
-          <w:numId w:val="70"/>
+          <w:numId w:val="38"/>
         </w:numPr>
       </w:pPr>
       <w:r>
@@ -14126,7 +14148,7 @@
       <w:pPr>
         <w:numPr>
           <w:ilvl w:val="0"/>
-          <w:numId w:val="68"/>
+          <w:numId w:val="36"/>
         </w:numPr>
       </w:pPr>
       <w:r>
@@ -14137,7 +14159,7 @@
       <w:pPr>
         <w:numPr>
           <w:ilvl w:val="0"/>
-          <w:numId w:val="71"/>
+          <w:numId w:val="39"/>
         </w:numPr>
       </w:pPr>
       <w:r>
@@ -14172,7 +14194,7 @@
       <w:pPr>
         <w:numPr>
           <w:ilvl w:val="0"/>
-          <w:numId w:val="71"/>
+          <w:numId w:val="39"/>
         </w:numPr>
       </w:pPr>
       <w:r>
@@ -14220,7 +14242,7 @@
       <w:pPr>
         <w:numPr>
           <w:ilvl w:val="0"/>
-          <w:numId w:val="71"/>
+          <w:numId w:val="39"/>
         </w:numPr>
       </w:pPr>
       <w:r>
@@ -14247,7 +14269,7 @@
       <w:pPr>
         <w:numPr>
           <w:ilvl w:val="0"/>
-          <w:numId w:val="68"/>
+          <w:numId w:val="36"/>
         </w:numPr>
       </w:pPr>
       <w:r>
@@ -14288,7 +14310,7 @@
       <w:pPr>
         <w:numPr>
           <w:ilvl w:val="0"/>
-          <w:numId w:val="72"/>
+          <w:numId w:val="40"/>
         </w:numPr>
       </w:pPr>
       <w:r>
@@ -14332,7 +14354,7 @@
       <w:pPr>
         <w:numPr>
           <w:ilvl w:val="0"/>
-          <w:numId w:val="72"/>
+          <w:numId w:val="40"/>
         </w:numPr>
       </w:pPr>
       <w:r>
@@ -14420,7 +14442,7 @@
       <w:pPr>
         <w:numPr>
           <w:ilvl w:val="0"/>
-          <w:numId w:val="72"/>
+          <w:numId w:val="40"/>
         </w:numPr>
       </w:pPr>
       <w:r>
@@ -14447,7 +14469,7 @@
       <w:pPr>
         <w:numPr>
           <w:ilvl w:val="0"/>
-          <w:numId w:val="72"/>
+          <w:numId w:val="40"/>
         </w:numPr>
       </w:pPr>
       <w:r>
@@ -14484,7 +14506,7 @@
       <w:pPr>
         <w:numPr>
           <w:ilvl w:val="0"/>
-          <w:numId w:val="68"/>
+          <w:numId w:val="36"/>
         </w:numPr>
       </w:pPr>
       <w:r>
@@ -14512,7 +14534,7 @@
       <w:pPr>
         <w:numPr>
           <w:ilvl w:val="0"/>
-          <w:numId w:val="73"/>
+          <w:numId w:val="41"/>
         </w:numPr>
       </w:pPr>
       <w:r>
@@ -14531,7 +14553,7 @@
       <w:pPr>
         <w:numPr>
           <w:ilvl w:val="0"/>
-          <w:numId w:val="73"/>
+          <w:numId w:val="41"/>
         </w:numPr>
       </w:pPr>
       <w:r>
@@ -14564,7 +14586,7 @@
       <w:pPr>
         <w:numPr>
           <w:ilvl w:val="0"/>
-          <w:numId w:val="73"/>
+          <w:numId w:val="41"/>
         </w:numPr>
       </w:pPr>
       <w:r>
@@ -14597,7 +14619,7 @@
       <w:pPr>
         <w:numPr>
           <w:ilvl w:val="0"/>
-          <w:numId w:val="73"/>
+          <w:numId w:val="41"/>
         </w:numPr>
       </w:pPr>
       <w:r>
@@ -14632,6 +14654,7 @@
       <w:bookmarkStart w:id="21" w:name="_Toc226935519"/>
       <w:bookmarkEnd w:id="20"/>
       <w:r>
+        <w:lastRenderedPageBreak/>
         <w:t>Этап «</w:t>
       </w:r>
       <w:r>
@@ -14839,7 +14862,16 @@
         <w:t>согласно описанию предметной области в пункте 1</w:t>
       </w:r>
       <w:r>
-        <w:t xml:space="preserve">. Для проектирования </w:t>
+        <w:t xml:space="preserve">. </w:t>
+      </w:r>
+      <w:r>
+        <w:t>Наиболее популярным и простым решением является реляционная БД</w:t>
+      </w:r>
+      <w:r>
+        <w:t xml:space="preserve">. </w:t>
+      </w:r>
+      <w:r>
+        <w:t xml:space="preserve">Для проектирования </w:t>
       </w:r>
       <w:r>
         <w:t>БД</w:t>
@@ -14997,7 +15029,7 @@
       <w:pPr>
         <w:numPr>
           <w:ilvl w:val="0"/>
-          <w:numId w:val="34"/>
+          <w:numId w:val="12"/>
         </w:numPr>
         <w:ind w:left="0" w:firstLine="426"/>
       </w:pPr>
@@ -15049,7 +15081,7 @@
       <w:pPr>
         <w:numPr>
           <w:ilvl w:val="0"/>
-          <w:numId w:val="34"/>
+          <w:numId w:val="12"/>
         </w:numPr>
         <w:ind w:left="0" w:firstLine="426"/>
       </w:pPr>
@@ -15075,7 +15107,7 @@
         <w:t>)</w:t>
       </w:r>
       <w:r>
-        <w:t xml:space="preserve">, в которых появилась поддержка конкретных методологий разработки и интеллектуальная помощь в компоновке диаграмм и введена интеграция со средами реализации (например, генерация схем БД или шаблонов кода): линейки </w:t>
+        <w:t xml:space="preserve">, в которых появилась поддержка конкретных методологий разработки и интеллектуальная помощь в компоновке диаграмм и введена интеграция со средами реализации (например, генерация схем БД: линейки </w:t>
       </w:r>
       <w:proofErr w:type="spellStart"/>
       <w:r>
@@ -15106,11 +15138,12 @@
       <w:pPr>
         <w:numPr>
           <w:ilvl w:val="0"/>
-          <w:numId w:val="34"/>
+          <w:numId w:val="12"/>
         </w:numPr>
         <w:ind w:left="0" w:firstLine="426"/>
       </w:pPr>
       <w:r>
+        <w:lastRenderedPageBreak/>
         <w:t>CASE-средства</w:t>
       </w:r>
       <w:r>
@@ -15195,7 +15228,7 @@
       <w:pPr>
         <w:numPr>
           <w:ilvl w:val="0"/>
-          <w:numId w:val="34"/>
+          <w:numId w:val="12"/>
         </w:numPr>
         <w:ind w:left="0" w:firstLine="426"/>
       </w:pPr>
@@ -15402,6 +15435,9 @@
         <w:jc w:val="center"/>
       </w:pPr>
       <w:r>
+        <w:rPr>
+          <w:noProof/>
+        </w:rPr>
         <w:drawing>
           <wp:inline distT="0" distB="0" distL="0" distR="0" wp14:anchorId="77B23EB5" wp14:editId="684F1F83">
             <wp:extent cx="6120130" cy="3883660"/>
@@ -15499,20 +15535,194 @@
         </w:rPr>
         <w:t>-диаграмма предметной области</w:t>
       </w:r>
+      <w:r>
+        <w:t xml:space="preserve"> логическая</w:t>
+      </w:r>
     </w:p>
     <w:p/>
-    <w:p>
-      <w:r>
-        <w:rPr>
-          <w:highlight w:val="yellow"/>
-        </w:rPr>
-        <w:t>Описание сущностей Таблица</w:t>
-      </w:r>
-    </w:p>
     <w:p/>
     <w:p>
       <w:r>
-        <w:t xml:space="preserve">Наиболее популярным и простым решением для хранения и непрерывного доступа к структурированным данным является реляционная БД, в частности один и её поставщиков: </w:t>
+        <w:lastRenderedPageBreak/>
+        <w:t>С</w:t>
+      </w:r>
+      <w:r>
+        <w:t>ущност</w:t>
+      </w:r>
+      <w:r>
+        <w:t>и</w:t>
+      </w:r>
+      <w:r>
+        <w:t xml:space="preserve"> предметной области:</w:t>
+      </w:r>
+    </w:p>
+    <w:p>
+      <w:pPr>
+        <w:numPr>
+          <w:ilvl w:val="0"/>
+          <w:numId w:val="47"/>
+        </w:numPr>
+        <w:ind w:left="0" w:firstLine="426"/>
+      </w:pPr>
+      <w:r>
+        <w:t>Объекты – это …;</w:t>
+      </w:r>
+    </w:p>
+    <w:p>
+      <w:pPr>
+        <w:numPr>
+          <w:ilvl w:val="0"/>
+          <w:numId w:val="47"/>
+        </w:numPr>
+        <w:ind w:left="0" w:firstLine="426"/>
+      </w:pPr>
+      <w:r>
+        <w:t xml:space="preserve">Действия – это </w:t>
+      </w:r>
+      <w:r>
+        <w:t>описание того, что может и/или должен выполнять сотрудник для решения рабочих задач</w:t>
+      </w:r>
+      <w:r>
+        <w:t>;</w:t>
+      </w:r>
+    </w:p>
+    <w:p>
+      <w:pPr>
+        <w:numPr>
+          <w:ilvl w:val="0"/>
+          <w:numId w:val="47"/>
+        </w:numPr>
+        <w:ind w:left="0" w:firstLine="426"/>
+      </w:pPr>
+      <w:r>
+        <w:t xml:space="preserve">Шаги – это </w:t>
+      </w:r>
+      <w:r>
+        <w:t>единиц</w:t>
+      </w:r>
+      <w:r>
+        <w:t>ы</w:t>
+      </w:r>
+      <w:r>
+        <w:t xml:space="preserve"> сценария, содержащ</w:t>
+      </w:r>
+      <w:r>
+        <w:t>ие</w:t>
+      </w:r>
+      <w:r>
+        <w:t xml:space="preserve"> некотор</w:t>
+      </w:r>
+      <w:r>
+        <w:t>ы</w:t>
+      </w:r>
+      <w:r>
+        <w:t>е действи</w:t>
+      </w:r>
+      <w:r>
+        <w:t>я</w:t>
+      </w:r>
+      <w:r>
+        <w:t xml:space="preserve"> (метаданные) и объект</w:t>
+      </w:r>
+      <w:r>
+        <w:t>ы</w:t>
+      </w:r>
+      <w:r>
+        <w:t>, над которым</w:t>
+      </w:r>
+      <w:r>
+        <w:t>и</w:t>
+      </w:r>
+      <w:r>
+        <w:t xml:space="preserve"> выполня</w:t>
+      </w:r>
+      <w:r>
+        <w:t>ю</w:t>
+      </w:r>
+      <w:r>
+        <w:t>тся действи</w:t>
+      </w:r>
+      <w:r>
+        <w:t>я</w:t>
+      </w:r>
+      <w:r>
+        <w:t>;</w:t>
+      </w:r>
+    </w:p>
+    <w:p>
+      <w:pPr>
+        <w:numPr>
+          <w:ilvl w:val="0"/>
+          <w:numId w:val="47"/>
+        </w:numPr>
+        <w:ind w:left="0" w:firstLine="426"/>
+      </w:pPr>
+      <w:r>
+        <w:t xml:space="preserve">Сценарии – это </w:t>
+      </w:r>
+      <w:r>
+        <w:t>последовательности действий, которые описывают взаимодействие пользователя с некоторой моделируемой системой</w:t>
+      </w:r>
+      <w:r>
+        <w:t>;</w:t>
+      </w:r>
+    </w:p>
+    <w:p>
+      <w:pPr>
+        <w:numPr>
+          <w:ilvl w:val="0"/>
+          <w:numId w:val="47"/>
+        </w:numPr>
+        <w:ind w:left="0" w:firstLine="426"/>
+      </w:pPr>
+      <w:proofErr w:type="spellStart"/>
+      <w:r>
+        <w:t>ШагиСценариев</w:t>
+      </w:r>
+      <w:proofErr w:type="spellEnd"/>
+      <w:r>
+        <w:t xml:space="preserve"> – это …;</w:t>
+      </w:r>
+    </w:p>
+    <w:p>
+      <w:pPr>
+        <w:numPr>
+          <w:ilvl w:val="0"/>
+          <w:numId w:val="47"/>
+        </w:numPr>
+        <w:ind w:left="0" w:firstLine="426"/>
+      </w:pPr>
+      <w:r>
+        <w:t>Сессии – это ….</w:t>
+      </w:r>
+    </w:p>
+    <w:p>
+      <w:r>
+        <w:t>Был выбран н</w:t>
+      </w:r>
+      <w:r>
+        <w:t>аиболее популярны</w:t>
+      </w:r>
+      <w:r>
+        <w:t>й</w:t>
+      </w:r>
+      <w:r>
+        <w:t xml:space="preserve"> поставщик</w:t>
+      </w:r>
+      <w:r>
+        <w:t xml:space="preserve"> </w:t>
+      </w:r>
+      <w:r>
+        <w:t>реляционн</w:t>
+      </w:r>
+      <w:r>
+        <w:t>ой</w:t>
+      </w:r>
+      <w:r>
+        <w:t xml:space="preserve"> БД</w:t>
+      </w:r>
+      <w:r>
+        <w:t xml:space="preserve">: </w:t>
       </w:r>
       <w:r>
         <w:rPr>
@@ -15521,9 +15731,2114 @@
         <w:t>PostgreSQL</w:t>
       </w:r>
       <w:r>
+        <w:t xml:space="preserve">. </w:t>
+      </w:r>
+      <w:bookmarkStart w:id="23" w:name="_Hlk227625771"/>
+      <w:r>
+        <w:t>Был</w:t>
+      </w:r>
+      <w:r>
+        <w:t>о</w:t>
+      </w:r>
+      <w:r>
+        <w:t xml:space="preserve"> составлено описание сущностей на физическом уровне (табл. 1-6)</w:t>
+      </w:r>
+      <w:r>
         <w:t>.</w:t>
       </w:r>
-    </w:p>
+      <w:bookmarkEnd w:id="23"/>
+    </w:p>
+    <w:p>
+      <w:pPr>
+        <w:jc w:val="right"/>
+      </w:pPr>
+      <w:bookmarkStart w:id="24" w:name="_Hlk227625876"/>
+      <w:r>
+        <w:t>Таблица 1</w:t>
+      </w:r>
+    </w:p>
+    <w:p>
+      <w:pPr>
+        <w:ind w:firstLine="0"/>
+        <w:jc w:val="center"/>
+      </w:pPr>
+      <w:r>
+        <w:t>Описание сущности «Объекты»</w:t>
+      </w:r>
+    </w:p>
+    <w:tbl>
+      <w:tblPr>
+        <w:tblStyle w:val="af1"/>
+        <w:tblW w:w="0" w:type="auto"/>
+        <w:jc w:val="center"/>
+        <w:tblLook w:val="04A0" w:firstRow="1" w:lastRow="0" w:firstColumn="1" w:lastColumn="0" w:noHBand="0" w:noVBand="1"/>
+      </w:tblPr>
+      <w:tblGrid>
+        <w:gridCol w:w="1925"/>
+        <w:gridCol w:w="1925"/>
+        <w:gridCol w:w="1926"/>
+        <w:gridCol w:w="1926"/>
+      </w:tblGrid>
+      <w:tr>
+        <w:trPr>
+          <w:jc w:val="center"/>
+        </w:trPr>
+        <w:tc>
+          <w:tcPr>
+            <w:tcW w:w="1925" w:type="dxa"/>
+          </w:tcPr>
+          <w:p>
+            <w:pPr>
+              <w:ind w:firstLine="0"/>
+              <w:jc w:val="center"/>
+            </w:pPr>
+            <w:r>
+              <w:t>Атрибут</w:t>
+            </w:r>
+          </w:p>
+        </w:tc>
+        <w:tc>
+          <w:tcPr>
+            <w:tcW w:w="1925" w:type="dxa"/>
+          </w:tcPr>
+          <w:p>
+            <w:pPr>
+              <w:ind w:firstLine="0"/>
+              <w:jc w:val="center"/>
+            </w:pPr>
+            <w:r>
+              <w:t>Тип</w:t>
+            </w:r>
+          </w:p>
+        </w:tc>
+        <w:tc>
+          <w:tcPr>
+            <w:tcW w:w="1926" w:type="dxa"/>
+          </w:tcPr>
+          <w:p>
+            <w:pPr>
+              <w:ind w:firstLine="0"/>
+              <w:jc w:val="center"/>
+            </w:pPr>
+            <w:r>
+              <w:t>Описание</w:t>
+            </w:r>
+          </w:p>
+        </w:tc>
+        <w:tc>
+          <w:tcPr>
+            <w:tcW w:w="1926" w:type="dxa"/>
+          </w:tcPr>
+          <w:p>
+            <w:pPr>
+              <w:ind w:firstLine="0"/>
+              <w:jc w:val="center"/>
+            </w:pPr>
+            <w:r>
+              <w:t>Размер</w:t>
+            </w:r>
+          </w:p>
+        </w:tc>
+      </w:tr>
+      <w:tr>
+        <w:trPr>
+          <w:jc w:val="center"/>
+        </w:trPr>
+        <w:tc>
+          <w:tcPr>
+            <w:tcW w:w="1925" w:type="dxa"/>
+          </w:tcPr>
+          <w:p>
+            <w:pPr>
+              <w:ind w:firstLine="0"/>
+              <w:jc w:val="left"/>
+            </w:pPr>
+          </w:p>
+        </w:tc>
+        <w:tc>
+          <w:tcPr>
+            <w:tcW w:w="1925" w:type="dxa"/>
+          </w:tcPr>
+          <w:p>
+            <w:pPr>
+              <w:ind w:firstLine="0"/>
+              <w:jc w:val="left"/>
+            </w:pPr>
+          </w:p>
+        </w:tc>
+        <w:tc>
+          <w:tcPr>
+            <w:tcW w:w="1926" w:type="dxa"/>
+          </w:tcPr>
+          <w:p>
+            <w:pPr>
+              <w:ind w:firstLine="0"/>
+              <w:jc w:val="left"/>
+            </w:pPr>
+          </w:p>
+        </w:tc>
+        <w:tc>
+          <w:tcPr>
+            <w:tcW w:w="1926" w:type="dxa"/>
+          </w:tcPr>
+          <w:p>
+            <w:pPr>
+              <w:ind w:firstLine="0"/>
+              <w:jc w:val="left"/>
+            </w:pPr>
+          </w:p>
+        </w:tc>
+      </w:tr>
+      <w:tr>
+        <w:trPr>
+          <w:jc w:val="center"/>
+        </w:trPr>
+        <w:tc>
+          <w:tcPr>
+            <w:tcW w:w="1925" w:type="dxa"/>
+          </w:tcPr>
+          <w:p>
+            <w:pPr>
+              <w:ind w:firstLine="0"/>
+              <w:jc w:val="left"/>
+            </w:pPr>
+          </w:p>
+        </w:tc>
+        <w:tc>
+          <w:tcPr>
+            <w:tcW w:w="1925" w:type="dxa"/>
+          </w:tcPr>
+          <w:p>
+            <w:pPr>
+              <w:ind w:firstLine="0"/>
+              <w:jc w:val="left"/>
+            </w:pPr>
+          </w:p>
+        </w:tc>
+        <w:tc>
+          <w:tcPr>
+            <w:tcW w:w="1926" w:type="dxa"/>
+          </w:tcPr>
+          <w:p>
+            <w:pPr>
+              <w:ind w:firstLine="0"/>
+              <w:jc w:val="left"/>
+            </w:pPr>
+          </w:p>
+        </w:tc>
+        <w:tc>
+          <w:tcPr>
+            <w:tcW w:w="1926" w:type="dxa"/>
+          </w:tcPr>
+          <w:p>
+            <w:pPr>
+              <w:ind w:firstLine="0"/>
+              <w:jc w:val="left"/>
+            </w:pPr>
+          </w:p>
+        </w:tc>
+      </w:tr>
+      <w:tr>
+        <w:trPr>
+          <w:jc w:val="center"/>
+        </w:trPr>
+        <w:tc>
+          <w:tcPr>
+            <w:tcW w:w="1925" w:type="dxa"/>
+          </w:tcPr>
+          <w:p>
+            <w:pPr>
+              <w:ind w:firstLine="0"/>
+              <w:jc w:val="left"/>
+            </w:pPr>
+          </w:p>
+        </w:tc>
+        <w:tc>
+          <w:tcPr>
+            <w:tcW w:w="1925" w:type="dxa"/>
+          </w:tcPr>
+          <w:p>
+            <w:pPr>
+              <w:ind w:firstLine="0"/>
+              <w:jc w:val="left"/>
+            </w:pPr>
+          </w:p>
+        </w:tc>
+        <w:tc>
+          <w:tcPr>
+            <w:tcW w:w="1926" w:type="dxa"/>
+          </w:tcPr>
+          <w:p>
+            <w:pPr>
+              <w:ind w:firstLine="0"/>
+              <w:jc w:val="left"/>
+            </w:pPr>
+          </w:p>
+        </w:tc>
+        <w:tc>
+          <w:tcPr>
+            <w:tcW w:w="1926" w:type="dxa"/>
+          </w:tcPr>
+          <w:p>
+            <w:pPr>
+              <w:ind w:firstLine="0"/>
+              <w:jc w:val="left"/>
+            </w:pPr>
+          </w:p>
+        </w:tc>
+      </w:tr>
+      <w:tr>
+        <w:trPr>
+          <w:jc w:val="center"/>
+        </w:trPr>
+        <w:tc>
+          <w:tcPr>
+            <w:tcW w:w="1925" w:type="dxa"/>
+          </w:tcPr>
+          <w:p>
+            <w:pPr>
+              <w:ind w:firstLine="0"/>
+              <w:jc w:val="left"/>
+            </w:pPr>
+          </w:p>
+        </w:tc>
+        <w:tc>
+          <w:tcPr>
+            <w:tcW w:w="1925" w:type="dxa"/>
+          </w:tcPr>
+          <w:p>
+            <w:pPr>
+              <w:ind w:firstLine="0"/>
+              <w:jc w:val="left"/>
+            </w:pPr>
+          </w:p>
+        </w:tc>
+        <w:tc>
+          <w:tcPr>
+            <w:tcW w:w="1926" w:type="dxa"/>
+          </w:tcPr>
+          <w:p>
+            <w:pPr>
+              <w:ind w:firstLine="0"/>
+              <w:jc w:val="left"/>
+            </w:pPr>
+          </w:p>
+        </w:tc>
+        <w:tc>
+          <w:tcPr>
+            <w:tcW w:w="1926" w:type="dxa"/>
+          </w:tcPr>
+          <w:p>
+            <w:pPr>
+              <w:ind w:firstLine="0"/>
+              <w:jc w:val="left"/>
+            </w:pPr>
+          </w:p>
+        </w:tc>
+      </w:tr>
+    </w:tbl>
+    <w:p/>
+    <w:p>
+      <w:pPr>
+        <w:jc w:val="right"/>
+      </w:pPr>
+      <w:r>
+        <w:t>Таблица 2</w:t>
+      </w:r>
+    </w:p>
+    <w:p>
+      <w:pPr>
+        <w:ind w:firstLine="0"/>
+        <w:jc w:val="center"/>
+      </w:pPr>
+      <w:r>
+        <w:t>Описание сущности «Действия»</w:t>
+      </w:r>
+    </w:p>
+    <w:tbl>
+      <w:tblPr>
+        <w:tblStyle w:val="af1"/>
+        <w:tblW w:w="0" w:type="auto"/>
+        <w:jc w:val="center"/>
+        <w:tblLook w:val="04A0" w:firstRow="1" w:lastRow="0" w:firstColumn="1" w:lastColumn="0" w:noHBand="0" w:noVBand="1"/>
+      </w:tblPr>
+      <w:tblGrid>
+        <w:gridCol w:w="1925"/>
+        <w:gridCol w:w="1925"/>
+        <w:gridCol w:w="1926"/>
+        <w:gridCol w:w="1926"/>
+      </w:tblGrid>
+      <w:tr>
+        <w:trPr>
+          <w:jc w:val="center"/>
+        </w:trPr>
+        <w:tc>
+          <w:tcPr>
+            <w:tcW w:w="1925" w:type="dxa"/>
+          </w:tcPr>
+          <w:p>
+            <w:pPr>
+              <w:ind w:firstLine="0"/>
+              <w:jc w:val="center"/>
+            </w:pPr>
+            <w:r>
+              <w:t>Атрибут</w:t>
+            </w:r>
+          </w:p>
+        </w:tc>
+        <w:tc>
+          <w:tcPr>
+            <w:tcW w:w="1925" w:type="dxa"/>
+          </w:tcPr>
+          <w:p>
+            <w:pPr>
+              <w:ind w:firstLine="0"/>
+              <w:jc w:val="center"/>
+            </w:pPr>
+            <w:r>
+              <w:t>Тип</w:t>
+            </w:r>
+          </w:p>
+        </w:tc>
+        <w:tc>
+          <w:tcPr>
+            <w:tcW w:w="1926" w:type="dxa"/>
+          </w:tcPr>
+          <w:p>
+            <w:pPr>
+              <w:ind w:firstLine="0"/>
+              <w:jc w:val="center"/>
+            </w:pPr>
+            <w:r>
+              <w:t>Описание</w:t>
+            </w:r>
+          </w:p>
+        </w:tc>
+        <w:tc>
+          <w:tcPr>
+            <w:tcW w:w="1926" w:type="dxa"/>
+          </w:tcPr>
+          <w:p>
+            <w:pPr>
+              <w:ind w:firstLine="0"/>
+              <w:jc w:val="center"/>
+            </w:pPr>
+            <w:r>
+              <w:t>Размер</w:t>
+            </w:r>
+          </w:p>
+        </w:tc>
+      </w:tr>
+      <w:tr>
+        <w:trPr>
+          <w:jc w:val="center"/>
+        </w:trPr>
+        <w:tc>
+          <w:tcPr>
+            <w:tcW w:w="1925" w:type="dxa"/>
+          </w:tcPr>
+          <w:p>
+            <w:pPr>
+              <w:ind w:firstLine="0"/>
+              <w:jc w:val="left"/>
+            </w:pPr>
+          </w:p>
+        </w:tc>
+        <w:tc>
+          <w:tcPr>
+            <w:tcW w:w="1925" w:type="dxa"/>
+          </w:tcPr>
+          <w:p>
+            <w:pPr>
+              <w:ind w:firstLine="0"/>
+              <w:jc w:val="left"/>
+            </w:pPr>
+          </w:p>
+        </w:tc>
+        <w:tc>
+          <w:tcPr>
+            <w:tcW w:w="1926" w:type="dxa"/>
+          </w:tcPr>
+          <w:p>
+            <w:pPr>
+              <w:ind w:firstLine="0"/>
+              <w:jc w:val="left"/>
+            </w:pPr>
+          </w:p>
+        </w:tc>
+        <w:tc>
+          <w:tcPr>
+            <w:tcW w:w="1926" w:type="dxa"/>
+          </w:tcPr>
+          <w:p>
+            <w:pPr>
+              <w:ind w:firstLine="0"/>
+              <w:jc w:val="left"/>
+            </w:pPr>
+          </w:p>
+        </w:tc>
+      </w:tr>
+      <w:tr>
+        <w:trPr>
+          <w:jc w:val="center"/>
+        </w:trPr>
+        <w:tc>
+          <w:tcPr>
+            <w:tcW w:w="1925" w:type="dxa"/>
+          </w:tcPr>
+          <w:p>
+            <w:pPr>
+              <w:ind w:firstLine="0"/>
+              <w:jc w:val="left"/>
+            </w:pPr>
+          </w:p>
+        </w:tc>
+        <w:tc>
+          <w:tcPr>
+            <w:tcW w:w="1925" w:type="dxa"/>
+          </w:tcPr>
+          <w:p>
+            <w:pPr>
+              <w:ind w:firstLine="0"/>
+              <w:jc w:val="left"/>
+            </w:pPr>
+          </w:p>
+        </w:tc>
+        <w:tc>
+          <w:tcPr>
+            <w:tcW w:w="1926" w:type="dxa"/>
+          </w:tcPr>
+          <w:p>
+            <w:pPr>
+              <w:ind w:firstLine="0"/>
+              <w:jc w:val="left"/>
+            </w:pPr>
+          </w:p>
+        </w:tc>
+        <w:tc>
+          <w:tcPr>
+            <w:tcW w:w="1926" w:type="dxa"/>
+          </w:tcPr>
+          <w:p>
+            <w:pPr>
+              <w:ind w:firstLine="0"/>
+              <w:jc w:val="left"/>
+            </w:pPr>
+          </w:p>
+        </w:tc>
+      </w:tr>
+      <w:tr>
+        <w:trPr>
+          <w:jc w:val="center"/>
+        </w:trPr>
+        <w:tc>
+          <w:tcPr>
+            <w:tcW w:w="1925" w:type="dxa"/>
+          </w:tcPr>
+          <w:p>
+            <w:pPr>
+              <w:ind w:firstLine="0"/>
+              <w:jc w:val="left"/>
+            </w:pPr>
+          </w:p>
+        </w:tc>
+        <w:tc>
+          <w:tcPr>
+            <w:tcW w:w="1925" w:type="dxa"/>
+          </w:tcPr>
+          <w:p>
+            <w:pPr>
+              <w:ind w:firstLine="0"/>
+              <w:jc w:val="left"/>
+            </w:pPr>
+          </w:p>
+        </w:tc>
+        <w:tc>
+          <w:tcPr>
+            <w:tcW w:w="1926" w:type="dxa"/>
+          </w:tcPr>
+          <w:p>
+            <w:pPr>
+              <w:ind w:firstLine="0"/>
+              <w:jc w:val="left"/>
+            </w:pPr>
+          </w:p>
+        </w:tc>
+        <w:tc>
+          <w:tcPr>
+            <w:tcW w:w="1926" w:type="dxa"/>
+          </w:tcPr>
+          <w:p>
+            <w:pPr>
+              <w:ind w:firstLine="0"/>
+              <w:jc w:val="left"/>
+            </w:pPr>
+          </w:p>
+        </w:tc>
+      </w:tr>
+      <w:tr>
+        <w:trPr>
+          <w:jc w:val="center"/>
+        </w:trPr>
+        <w:tc>
+          <w:tcPr>
+            <w:tcW w:w="1925" w:type="dxa"/>
+          </w:tcPr>
+          <w:p>
+            <w:pPr>
+              <w:ind w:firstLine="0"/>
+              <w:jc w:val="left"/>
+            </w:pPr>
+          </w:p>
+        </w:tc>
+        <w:tc>
+          <w:tcPr>
+            <w:tcW w:w="1925" w:type="dxa"/>
+          </w:tcPr>
+          <w:p>
+            <w:pPr>
+              <w:ind w:firstLine="0"/>
+              <w:jc w:val="left"/>
+            </w:pPr>
+          </w:p>
+        </w:tc>
+        <w:tc>
+          <w:tcPr>
+            <w:tcW w:w="1926" w:type="dxa"/>
+          </w:tcPr>
+          <w:p>
+            <w:pPr>
+              <w:ind w:firstLine="0"/>
+              <w:jc w:val="left"/>
+            </w:pPr>
+          </w:p>
+        </w:tc>
+        <w:tc>
+          <w:tcPr>
+            <w:tcW w:w="1926" w:type="dxa"/>
+          </w:tcPr>
+          <w:p>
+            <w:pPr>
+              <w:ind w:firstLine="0"/>
+              <w:jc w:val="left"/>
+            </w:pPr>
+          </w:p>
+        </w:tc>
+      </w:tr>
+    </w:tbl>
+    <w:p/>
+    <w:p>
+      <w:pPr>
+        <w:jc w:val="right"/>
+      </w:pPr>
+      <w:r>
+        <w:t>Таблица 3</w:t>
+      </w:r>
+    </w:p>
+    <w:p>
+      <w:pPr>
+        <w:ind w:firstLine="0"/>
+        <w:jc w:val="center"/>
+      </w:pPr>
+      <w:r>
+        <w:t>Описание сущности «Шаги»</w:t>
+      </w:r>
+    </w:p>
+    <w:tbl>
+      <w:tblPr>
+        <w:tblStyle w:val="af1"/>
+        <w:tblW w:w="0" w:type="auto"/>
+        <w:jc w:val="center"/>
+        <w:tblLook w:val="04A0" w:firstRow="1" w:lastRow="0" w:firstColumn="1" w:lastColumn="0" w:noHBand="0" w:noVBand="1"/>
+      </w:tblPr>
+      <w:tblGrid>
+        <w:gridCol w:w="1925"/>
+        <w:gridCol w:w="1925"/>
+        <w:gridCol w:w="1926"/>
+        <w:gridCol w:w="1926"/>
+      </w:tblGrid>
+      <w:tr>
+        <w:trPr>
+          <w:jc w:val="center"/>
+        </w:trPr>
+        <w:tc>
+          <w:tcPr>
+            <w:tcW w:w="1925" w:type="dxa"/>
+          </w:tcPr>
+          <w:p>
+            <w:pPr>
+              <w:ind w:firstLine="0"/>
+              <w:jc w:val="center"/>
+            </w:pPr>
+            <w:r>
+              <w:t>Атрибут</w:t>
+            </w:r>
+          </w:p>
+        </w:tc>
+        <w:tc>
+          <w:tcPr>
+            <w:tcW w:w="1925" w:type="dxa"/>
+          </w:tcPr>
+          <w:p>
+            <w:pPr>
+              <w:ind w:firstLine="0"/>
+              <w:jc w:val="center"/>
+            </w:pPr>
+            <w:r>
+              <w:t>Тип</w:t>
+            </w:r>
+          </w:p>
+        </w:tc>
+        <w:tc>
+          <w:tcPr>
+            <w:tcW w:w="1926" w:type="dxa"/>
+          </w:tcPr>
+          <w:p>
+            <w:pPr>
+              <w:ind w:firstLine="0"/>
+              <w:jc w:val="center"/>
+            </w:pPr>
+            <w:r>
+              <w:t>Описание</w:t>
+            </w:r>
+          </w:p>
+        </w:tc>
+        <w:tc>
+          <w:tcPr>
+            <w:tcW w:w="1926" w:type="dxa"/>
+          </w:tcPr>
+          <w:p>
+            <w:pPr>
+              <w:ind w:firstLine="0"/>
+              <w:jc w:val="center"/>
+            </w:pPr>
+            <w:r>
+              <w:t>Размер</w:t>
+            </w:r>
+          </w:p>
+        </w:tc>
+      </w:tr>
+      <w:tr>
+        <w:trPr>
+          <w:jc w:val="center"/>
+        </w:trPr>
+        <w:tc>
+          <w:tcPr>
+            <w:tcW w:w="1925" w:type="dxa"/>
+          </w:tcPr>
+          <w:p>
+            <w:pPr>
+              <w:ind w:firstLine="0"/>
+              <w:jc w:val="left"/>
+            </w:pPr>
+          </w:p>
+        </w:tc>
+        <w:tc>
+          <w:tcPr>
+            <w:tcW w:w="1925" w:type="dxa"/>
+          </w:tcPr>
+          <w:p>
+            <w:pPr>
+              <w:ind w:firstLine="0"/>
+              <w:jc w:val="left"/>
+            </w:pPr>
+          </w:p>
+        </w:tc>
+        <w:tc>
+          <w:tcPr>
+            <w:tcW w:w="1926" w:type="dxa"/>
+          </w:tcPr>
+          <w:p>
+            <w:pPr>
+              <w:ind w:firstLine="0"/>
+              <w:jc w:val="left"/>
+            </w:pPr>
+          </w:p>
+        </w:tc>
+        <w:tc>
+          <w:tcPr>
+            <w:tcW w:w="1926" w:type="dxa"/>
+          </w:tcPr>
+          <w:p>
+            <w:pPr>
+              <w:ind w:firstLine="0"/>
+              <w:jc w:val="left"/>
+            </w:pPr>
+          </w:p>
+        </w:tc>
+      </w:tr>
+      <w:tr>
+        <w:trPr>
+          <w:jc w:val="center"/>
+        </w:trPr>
+        <w:tc>
+          <w:tcPr>
+            <w:tcW w:w="1925" w:type="dxa"/>
+          </w:tcPr>
+          <w:p>
+            <w:pPr>
+              <w:ind w:firstLine="0"/>
+              <w:jc w:val="left"/>
+            </w:pPr>
+          </w:p>
+        </w:tc>
+        <w:tc>
+          <w:tcPr>
+            <w:tcW w:w="1925" w:type="dxa"/>
+          </w:tcPr>
+          <w:p>
+            <w:pPr>
+              <w:ind w:firstLine="0"/>
+              <w:jc w:val="left"/>
+            </w:pPr>
+          </w:p>
+        </w:tc>
+        <w:tc>
+          <w:tcPr>
+            <w:tcW w:w="1926" w:type="dxa"/>
+          </w:tcPr>
+          <w:p>
+            <w:pPr>
+              <w:ind w:firstLine="0"/>
+              <w:jc w:val="left"/>
+            </w:pPr>
+          </w:p>
+        </w:tc>
+        <w:tc>
+          <w:tcPr>
+            <w:tcW w:w="1926" w:type="dxa"/>
+          </w:tcPr>
+          <w:p>
+            <w:pPr>
+              <w:ind w:firstLine="0"/>
+              <w:jc w:val="left"/>
+            </w:pPr>
+          </w:p>
+        </w:tc>
+      </w:tr>
+      <w:tr>
+        <w:trPr>
+          <w:jc w:val="center"/>
+        </w:trPr>
+        <w:tc>
+          <w:tcPr>
+            <w:tcW w:w="1925" w:type="dxa"/>
+          </w:tcPr>
+          <w:p>
+            <w:pPr>
+              <w:ind w:firstLine="0"/>
+              <w:jc w:val="left"/>
+            </w:pPr>
+          </w:p>
+        </w:tc>
+        <w:tc>
+          <w:tcPr>
+            <w:tcW w:w="1925" w:type="dxa"/>
+          </w:tcPr>
+          <w:p>
+            <w:pPr>
+              <w:ind w:firstLine="0"/>
+              <w:jc w:val="left"/>
+            </w:pPr>
+          </w:p>
+        </w:tc>
+        <w:tc>
+          <w:tcPr>
+            <w:tcW w:w="1926" w:type="dxa"/>
+          </w:tcPr>
+          <w:p>
+            <w:pPr>
+              <w:ind w:firstLine="0"/>
+              <w:jc w:val="left"/>
+            </w:pPr>
+          </w:p>
+        </w:tc>
+        <w:tc>
+          <w:tcPr>
+            <w:tcW w:w="1926" w:type="dxa"/>
+          </w:tcPr>
+          <w:p>
+            <w:pPr>
+              <w:ind w:firstLine="0"/>
+              <w:jc w:val="left"/>
+            </w:pPr>
+          </w:p>
+        </w:tc>
+      </w:tr>
+      <w:tr>
+        <w:trPr>
+          <w:jc w:val="center"/>
+        </w:trPr>
+        <w:tc>
+          <w:tcPr>
+            <w:tcW w:w="1925" w:type="dxa"/>
+          </w:tcPr>
+          <w:p>
+            <w:pPr>
+              <w:ind w:firstLine="0"/>
+              <w:jc w:val="left"/>
+            </w:pPr>
+          </w:p>
+        </w:tc>
+        <w:tc>
+          <w:tcPr>
+            <w:tcW w:w="1925" w:type="dxa"/>
+          </w:tcPr>
+          <w:p>
+            <w:pPr>
+              <w:ind w:firstLine="0"/>
+              <w:jc w:val="left"/>
+            </w:pPr>
+          </w:p>
+        </w:tc>
+        <w:tc>
+          <w:tcPr>
+            <w:tcW w:w="1926" w:type="dxa"/>
+          </w:tcPr>
+          <w:p>
+            <w:pPr>
+              <w:ind w:firstLine="0"/>
+              <w:jc w:val="left"/>
+            </w:pPr>
+          </w:p>
+        </w:tc>
+        <w:tc>
+          <w:tcPr>
+            <w:tcW w:w="1926" w:type="dxa"/>
+          </w:tcPr>
+          <w:p>
+            <w:pPr>
+              <w:ind w:firstLine="0"/>
+              <w:jc w:val="left"/>
+            </w:pPr>
+          </w:p>
+        </w:tc>
+      </w:tr>
+      <w:tr>
+        <w:trPr>
+          <w:jc w:val="center"/>
+        </w:trPr>
+        <w:tc>
+          <w:tcPr>
+            <w:tcW w:w="1925" w:type="dxa"/>
+          </w:tcPr>
+          <w:p>
+            <w:pPr>
+              <w:ind w:firstLine="0"/>
+              <w:jc w:val="left"/>
+            </w:pPr>
+          </w:p>
+        </w:tc>
+        <w:tc>
+          <w:tcPr>
+            <w:tcW w:w="1925" w:type="dxa"/>
+          </w:tcPr>
+          <w:p>
+            <w:pPr>
+              <w:ind w:firstLine="0"/>
+              <w:jc w:val="left"/>
+            </w:pPr>
+          </w:p>
+        </w:tc>
+        <w:tc>
+          <w:tcPr>
+            <w:tcW w:w="1926" w:type="dxa"/>
+          </w:tcPr>
+          <w:p>
+            <w:pPr>
+              <w:ind w:firstLine="0"/>
+              <w:jc w:val="left"/>
+            </w:pPr>
+          </w:p>
+        </w:tc>
+        <w:tc>
+          <w:tcPr>
+            <w:tcW w:w="1926" w:type="dxa"/>
+          </w:tcPr>
+          <w:p>
+            <w:pPr>
+              <w:ind w:firstLine="0"/>
+              <w:jc w:val="left"/>
+            </w:pPr>
+          </w:p>
+        </w:tc>
+      </w:tr>
+    </w:tbl>
+    <w:p/>
+    <w:p>
+      <w:pPr>
+        <w:ind w:firstLine="0"/>
+        <w:jc w:val="right"/>
+      </w:pPr>
+      <w:r>
+        <w:t>Таблица 4</w:t>
+      </w:r>
+    </w:p>
+    <w:p>
+      <w:pPr>
+        <w:ind w:firstLine="0"/>
+        <w:jc w:val="center"/>
+      </w:pPr>
+      <w:r>
+        <w:t>Описание сущности «Сценарии»</w:t>
+      </w:r>
+    </w:p>
+    <w:tbl>
+      <w:tblPr>
+        <w:tblStyle w:val="af1"/>
+        <w:tblW w:w="0" w:type="auto"/>
+        <w:jc w:val="center"/>
+        <w:tblLook w:val="04A0" w:firstRow="1" w:lastRow="0" w:firstColumn="1" w:lastColumn="0" w:noHBand="0" w:noVBand="1"/>
+      </w:tblPr>
+      <w:tblGrid>
+        <w:gridCol w:w="1925"/>
+        <w:gridCol w:w="1925"/>
+        <w:gridCol w:w="1926"/>
+        <w:gridCol w:w="1926"/>
+      </w:tblGrid>
+      <w:tr>
+        <w:trPr>
+          <w:jc w:val="center"/>
+        </w:trPr>
+        <w:tc>
+          <w:tcPr>
+            <w:tcW w:w="1925" w:type="dxa"/>
+          </w:tcPr>
+          <w:p>
+            <w:pPr>
+              <w:ind w:firstLine="0"/>
+              <w:jc w:val="center"/>
+            </w:pPr>
+            <w:r>
+              <w:t>Атрибут</w:t>
+            </w:r>
+          </w:p>
+        </w:tc>
+        <w:tc>
+          <w:tcPr>
+            <w:tcW w:w="1925" w:type="dxa"/>
+          </w:tcPr>
+          <w:p>
+            <w:pPr>
+              <w:ind w:firstLine="0"/>
+              <w:jc w:val="center"/>
+            </w:pPr>
+            <w:r>
+              <w:t>Тип</w:t>
+            </w:r>
+          </w:p>
+        </w:tc>
+        <w:tc>
+          <w:tcPr>
+            <w:tcW w:w="1926" w:type="dxa"/>
+          </w:tcPr>
+          <w:p>
+            <w:pPr>
+              <w:ind w:firstLine="0"/>
+              <w:jc w:val="center"/>
+            </w:pPr>
+            <w:r>
+              <w:t>Описание</w:t>
+            </w:r>
+          </w:p>
+        </w:tc>
+        <w:tc>
+          <w:tcPr>
+            <w:tcW w:w="1926" w:type="dxa"/>
+          </w:tcPr>
+          <w:p>
+            <w:pPr>
+              <w:ind w:firstLine="0"/>
+              <w:jc w:val="center"/>
+            </w:pPr>
+            <w:r>
+              <w:t>Размер</w:t>
+            </w:r>
+          </w:p>
+        </w:tc>
+      </w:tr>
+      <w:tr>
+        <w:trPr>
+          <w:jc w:val="center"/>
+        </w:trPr>
+        <w:tc>
+          <w:tcPr>
+            <w:tcW w:w="1925" w:type="dxa"/>
+          </w:tcPr>
+          <w:p>
+            <w:pPr>
+              <w:ind w:firstLine="0"/>
+              <w:jc w:val="left"/>
+            </w:pPr>
+          </w:p>
+        </w:tc>
+        <w:tc>
+          <w:tcPr>
+            <w:tcW w:w="1925" w:type="dxa"/>
+          </w:tcPr>
+          <w:p>
+            <w:pPr>
+              <w:ind w:firstLine="0"/>
+              <w:jc w:val="left"/>
+            </w:pPr>
+          </w:p>
+        </w:tc>
+        <w:tc>
+          <w:tcPr>
+            <w:tcW w:w="1926" w:type="dxa"/>
+          </w:tcPr>
+          <w:p>
+            <w:pPr>
+              <w:ind w:firstLine="0"/>
+              <w:jc w:val="left"/>
+            </w:pPr>
+          </w:p>
+        </w:tc>
+        <w:tc>
+          <w:tcPr>
+            <w:tcW w:w="1926" w:type="dxa"/>
+          </w:tcPr>
+          <w:p>
+            <w:pPr>
+              <w:ind w:firstLine="0"/>
+              <w:jc w:val="left"/>
+            </w:pPr>
+          </w:p>
+        </w:tc>
+      </w:tr>
+      <w:tr>
+        <w:trPr>
+          <w:jc w:val="center"/>
+        </w:trPr>
+        <w:tc>
+          <w:tcPr>
+            <w:tcW w:w="1925" w:type="dxa"/>
+          </w:tcPr>
+          <w:p>
+            <w:pPr>
+              <w:ind w:firstLine="0"/>
+              <w:jc w:val="left"/>
+            </w:pPr>
+          </w:p>
+        </w:tc>
+        <w:tc>
+          <w:tcPr>
+            <w:tcW w:w="1925" w:type="dxa"/>
+          </w:tcPr>
+          <w:p>
+            <w:pPr>
+              <w:ind w:firstLine="0"/>
+              <w:jc w:val="left"/>
+            </w:pPr>
+          </w:p>
+        </w:tc>
+        <w:tc>
+          <w:tcPr>
+            <w:tcW w:w="1926" w:type="dxa"/>
+          </w:tcPr>
+          <w:p>
+            <w:pPr>
+              <w:ind w:firstLine="0"/>
+              <w:jc w:val="left"/>
+            </w:pPr>
+          </w:p>
+        </w:tc>
+        <w:tc>
+          <w:tcPr>
+            <w:tcW w:w="1926" w:type="dxa"/>
+          </w:tcPr>
+          <w:p>
+            <w:pPr>
+              <w:ind w:firstLine="0"/>
+              <w:jc w:val="left"/>
+            </w:pPr>
+          </w:p>
+        </w:tc>
+      </w:tr>
+      <w:tr>
+        <w:trPr>
+          <w:jc w:val="center"/>
+        </w:trPr>
+        <w:tc>
+          <w:tcPr>
+            <w:tcW w:w="1925" w:type="dxa"/>
+          </w:tcPr>
+          <w:p>
+            <w:pPr>
+              <w:ind w:firstLine="0"/>
+              <w:jc w:val="left"/>
+            </w:pPr>
+          </w:p>
+        </w:tc>
+        <w:tc>
+          <w:tcPr>
+            <w:tcW w:w="1925" w:type="dxa"/>
+          </w:tcPr>
+          <w:p>
+            <w:pPr>
+              <w:ind w:firstLine="0"/>
+              <w:jc w:val="left"/>
+            </w:pPr>
+          </w:p>
+        </w:tc>
+        <w:tc>
+          <w:tcPr>
+            <w:tcW w:w="1926" w:type="dxa"/>
+          </w:tcPr>
+          <w:p>
+            <w:pPr>
+              <w:ind w:firstLine="0"/>
+              <w:jc w:val="left"/>
+            </w:pPr>
+          </w:p>
+        </w:tc>
+        <w:tc>
+          <w:tcPr>
+            <w:tcW w:w="1926" w:type="dxa"/>
+          </w:tcPr>
+          <w:p>
+            <w:pPr>
+              <w:ind w:firstLine="0"/>
+              <w:jc w:val="left"/>
+            </w:pPr>
+          </w:p>
+        </w:tc>
+      </w:tr>
+      <w:tr>
+        <w:trPr>
+          <w:jc w:val="center"/>
+        </w:trPr>
+        <w:tc>
+          <w:tcPr>
+            <w:tcW w:w="1925" w:type="dxa"/>
+          </w:tcPr>
+          <w:p>
+            <w:pPr>
+              <w:ind w:firstLine="0"/>
+              <w:jc w:val="left"/>
+            </w:pPr>
+          </w:p>
+        </w:tc>
+        <w:tc>
+          <w:tcPr>
+            <w:tcW w:w="1925" w:type="dxa"/>
+          </w:tcPr>
+          <w:p>
+            <w:pPr>
+              <w:ind w:firstLine="0"/>
+              <w:jc w:val="left"/>
+            </w:pPr>
+          </w:p>
+        </w:tc>
+        <w:tc>
+          <w:tcPr>
+            <w:tcW w:w="1926" w:type="dxa"/>
+          </w:tcPr>
+          <w:p>
+            <w:pPr>
+              <w:ind w:firstLine="0"/>
+              <w:jc w:val="left"/>
+            </w:pPr>
+          </w:p>
+        </w:tc>
+        <w:tc>
+          <w:tcPr>
+            <w:tcW w:w="1926" w:type="dxa"/>
+          </w:tcPr>
+          <w:p>
+            <w:pPr>
+              <w:ind w:firstLine="0"/>
+              <w:jc w:val="left"/>
+            </w:pPr>
+          </w:p>
+        </w:tc>
+      </w:tr>
+      <w:tr>
+        <w:trPr>
+          <w:jc w:val="center"/>
+        </w:trPr>
+        <w:tc>
+          <w:tcPr>
+            <w:tcW w:w="1925" w:type="dxa"/>
+          </w:tcPr>
+          <w:p>
+            <w:pPr>
+              <w:ind w:firstLine="0"/>
+              <w:jc w:val="left"/>
+            </w:pPr>
+          </w:p>
+        </w:tc>
+        <w:tc>
+          <w:tcPr>
+            <w:tcW w:w="1925" w:type="dxa"/>
+          </w:tcPr>
+          <w:p>
+            <w:pPr>
+              <w:ind w:firstLine="0"/>
+              <w:jc w:val="left"/>
+            </w:pPr>
+          </w:p>
+        </w:tc>
+        <w:tc>
+          <w:tcPr>
+            <w:tcW w:w="1926" w:type="dxa"/>
+          </w:tcPr>
+          <w:p>
+            <w:pPr>
+              <w:ind w:firstLine="0"/>
+              <w:jc w:val="left"/>
+            </w:pPr>
+          </w:p>
+        </w:tc>
+        <w:tc>
+          <w:tcPr>
+            <w:tcW w:w="1926" w:type="dxa"/>
+          </w:tcPr>
+          <w:p>
+            <w:pPr>
+              <w:ind w:firstLine="0"/>
+              <w:jc w:val="left"/>
+            </w:pPr>
+          </w:p>
+        </w:tc>
+      </w:tr>
+      <w:tr>
+        <w:trPr>
+          <w:jc w:val="center"/>
+        </w:trPr>
+        <w:tc>
+          <w:tcPr>
+            <w:tcW w:w="1925" w:type="dxa"/>
+          </w:tcPr>
+          <w:p>
+            <w:pPr>
+              <w:ind w:firstLine="0"/>
+              <w:jc w:val="left"/>
+            </w:pPr>
+          </w:p>
+        </w:tc>
+        <w:tc>
+          <w:tcPr>
+            <w:tcW w:w="1925" w:type="dxa"/>
+          </w:tcPr>
+          <w:p>
+            <w:pPr>
+              <w:ind w:firstLine="0"/>
+              <w:jc w:val="left"/>
+            </w:pPr>
+          </w:p>
+        </w:tc>
+        <w:tc>
+          <w:tcPr>
+            <w:tcW w:w="1926" w:type="dxa"/>
+          </w:tcPr>
+          <w:p>
+            <w:pPr>
+              <w:ind w:firstLine="0"/>
+              <w:jc w:val="left"/>
+            </w:pPr>
+          </w:p>
+        </w:tc>
+        <w:tc>
+          <w:tcPr>
+            <w:tcW w:w="1926" w:type="dxa"/>
+          </w:tcPr>
+          <w:p>
+            <w:pPr>
+              <w:ind w:firstLine="0"/>
+              <w:jc w:val="left"/>
+            </w:pPr>
+          </w:p>
+        </w:tc>
+      </w:tr>
+      <w:tr>
+        <w:trPr>
+          <w:jc w:val="center"/>
+        </w:trPr>
+        <w:tc>
+          <w:tcPr>
+            <w:tcW w:w="1925" w:type="dxa"/>
+          </w:tcPr>
+          <w:p>
+            <w:pPr>
+              <w:ind w:firstLine="0"/>
+              <w:jc w:val="left"/>
+            </w:pPr>
+          </w:p>
+        </w:tc>
+        <w:tc>
+          <w:tcPr>
+            <w:tcW w:w="1925" w:type="dxa"/>
+          </w:tcPr>
+          <w:p>
+            <w:pPr>
+              <w:ind w:firstLine="0"/>
+              <w:jc w:val="left"/>
+            </w:pPr>
+          </w:p>
+        </w:tc>
+        <w:tc>
+          <w:tcPr>
+            <w:tcW w:w="1926" w:type="dxa"/>
+          </w:tcPr>
+          <w:p>
+            <w:pPr>
+              <w:ind w:firstLine="0"/>
+              <w:jc w:val="left"/>
+            </w:pPr>
+          </w:p>
+        </w:tc>
+        <w:tc>
+          <w:tcPr>
+            <w:tcW w:w="1926" w:type="dxa"/>
+          </w:tcPr>
+          <w:p>
+            <w:pPr>
+              <w:ind w:firstLine="0"/>
+              <w:jc w:val="left"/>
+            </w:pPr>
+          </w:p>
+        </w:tc>
+      </w:tr>
+    </w:tbl>
+    <w:p/>
+    <w:p>
+      <w:pPr>
+        <w:ind w:firstLine="0"/>
+        <w:jc w:val="right"/>
+      </w:pPr>
+      <w:r>
+        <w:t>Таблица 5</w:t>
+      </w:r>
+    </w:p>
+    <w:p>
+      <w:pPr>
+        <w:ind w:firstLine="0"/>
+        <w:jc w:val="center"/>
+      </w:pPr>
+      <w:r>
+        <w:lastRenderedPageBreak/>
+        <w:t>Описание сущности «</w:t>
+      </w:r>
+      <w:proofErr w:type="spellStart"/>
+      <w:r>
+        <w:t>ШагиСценариев</w:t>
+      </w:r>
+      <w:proofErr w:type="spellEnd"/>
+      <w:r>
+        <w:t>»</w:t>
+      </w:r>
+    </w:p>
+    <w:tbl>
+      <w:tblPr>
+        <w:tblStyle w:val="af1"/>
+        <w:tblW w:w="0" w:type="auto"/>
+        <w:jc w:val="center"/>
+        <w:tblLook w:val="04A0" w:firstRow="1" w:lastRow="0" w:firstColumn="1" w:lastColumn="0" w:noHBand="0" w:noVBand="1"/>
+      </w:tblPr>
+      <w:tblGrid>
+        <w:gridCol w:w="1925"/>
+        <w:gridCol w:w="1925"/>
+        <w:gridCol w:w="1926"/>
+        <w:gridCol w:w="1926"/>
+      </w:tblGrid>
+      <w:tr>
+        <w:trPr>
+          <w:jc w:val="center"/>
+        </w:trPr>
+        <w:tc>
+          <w:tcPr>
+            <w:tcW w:w="1925" w:type="dxa"/>
+          </w:tcPr>
+          <w:p>
+            <w:pPr>
+              <w:ind w:firstLine="0"/>
+              <w:jc w:val="center"/>
+            </w:pPr>
+            <w:r>
+              <w:t>Атрибут</w:t>
+            </w:r>
+          </w:p>
+        </w:tc>
+        <w:tc>
+          <w:tcPr>
+            <w:tcW w:w="1925" w:type="dxa"/>
+          </w:tcPr>
+          <w:p>
+            <w:pPr>
+              <w:ind w:firstLine="0"/>
+              <w:jc w:val="center"/>
+            </w:pPr>
+            <w:r>
+              <w:t>Тип</w:t>
+            </w:r>
+          </w:p>
+        </w:tc>
+        <w:tc>
+          <w:tcPr>
+            <w:tcW w:w="1926" w:type="dxa"/>
+          </w:tcPr>
+          <w:p>
+            <w:pPr>
+              <w:ind w:firstLine="0"/>
+              <w:jc w:val="center"/>
+            </w:pPr>
+            <w:r>
+              <w:t>Описание</w:t>
+            </w:r>
+          </w:p>
+        </w:tc>
+        <w:tc>
+          <w:tcPr>
+            <w:tcW w:w="1926" w:type="dxa"/>
+          </w:tcPr>
+          <w:p>
+            <w:pPr>
+              <w:ind w:firstLine="0"/>
+              <w:jc w:val="center"/>
+            </w:pPr>
+            <w:r>
+              <w:t>Размер</w:t>
+            </w:r>
+          </w:p>
+        </w:tc>
+      </w:tr>
+      <w:tr>
+        <w:trPr>
+          <w:jc w:val="center"/>
+        </w:trPr>
+        <w:tc>
+          <w:tcPr>
+            <w:tcW w:w="1925" w:type="dxa"/>
+          </w:tcPr>
+          <w:p>
+            <w:pPr>
+              <w:ind w:firstLine="0"/>
+              <w:jc w:val="left"/>
+            </w:pPr>
+          </w:p>
+        </w:tc>
+        <w:tc>
+          <w:tcPr>
+            <w:tcW w:w="1925" w:type="dxa"/>
+          </w:tcPr>
+          <w:p>
+            <w:pPr>
+              <w:ind w:firstLine="0"/>
+              <w:jc w:val="left"/>
+            </w:pPr>
+          </w:p>
+        </w:tc>
+        <w:tc>
+          <w:tcPr>
+            <w:tcW w:w="1926" w:type="dxa"/>
+          </w:tcPr>
+          <w:p>
+            <w:pPr>
+              <w:ind w:firstLine="0"/>
+              <w:jc w:val="left"/>
+            </w:pPr>
+          </w:p>
+        </w:tc>
+        <w:tc>
+          <w:tcPr>
+            <w:tcW w:w="1926" w:type="dxa"/>
+          </w:tcPr>
+          <w:p>
+            <w:pPr>
+              <w:ind w:firstLine="0"/>
+              <w:jc w:val="left"/>
+            </w:pPr>
+          </w:p>
+        </w:tc>
+      </w:tr>
+      <w:tr>
+        <w:trPr>
+          <w:jc w:val="center"/>
+        </w:trPr>
+        <w:tc>
+          <w:tcPr>
+            <w:tcW w:w="1925" w:type="dxa"/>
+          </w:tcPr>
+          <w:p>
+            <w:pPr>
+              <w:ind w:firstLine="0"/>
+              <w:jc w:val="left"/>
+            </w:pPr>
+          </w:p>
+        </w:tc>
+        <w:tc>
+          <w:tcPr>
+            <w:tcW w:w="1925" w:type="dxa"/>
+          </w:tcPr>
+          <w:p>
+            <w:pPr>
+              <w:ind w:firstLine="0"/>
+              <w:jc w:val="left"/>
+            </w:pPr>
+          </w:p>
+        </w:tc>
+        <w:tc>
+          <w:tcPr>
+            <w:tcW w:w="1926" w:type="dxa"/>
+          </w:tcPr>
+          <w:p>
+            <w:pPr>
+              <w:ind w:firstLine="0"/>
+              <w:jc w:val="left"/>
+            </w:pPr>
+          </w:p>
+        </w:tc>
+        <w:tc>
+          <w:tcPr>
+            <w:tcW w:w="1926" w:type="dxa"/>
+          </w:tcPr>
+          <w:p>
+            <w:pPr>
+              <w:ind w:firstLine="0"/>
+              <w:jc w:val="left"/>
+            </w:pPr>
+          </w:p>
+        </w:tc>
+      </w:tr>
+      <w:tr>
+        <w:trPr>
+          <w:jc w:val="center"/>
+        </w:trPr>
+        <w:tc>
+          <w:tcPr>
+            <w:tcW w:w="1925" w:type="dxa"/>
+          </w:tcPr>
+          <w:p>
+            <w:pPr>
+              <w:ind w:firstLine="0"/>
+              <w:jc w:val="left"/>
+            </w:pPr>
+          </w:p>
+        </w:tc>
+        <w:tc>
+          <w:tcPr>
+            <w:tcW w:w="1925" w:type="dxa"/>
+          </w:tcPr>
+          <w:p>
+            <w:pPr>
+              <w:ind w:firstLine="0"/>
+              <w:jc w:val="left"/>
+            </w:pPr>
+          </w:p>
+        </w:tc>
+        <w:tc>
+          <w:tcPr>
+            <w:tcW w:w="1926" w:type="dxa"/>
+          </w:tcPr>
+          <w:p>
+            <w:pPr>
+              <w:ind w:firstLine="0"/>
+              <w:jc w:val="left"/>
+            </w:pPr>
+          </w:p>
+        </w:tc>
+        <w:tc>
+          <w:tcPr>
+            <w:tcW w:w="1926" w:type="dxa"/>
+          </w:tcPr>
+          <w:p>
+            <w:pPr>
+              <w:ind w:firstLine="0"/>
+              <w:jc w:val="left"/>
+            </w:pPr>
+          </w:p>
+        </w:tc>
+      </w:tr>
+      <w:tr>
+        <w:trPr>
+          <w:jc w:val="center"/>
+        </w:trPr>
+        <w:tc>
+          <w:tcPr>
+            <w:tcW w:w="1925" w:type="dxa"/>
+          </w:tcPr>
+          <w:p>
+            <w:pPr>
+              <w:ind w:firstLine="0"/>
+              <w:jc w:val="left"/>
+            </w:pPr>
+          </w:p>
+        </w:tc>
+        <w:tc>
+          <w:tcPr>
+            <w:tcW w:w="1925" w:type="dxa"/>
+          </w:tcPr>
+          <w:p>
+            <w:pPr>
+              <w:ind w:firstLine="0"/>
+              <w:jc w:val="left"/>
+            </w:pPr>
+          </w:p>
+        </w:tc>
+        <w:tc>
+          <w:tcPr>
+            <w:tcW w:w="1926" w:type="dxa"/>
+          </w:tcPr>
+          <w:p>
+            <w:pPr>
+              <w:ind w:firstLine="0"/>
+              <w:jc w:val="left"/>
+            </w:pPr>
+          </w:p>
+        </w:tc>
+        <w:tc>
+          <w:tcPr>
+            <w:tcW w:w="1926" w:type="dxa"/>
+          </w:tcPr>
+          <w:p>
+            <w:pPr>
+              <w:ind w:firstLine="0"/>
+              <w:jc w:val="left"/>
+            </w:pPr>
+          </w:p>
+        </w:tc>
+      </w:tr>
+      <w:tr>
+        <w:trPr>
+          <w:jc w:val="center"/>
+        </w:trPr>
+        <w:tc>
+          <w:tcPr>
+            <w:tcW w:w="1925" w:type="dxa"/>
+          </w:tcPr>
+          <w:p>
+            <w:pPr>
+              <w:ind w:firstLine="0"/>
+              <w:jc w:val="left"/>
+            </w:pPr>
+          </w:p>
+        </w:tc>
+        <w:tc>
+          <w:tcPr>
+            <w:tcW w:w="1925" w:type="dxa"/>
+          </w:tcPr>
+          <w:p>
+            <w:pPr>
+              <w:ind w:firstLine="0"/>
+              <w:jc w:val="left"/>
+            </w:pPr>
+          </w:p>
+        </w:tc>
+        <w:tc>
+          <w:tcPr>
+            <w:tcW w:w="1926" w:type="dxa"/>
+          </w:tcPr>
+          <w:p>
+            <w:pPr>
+              <w:ind w:firstLine="0"/>
+              <w:jc w:val="left"/>
+            </w:pPr>
+          </w:p>
+        </w:tc>
+        <w:tc>
+          <w:tcPr>
+            <w:tcW w:w="1926" w:type="dxa"/>
+          </w:tcPr>
+          <w:p>
+            <w:pPr>
+              <w:ind w:firstLine="0"/>
+              <w:jc w:val="left"/>
+            </w:pPr>
+          </w:p>
+        </w:tc>
+      </w:tr>
+      <w:tr>
+        <w:trPr>
+          <w:jc w:val="center"/>
+        </w:trPr>
+        <w:tc>
+          <w:tcPr>
+            <w:tcW w:w="1925" w:type="dxa"/>
+          </w:tcPr>
+          <w:p>
+            <w:pPr>
+              <w:ind w:firstLine="0"/>
+              <w:jc w:val="left"/>
+            </w:pPr>
+          </w:p>
+        </w:tc>
+        <w:tc>
+          <w:tcPr>
+            <w:tcW w:w="1925" w:type="dxa"/>
+          </w:tcPr>
+          <w:p>
+            <w:pPr>
+              <w:ind w:firstLine="0"/>
+              <w:jc w:val="left"/>
+            </w:pPr>
+          </w:p>
+        </w:tc>
+        <w:tc>
+          <w:tcPr>
+            <w:tcW w:w="1926" w:type="dxa"/>
+          </w:tcPr>
+          <w:p>
+            <w:pPr>
+              <w:ind w:firstLine="0"/>
+              <w:jc w:val="left"/>
+            </w:pPr>
+          </w:p>
+        </w:tc>
+        <w:tc>
+          <w:tcPr>
+            <w:tcW w:w="1926" w:type="dxa"/>
+          </w:tcPr>
+          <w:p>
+            <w:pPr>
+              <w:ind w:firstLine="0"/>
+              <w:jc w:val="left"/>
+            </w:pPr>
+          </w:p>
+        </w:tc>
+      </w:tr>
+    </w:tbl>
+    <w:p/>
+    <w:p>
+      <w:pPr>
+        <w:ind w:firstLine="0"/>
+        <w:jc w:val="right"/>
+      </w:pPr>
+      <w:r>
+        <w:t>Таблица 6</w:t>
+      </w:r>
+    </w:p>
+    <w:p>
+      <w:pPr>
+        <w:ind w:firstLine="0"/>
+        <w:jc w:val="center"/>
+      </w:pPr>
+      <w:r>
+        <w:t>Описание сущности «Сессии»</w:t>
+      </w:r>
+    </w:p>
+    <w:tbl>
+      <w:tblPr>
+        <w:tblStyle w:val="af1"/>
+        <w:tblW w:w="0" w:type="auto"/>
+        <w:jc w:val="center"/>
+        <w:tblLook w:val="04A0" w:firstRow="1" w:lastRow="0" w:firstColumn="1" w:lastColumn="0" w:noHBand="0" w:noVBand="1"/>
+      </w:tblPr>
+      <w:tblGrid>
+        <w:gridCol w:w="1925"/>
+        <w:gridCol w:w="1925"/>
+        <w:gridCol w:w="1926"/>
+        <w:gridCol w:w="1926"/>
+      </w:tblGrid>
+      <w:tr>
+        <w:trPr>
+          <w:jc w:val="center"/>
+        </w:trPr>
+        <w:tc>
+          <w:tcPr>
+            <w:tcW w:w="1925" w:type="dxa"/>
+          </w:tcPr>
+          <w:p>
+            <w:pPr>
+              <w:ind w:firstLine="0"/>
+              <w:jc w:val="center"/>
+            </w:pPr>
+            <w:r>
+              <w:t>Атрибут</w:t>
+            </w:r>
+          </w:p>
+        </w:tc>
+        <w:tc>
+          <w:tcPr>
+            <w:tcW w:w="1925" w:type="dxa"/>
+          </w:tcPr>
+          <w:p>
+            <w:pPr>
+              <w:ind w:firstLine="0"/>
+              <w:jc w:val="center"/>
+            </w:pPr>
+            <w:r>
+              <w:t>Тип</w:t>
+            </w:r>
+          </w:p>
+        </w:tc>
+        <w:tc>
+          <w:tcPr>
+            <w:tcW w:w="1926" w:type="dxa"/>
+          </w:tcPr>
+          <w:p>
+            <w:pPr>
+              <w:ind w:firstLine="0"/>
+              <w:jc w:val="center"/>
+            </w:pPr>
+            <w:r>
+              <w:t>Описание</w:t>
+            </w:r>
+          </w:p>
+        </w:tc>
+        <w:tc>
+          <w:tcPr>
+            <w:tcW w:w="1926" w:type="dxa"/>
+          </w:tcPr>
+          <w:p>
+            <w:pPr>
+              <w:ind w:firstLine="0"/>
+              <w:jc w:val="center"/>
+            </w:pPr>
+            <w:r>
+              <w:t>Размер</w:t>
+            </w:r>
+          </w:p>
+        </w:tc>
+      </w:tr>
+      <w:tr>
+        <w:trPr>
+          <w:jc w:val="center"/>
+        </w:trPr>
+        <w:tc>
+          <w:tcPr>
+            <w:tcW w:w="1925" w:type="dxa"/>
+          </w:tcPr>
+          <w:p>
+            <w:pPr>
+              <w:ind w:firstLine="0"/>
+              <w:jc w:val="left"/>
+            </w:pPr>
+          </w:p>
+        </w:tc>
+        <w:tc>
+          <w:tcPr>
+            <w:tcW w:w="1925" w:type="dxa"/>
+          </w:tcPr>
+          <w:p>
+            <w:pPr>
+              <w:ind w:firstLine="0"/>
+              <w:jc w:val="left"/>
+            </w:pPr>
+          </w:p>
+        </w:tc>
+        <w:tc>
+          <w:tcPr>
+            <w:tcW w:w="1926" w:type="dxa"/>
+          </w:tcPr>
+          <w:p>
+            <w:pPr>
+              <w:ind w:firstLine="0"/>
+              <w:jc w:val="left"/>
+            </w:pPr>
+          </w:p>
+        </w:tc>
+        <w:tc>
+          <w:tcPr>
+            <w:tcW w:w="1926" w:type="dxa"/>
+          </w:tcPr>
+          <w:p>
+            <w:pPr>
+              <w:ind w:firstLine="0"/>
+              <w:jc w:val="left"/>
+            </w:pPr>
+          </w:p>
+        </w:tc>
+      </w:tr>
+      <w:tr>
+        <w:trPr>
+          <w:jc w:val="center"/>
+        </w:trPr>
+        <w:tc>
+          <w:tcPr>
+            <w:tcW w:w="1925" w:type="dxa"/>
+          </w:tcPr>
+          <w:p>
+            <w:pPr>
+              <w:ind w:firstLine="0"/>
+              <w:jc w:val="left"/>
+            </w:pPr>
+          </w:p>
+        </w:tc>
+        <w:tc>
+          <w:tcPr>
+            <w:tcW w:w="1925" w:type="dxa"/>
+          </w:tcPr>
+          <w:p>
+            <w:pPr>
+              <w:ind w:firstLine="0"/>
+              <w:jc w:val="left"/>
+            </w:pPr>
+          </w:p>
+        </w:tc>
+        <w:tc>
+          <w:tcPr>
+            <w:tcW w:w="1926" w:type="dxa"/>
+          </w:tcPr>
+          <w:p>
+            <w:pPr>
+              <w:ind w:firstLine="0"/>
+              <w:jc w:val="left"/>
+            </w:pPr>
+          </w:p>
+        </w:tc>
+        <w:tc>
+          <w:tcPr>
+            <w:tcW w:w="1926" w:type="dxa"/>
+          </w:tcPr>
+          <w:p>
+            <w:pPr>
+              <w:ind w:firstLine="0"/>
+              <w:jc w:val="left"/>
+            </w:pPr>
+          </w:p>
+        </w:tc>
+      </w:tr>
+      <w:tr>
+        <w:trPr>
+          <w:jc w:val="center"/>
+        </w:trPr>
+        <w:tc>
+          <w:tcPr>
+            <w:tcW w:w="1925" w:type="dxa"/>
+          </w:tcPr>
+          <w:p>
+            <w:pPr>
+              <w:ind w:firstLine="0"/>
+              <w:jc w:val="left"/>
+            </w:pPr>
+          </w:p>
+        </w:tc>
+        <w:tc>
+          <w:tcPr>
+            <w:tcW w:w="1925" w:type="dxa"/>
+          </w:tcPr>
+          <w:p>
+            <w:pPr>
+              <w:ind w:firstLine="0"/>
+              <w:jc w:val="left"/>
+            </w:pPr>
+          </w:p>
+        </w:tc>
+        <w:tc>
+          <w:tcPr>
+            <w:tcW w:w="1926" w:type="dxa"/>
+          </w:tcPr>
+          <w:p>
+            <w:pPr>
+              <w:ind w:firstLine="0"/>
+              <w:jc w:val="left"/>
+            </w:pPr>
+          </w:p>
+        </w:tc>
+        <w:tc>
+          <w:tcPr>
+            <w:tcW w:w="1926" w:type="dxa"/>
+          </w:tcPr>
+          <w:p>
+            <w:pPr>
+              <w:ind w:firstLine="0"/>
+              <w:jc w:val="left"/>
+            </w:pPr>
+          </w:p>
+        </w:tc>
+      </w:tr>
+      <w:tr>
+        <w:trPr>
+          <w:jc w:val="center"/>
+        </w:trPr>
+        <w:tc>
+          <w:tcPr>
+            <w:tcW w:w="1925" w:type="dxa"/>
+          </w:tcPr>
+          <w:p>
+            <w:pPr>
+              <w:ind w:firstLine="0"/>
+              <w:jc w:val="left"/>
+            </w:pPr>
+          </w:p>
+        </w:tc>
+        <w:tc>
+          <w:tcPr>
+            <w:tcW w:w="1925" w:type="dxa"/>
+          </w:tcPr>
+          <w:p>
+            <w:pPr>
+              <w:ind w:firstLine="0"/>
+              <w:jc w:val="left"/>
+            </w:pPr>
+          </w:p>
+        </w:tc>
+        <w:tc>
+          <w:tcPr>
+            <w:tcW w:w="1926" w:type="dxa"/>
+          </w:tcPr>
+          <w:p>
+            <w:pPr>
+              <w:ind w:firstLine="0"/>
+              <w:jc w:val="left"/>
+            </w:pPr>
+          </w:p>
+        </w:tc>
+        <w:tc>
+          <w:tcPr>
+            <w:tcW w:w="1926" w:type="dxa"/>
+          </w:tcPr>
+          <w:p>
+            <w:pPr>
+              <w:ind w:firstLine="0"/>
+              <w:jc w:val="left"/>
+            </w:pPr>
+          </w:p>
+        </w:tc>
+      </w:tr>
+      <w:tr>
+        <w:trPr>
+          <w:jc w:val="center"/>
+        </w:trPr>
+        <w:tc>
+          <w:tcPr>
+            <w:tcW w:w="1925" w:type="dxa"/>
+          </w:tcPr>
+          <w:p>
+            <w:pPr>
+              <w:ind w:firstLine="0"/>
+              <w:jc w:val="left"/>
+            </w:pPr>
+          </w:p>
+        </w:tc>
+        <w:tc>
+          <w:tcPr>
+            <w:tcW w:w="1925" w:type="dxa"/>
+          </w:tcPr>
+          <w:p>
+            <w:pPr>
+              <w:ind w:firstLine="0"/>
+              <w:jc w:val="left"/>
+            </w:pPr>
+          </w:p>
+        </w:tc>
+        <w:tc>
+          <w:tcPr>
+            <w:tcW w:w="1926" w:type="dxa"/>
+          </w:tcPr>
+          <w:p>
+            <w:pPr>
+              <w:ind w:firstLine="0"/>
+              <w:jc w:val="left"/>
+            </w:pPr>
+          </w:p>
+        </w:tc>
+        <w:tc>
+          <w:tcPr>
+            <w:tcW w:w="1926" w:type="dxa"/>
+          </w:tcPr>
+          <w:p>
+            <w:pPr>
+              <w:ind w:firstLine="0"/>
+              <w:jc w:val="left"/>
+            </w:pPr>
+          </w:p>
+        </w:tc>
+      </w:tr>
+      <w:bookmarkEnd w:id="24"/>
+    </w:tbl>
+    <w:p/>
     <w:p>
       <w:r>
         <w:t>В случае повторного попадания на этот этап необходимо определиться с новыми сущностями предметной области и их связями с текущей логической моделью.</w:t>
@@ -15598,7 +17913,7 @@
       <w:pPr>
         <w:pStyle w:val="2"/>
       </w:pPr>
-      <w:bookmarkStart w:id="23" w:name="_Toc226935521"/>
+      <w:bookmarkStart w:id="25" w:name="_Toc226935521"/>
       <w:r>
         <w:t>Этап «</w:t>
       </w:r>
@@ -15614,7 +17929,7 @@
       <w:r>
         <w:t xml:space="preserve"> (половина дня)</w:t>
       </w:r>
-      <w:bookmarkEnd w:id="23"/>
+      <w:bookmarkEnd w:id="25"/>
     </w:p>
     <w:p>
       <w:r>
@@ -15785,7 +18100,11 @@
         <w:t>описывающие этапы сборки</w:t>
       </w:r>
       <w:r>
-        <w:t xml:space="preserve">. Так как на предприятии отсутствует доступ к сети Интернет, необходимые зависимости и образы должны быть заранее установлены на хост-машину с установленным пакетом </w:t>
+        <w:t xml:space="preserve">. Так как на предприятии отсутствует доступ к сети </w:t>
+      </w:r>
+      <w:r>
+        <w:lastRenderedPageBreak/>
+        <w:t xml:space="preserve">Интернет, необходимые зависимости и образы должны быть заранее установлены на хост-машину с установленным пакетом </w:t>
       </w:r>
       <w:r>
         <w:rPr>
@@ -15799,7 +18118,13 @@
     </w:p>
     <w:p>
       <w:r>
-        <w:t>На следующих витках по необходимости нужно пересматривать и обновлять версии пакетов и образов для сборки.</w:t>
+        <w:t xml:space="preserve">На следующих витках по </w:t>
+      </w:r>
+      <w:r>
+        <w:t xml:space="preserve">мере </w:t>
+      </w:r>
+      <w:r>
+        <w:t>необходимости нужно пересматривать и обновлять версии пакетов и образов для сборки.</w:t>
       </w:r>
     </w:p>
     <w:p/>
@@ -15807,7 +18132,7 @@
       <w:pPr>
         <w:pStyle w:val="2"/>
       </w:pPr>
-      <w:bookmarkStart w:id="24" w:name="_Toc226935522"/>
+      <w:bookmarkStart w:id="26" w:name="_Toc226935522"/>
       <w:r>
         <w:t>Этап «</w:t>
       </w:r>
@@ -15826,7 +18151,7 @@
       <w:r>
         <w:t>)</w:t>
       </w:r>
-      <w:bookmarkEnd w:id="24"/>
+      <w:bookmarkEnd w:id="26"/>
     </w:p>
     <w:p>
       <w:r>
@@ -16003,7 +18328,7 @@
       <w:pPr>
         <w:pStyle w:val="2"/>
       </w:pPr>
-      <w:bookmarkStart w:id="25" w:name="_Toc226935523"/>
+      <w:bookmarkStart w:id="27" w:name="_Toc226935523"/>
       <w:r>
         <w:t>Этап «</w:t>
       </w:r>
@@ -16019,7 +18344,7 @@
       <w:r>
         <w:t xml:space="preserve"> (1 день)</w:t>
       </w:r>
-      <w:bookmarkEnd w:id="25"/>
+      <w:bookmarkEnd w:id="27"/>
     </w:p>
     <w:p>
       <w:r>
@@ -16127,7 +18452,7 @@
       <w:pPr>
         <w:pStyle w:val="2"/>
       </w:pPr>
-      <w:bookmarkStart w:id="26" w:name="_Toc226935524"/>
+      <w:bookmarkStart w:id="28" w:name="_Toc226935524"/>
       <w:r>
         <w:t>Этап «Э</w:t>
       </w:r>
@@ -16140,7 +18465,7 @@
       <w:r>
         <w:t xml:space="preserve"> (до нового витка или изъятия)</w:t>
       </w:r>
-      <w:bookmarkEnd w:id="26"/>
+      <w:bookmarkEnd w:id="28"/>
     </w:p>
     <w:p>
       <w:r>
@@ -16189,7 +18514,7 @@
       <w:pPr>
         <w:numPr>
           <w:ilvl w:val="0"/>
-          <w:numId w:val="81"/>
+          <w:numId w:val="46"/>
         </w:numPr>
       </w:pPr>
       <w:r>
@@ -16200,7 +18525,7 @@
       <w:pPr>
         <w:numPr>
           <w:ilvl w:val="0"/>
-          <w:numId w:val="81"/>
+          <w:numId w:val="46"/>
         </w:numPr>
       </w:pPr>
       <w:r>
@@ -16211,7 +18536,7 @@
       <w:pPr>
         <w:numPr>
           <w:ilvl w:val="0"/>
-          <w:numId w:val="81"/>
+          <w:numId w:val="46"/>
         </w:numPr>
       </w:pPr>
       <w:proofErr w:type="spellStart"/>
@@ -16227,7 +18552,7 @@
       <w:pPr>
         <w:numPr>
           <w:ilvl w:val="0"/>
-          <w:numId w:val="81"/>
+          <w:numId w:val="46"/>
         </w:numPr>
       </w:pPr>
       <w:r>
@@ -16332,7 +18657,7 @@
       <w:pPr>
         <w:numPr>
           <w:ilvl w:val="0"/>
-          <w:numId w:val="80"/>
+          <w:numId w:val="45"/>
         </w:numPr>
       </w:pPr>
       <w:r>
@@ -16355,7 +18680,7 @@
       <w:pPr>
         <w:numPr>
           <w:ilvl w:val="0"/>
-          <w:numId w:val="80"/>
+          <w:numId w:val="45"/>
         </w:numPr>
       </w:pPr>
       <w:r>
@@ -16375,7 +18700,7 @@
       <w:pPr>
         <w:numPr>
           <w:ilvl w:val="0"/>
-          <w:numId w:val="80"/>
+          <w:numId w:val="45"/>
         </w:numPr>
       </w:pPr>
       <w:r>
@@ -16386,10 +18711,11 @@
       <w:pPr>
         <w:numPr>
           <w:ilvl w:val="0"/>
-          <w:numId w:val="80"/>
+          <w:numId w:val="45"/>
         </w:numPr>
       </w:pPr>
       <w:r>
+        <w:lastRenderedPageBreak/>
         <w:t>удаление доступного Действия, причём не реализовано каскадное удаление: если Действие</w:t>
       </w:r>
       <w:r>
@@ -16506,11 +18832,12 @@
           <w:numId w:val="0"/>
         </w:numPr>
       </w:pPr>
-      <w:bookmarkStart w:id="27" w:name="_Toc226935525"/>
-      <w:r>
+      <w:bookmarkStart w:id="29" w:name="_Toc226935525"/>
+      <w:r>
+        <w:lastRenderedPageBreak/>
         <w:t>Заключение</w:t>
       </w:r>
-      <w:bookmarkEnd w:id="27"/>
+      <w:bookmarkEnd w:id="29"/>
     </w:p>
     <w:p>
       <w:r>
@@ -16944,17 +19271,18 @@
           <w:numId w:val="0"/>
         </w:numPr>
       </w:pPr>
-      <w:bookmarkStart w:id="28" w:name="_Toc226935526"/>
-      <w:r>
+      <w:bookmarkStart w:id="30" w:name="_Toc226935526"/>
+      <w:r>
+        <w:lastRenderedPageBreak/>
         <w:t>Список литературы</w:t>
       </w:r>
-      <w:bookmarkEnd w:id="28"/>
+      <w:bookmarkEnd w:id="30"/>
     </w:p>
     <w:p>
       <w:pPr>
         <w:numPr>
           <w:ilvl w:val="0"/>
-          <w:numId w:val="15"/>
+          <w:numId w:val="4"/>
         </w:numPr>
         <w:tabs>
           <w:tab w:val="left" w:pos="993"/>
@@ -17003,7 +19331,7 @@
       <w:pPr>
         <w:numPr>
           <w:ilvl w:val="0"/>
-          <w:numId w:val="15"/>
+          <w:numId w:val="4"/>
         </w:numPr>
         <w:tabs>
           <w:tab w:val="left" w:pos="993"/>
@@ -17034,7 +19362,7 @@
       <w:pPr>
         <w:numPr>
           <w:ilvl w:val="0"/>
-          <w:numId w:val="15"/>
+          <w:numId w:val="4"/>
         </w:numPr>
       </w:pPr>
       <w:r>
@@ -17080,7 +19408,7 @@
       <w:pPr>
         <w:numPr>
           <w:ilvl w:val="0"/>
-          <w:numId w:val="15"/>
+          <w:numId w:val="4"/>
         </w:numPr>
         <w:tabs>
           <w:tab w:val="left" w:pos="993"/>
@@ -17127,7 +19455,7 @@
       <w:pPr>
         <w:numPr>
           <w:ilvl w:val="0"/>
-          <w:numId w:val="15"/>
+          <w:numId w:val="4"/>
         </w:numPr>
         <w:tabs>
           <w:tab w:val="left" w:pos="993"/>
@@ -17148,7 +19476,7 @@
       <w:pPr>
         <w:numPr>
           <w:ilvl w:val="0"/>
-          <w:numId w:val="15"/>
+          <w:numId w:val="4"/>
         </w:numPr>
         <w:tabs>
           <w:tab w:val="left" w:pos="993"/>
@@ -17171,7 +19499,7 @@
       <w:pPr>
         <w:numPr>
           <w:ilvl w:val="0"/>
-          <w:numId w:val="15"/>
+          <w:numId w:val="4"/>
         </w:numPr>
         <w:tabs>
           <w:tab w:val="left" w:pos="993"/>
@@ -17212,7 +19540,7 @@
       <w:pPr>
         <w:numPr>
           <w:ilvl w:val="0"/>
-          <w:numId w:val="15"/>
+          <w:numId w:val="4"/>
         </w:numPr>
         <w:tabs>
           <w:tab w:val="left" w:pos="993"/>
@@ -17227,7 +19555,7 @@
       <w:pPr>
         <w:numPr>
           <w:ilvl w:val="0"/>
-          <w:numId w:val="15"/>
+          <w:numId w:val="4"/>
         </w:numPr>
         <w:tabs>
           <w:tab w:val="left" w:pos="993"/>
@@ -17250,7 +19578,7 @@
       <w:pPr>
         <w:numPr>
           <w:ilvl w:val="0"/>
-          <w:numId w:val="15"/>
+          <w:numId w:val="4"/>
         </w:numPr>
         <w:tabs>
           <w:tab w:val="left" w:pos="993"/>
@@ -17312,7 +19640,7 @@
       <w:pPr>
         <w:numPr>
           <w:ilvl w:val="0"/>
-          <w:numId w:val="15"/>
+          <w:numId w:val="4"/>
         </w:numPr>
         <w:tabs>
           <w:tab w:val="left" w:pos="993"/>
@@ -17336,7 +19664,7 @@
       <w:r>
         <w:t>https://studfile.net/preview/16493243/page:3/</w:t>
       </w:r>
-      <w:bookmarkStart w:id="29" w:name="_Hlk222987631"/>
+      <w:bookmarkStart w:id="31" w:name="_Hlk222987631"/>
       <w:r>
         <w:t>».</w:t>
       </w:r>
@@ -17352,13 +19680,13 @@
       <w:r>
         <w:t>).</w:t>
       </w:r>
-      <w:bookmarkEnd w:id="29"/>
+      <w:bookmarkEnd w:id="31"/>
     </w:p>
     <w:p>
       <w:pPr>
         <w:numPr>
           <w:ilvl w:val="0"/>
-          <w:numId w:val="15"/>
+          <w:numId w:val="4"/>
         </w:numPr>
         <w:tabs>
           <w:tab w:val="left" w:pos="993"/>
@@ -17399,7 +19727,7 @@
       <w:pPr>
         <w:numPr>
           <w:ilvl w:val="0"/>
-          <w:numId w:val="15"/>
+          <w:numId w:val="4"/>
         </w:numPr>
         <w:tabs>
           <w:tab w:val="left" w:pos="993"/>
@@ -17429,7 +19757,7 @@
       <w:pPr>
         <w:numPr>
           <w:ilvl w:val="0"/>
-          <w:numId w:val="15"/>
+          <w:numId w:val="4"/>
         </w:numPr>
         <w:tabs>
           <w:tab w:val="left" w:pos="993"/>
@@ -17437,6 +19765,7 @@
         <w:ind w:firstLine="426"/>
       </w:pPr>
       <w:r>
+        <w:lastRenderedPageBreak/>
         <w:t xml:space="preserve">Какая разница между </w:t>
       </w:r>
       <w:proofErr w:type="spellStart"/>
@@ -17475,14 +19804,14 @@
       <w:pPr>
         <w:numPr>
           <w:ilvl w:val="0"/>
-          <w:numId w:val="15"/>
+          <w:numId w:val="4"/>
         </w:numPr>
         <w:tabs>
           <w:tab w:val="left" w:pos="993"/>
         </w:tabs>
         <w:ind w:firstLine="426"/>
       </w:pPr>
-      <w:bookmarkStart w:id="30" w:name="_Hlk224481019"/>
+      <w:bookmarkStart w:id="32" w:name="_Hlk224481019"/>
       <w:r>
         <w:t xml:space="preserve">Знакомство с </w:t>
       </w:r>
@@ -17525,13 +19854,13 @@
       <w:r>
         <w:t>).</w:t>
       </w:r>
-      <w:bookmarkEnd w:id="30"/>
+      <w:bookmarkEnd w:id="32"/>
     </w:p>
     <w:p>
       <w:pPr>
         <w:numPr>
           <w:ilvl w:val="0"/>
-          <w:numId w:val="15"/>
+          <w:numId w:val="4"/>
         </w:numPr>
       </w:pPr>
       <w:r>
@@ -17562,8 +19891,8 @@
       <w:pPr>
         <w:pStyle w:val="a0"/>
       </w:pPr>
-      <w:bookmarkStart w:id="31" w:name="_Toc226935527"/>
-      <w:bookmarkEnd w:id="31"/>
+      <w:bookmarkStart w:id="33" w:name="_Toc226935527"/>
+      <w:bookmarkEnd w:id="33"/>
     </w:p>
     <w:p>
       <w:pPr>
@@ -18730,6 +21059,7 @@
         <w:ind w:firstLine="426"/>
       </w:pPr>
       <w:r>
+        <w:lastRenderedPageBreak/>
         <w:t>Введение</w:t>
       </w:r>
     </w:p>
@@ -18907,14 +21237,14 @@
       <w:pPr>
         <w:spacing w:line="360" w:lineRule="auto"/>
       </w:pPr>
-      <w:bookmarkStart w:id="32" w:name="_Toc212903548"/>
+      <w:bookmarkStart w:id="34" w:name="_Toc212903548"/>
       <w:r>
         <w:t xml:space="preserve">3.1. </w:t>
       </w:r>
       <w:r>
         <w:t>Требования к функциональным характеристика</w:t>
       </w:r>
-      <w:bookmarkEnd w:id="32"/>
+      <w:bookmarkEnd w:id="34"/>
       <w:r>
         <w:t>м</w:t>
       </w:r>
@@ -18941,7 +21271,7 @@
       <w:pPr>
         <w:numPr>
           <w:ilvl w:val="0"/>
-          <w:numId w:val="58"/>
+          <w:numId w:val="30"/>
         </w:numPr>
         <w:ind w:left="0" w:firstLine="426"/>
       </w:pPr>
@@ -18953,7 +21283,7 @@
       <w:pPr>
         <w:numPr>
           <w:ilvl w:val="0"/>
-          <w:numId w:val="58"/>
+          <w:numId w:val="30"/>
         </w:numPr>
         <w:ind w:left="0" w:firstLine="426"/>
       </w:pPr>
@@ -18965,7 +21295,7 @@
       <w:pPr>
         <w:numPr>
           <w:ilvl w:val="0"/>
-          <w:numId w:val="58"/>
+          <w:numId w:val="30"/>
         </w:numPr>
         <w:ind w:left="0" w:firstLine="426"/>
       </w:pPr>
@@ -18977,7 +21307,7 @@
       <w:pPr>
         <w:numPr>
           <w:ilvl w:val="0"/>
-          <w:numId w:val="58"/>
+          <w:numId w:val="30"/>
         </w:numPr>
         <w:ind w:left="0" w:firstLine="426"/>
       </w:pPr>
@@ -18995,7 +21325,7 @@
       <w:pPr>
         <w:numPr>
           <w:ilvl w:val="0"/>
-          <w:numId w:val="58"/>
+          <w:numId w:val="30"/>
         </w:numPr>
         <w:ind w:left="0" w:firstLine="426"/>
       </w:pPr>
@@ -19031,7 +21361,7 @@
       <w:pPr>
         <w:numPr>
           <w:ilvl w:val="0"/>
-          <w:numId w:val="58"/>
+          <w:numId w:val="30"/>
         </w:numPr>
         <w:ind w:left="0" w:firstLine="426"/>
       </w:pPr>
@@ -19043,7 +21373,7 @@
       <w:pPr>
         <w:numPr>
           <w:ilvl w:val="0"/>
-          <w:numId w:val="58"/>
+          <w:numId w:val="30"/>
         </w:numPr>
         <w:ind w:left="0" w:firstLine="426"/>
       </w:pPr>
@@ -19070,7 +21400,7 @@
       <w:pPr>
         <w:numPr>
           <w:ilvl w:val="0"/>
-          <w:numId w:val="58"/>
+          <w:numId w:val="30"/>
         </w:numPr>
         <w:ind w:left="0" w:firstLine="426"/>
       </w:pPr>
@@ -19097,7 +21427,7 @@
       <w:pPr>
         <w:numPr>
           <w:ilvl w:val="0"/>
-          <w:numId w:val="58"/>
+          <w:numId w:val="30"/>
         </w:numPr>
         <w:ind w:left="0" w:firstLine="426"/>
       </w:pPr>
@@ -19125,6 +21455,7 @@
     </w:p>
     <w:p>
       <w:r>
+        <w:lastRenderedPageBreak/>
         <w:t>Требовани</w:t>
       </w:r>
       <w:r>
@@ -19153,7 +21484,7 @@
       <w:pPr>
         <w:numPr>
           <w:ilvl w:val="0"/>
-          <w:numId w:val="79"/>
+          <w:numId w:val="44"/>
         </w:numPr>
       </w:pPr>
       <w:r>
@@ -19167,7 +21498,7 @@
       <w:pPr>
         <w:numPr>
           <w:ilvl w:val="0"/>
-          <w:numId w:val="79"/>
+          <w:numId w:val="44"/>
         </w:numPr>
       </w:pPr>
       <w:r>
@@ -19188,14 +21519,14 @@
       <w:pPr>
         <w:spacing w:line="360" w:lineRule="auto"/>
       </w:pPr>
-      <w:bookmarkStart w:id="33" w:name="_Toc212903549"/>
+      <w:bookmarkStart w:id="35" w:name="_Toc212903549"/>
       <w:r>
         <w:t xml:space="preserve">3.2. </w:t>
       </w:r>
       <w:r>
         <w:t>Требования к надёжности</w:t>
       </w:r>
-      <w:bookmarkEnd w:id="33"/>
+      <w:bookmarkEnd w:id="35"/>
     </w:p>
     <w:p>
       <w:r>
@@ -19207,7 +21538,7 @@
         <w:pStyle w:val="ab"/>
         <w:numPr>
           <w:ilvl w:val="0"/>
-          <w:numId w:val="13"/>
+          <w:numId w:val="3"/>
         </w:numPr>
         <w:ind w:left="0" w:firstLine="426"/>
         <w:rPr>
@@ -19238,7 +21569,7 @@
         <w:pStyle w:val="ab"/>
         <w:numPr>
           <w:ilvl w:val="0"/>
-          <w:numId w:val="13"/>
+          <w:numId w:val="3"/>
         </w:numPr>
         <w:ind w:left="0" w:firstLine="426"/>
         <w:rPr>
@@ -19293,7 +21624,7 @@
         <w:pStyle w:val="ab"/>
         <w:numPr>
           <w:ilvl w:val="0"/>
-          <w:numId w:val="13"/>
+          <w:numId w:val="3"/>
         </w:numPr>
         <w:ind w:left="0" w:firstLine="426"/>
         <w:rPr>
@@ -19312,7 +21643,7 @@
         <w:pStyle w:val="ab"/>
         <w:numPr>
           <w:ilvl w:val="0"/>
-          <w:numId w:val="13"/>
+          <w:numId w:val="3"/>
         </w:numPr>
         <w:ind w:left="0" w:firstLine="426"/>
         <w:rPr>
@@ -19336,7 +21667,7 @@
       <w:pPr>
         <w:pStyle w:val="ab"/>
       </w:pPr>
-      <w:bookmarkStart w:id="34" w:name="_Toc212903550"/>
+      <w:bookmarkStart w:id="36" w:name="_Toc212903550"/>
     </w:p>
     <w:p>
       <w:pPr>
@@ -19348,7 +21679,7 @@
       <w:r>
         <w:t>Условия эксплуатации</w:t>
       </w:r>
-      <w:bookmarkEnd w:id="34"/>
+      <w:bookmarkEnd w:id="36"/>
     </w:p>
     <w:p>
       <w:r>
@@ -19365,7 +21696,7 @@
       <w:pPr>
         <w:numPr>
           <w:ilvl w:val="0"/>
-          <w:numId w:val="21"/>
+          <w:numId w:val="7"/>
         </w:numPr>
         <w:ind w:left="0" w:firstLine="426"/>
       </w:pPr>
@@ -19380,7 +21711,7 @@
       <w:pPr>
         <w:numPr>
           <w:ilvl w:val="0"/>
-          <w:numId w:val="21"/>
+          <w:numId w:val="7"/>
         </w:numPr>
         <w:ind w:left="0" w:firstLine="426"/>
       </w:pPr>
@@ -19406,7 +21737,7 @@
       <w:pPr>
         <w:numPr>
           <w:ilvl w:val="0"/>
-          <w:numId w:val="21"/>
+          <w:numId w:val="7"/>
         </w:numPr>
         <w:ind w:left="0" w:firstLine="426"/>
       </w:pPr>
@@ -19424,7 +21755,7 @@
       <w:pPr>
         <w:numPr>
           <w:ilvl w:val="0"/>
-          <w:numId w:val="21"/>
+          <w:numId w:val="7"/>
         </w:numPr>
         <w:ind w:left="0" w:firstLine="426"/>
       </w:pPr>
@@ -19436,7 +21767,7 @@
       <w:pPr>
         <w:numPr>
           <w:ilvl w:val="0"/>
-          <w:numId w:val="21"/>
+          <w:numId w:val="7"/>
         </w:numPr>
         <w:ind w:left="0" w:firstLine="426"/>
       </w:pPr>
@@ -19448,7 +21779,7 @@
       <w:pPr>
         <w:numPr>
           <w:ilvl w:val="0"/>
-          <w:numId w:val="21"/>
+          <w:numId w:val="7"/>
         </w:numPr>
         <w:ind w:left="0" w:firstLine="426"/>
       </w:pPr>
@@ -19468,7 +21799,7 @@
       <w:pPr>
         <w:numPr>
           <w:ilvl w:val="0"/>
-          <w:numId w:val="21"/>
+          <w:numId w:val="7"/>
         </w:numPr>
         <w:ind w:left="0" w:firstLine="426"/>
       </w:pPr>
@@ -19483,7 +21814,7 @@
       <w:pPr>
         <w:numPr>
           <w:ilvl w:val="0"/>
-          <w:numId w:val="21"/>
+          <w:numId w:val="7"/>
         </w:numPr>
         <w:ind w:left="0" w:firstLine="426"/>
       </w:pPr>
@@ -19498,7 +21829,7 @@
       <w:pPr>
         <w:numPr>
           <w:ilvl w:val="0"/>
-          <w:numId w:val="21"/>
+          <w:numId w:val="7"/>
         </w:numPr>
         <w:ind w:left="0" w:firstLine="426"/>
       </w:pPr>
@@ -19518,7 +21849,7 @@
       <w:pPr>
         <w:spacing w:line="360" w:lineRule="auto"/>
       </w:pPr>
-      <w:bookmarkStart w:id="35" w:name="_Toc212903551"/>
+      <w:bookmarkStart w:id="37" w:name="_Toc212903551"/>
       <w:r>
         <w:t xml:space="preserve">3.4. </w:t>
       </w:r>
@@ -19528,7 +21859,7 @@
       <w:r>
         <w:t xml:space="preserve"> к составу и параметрам технических средств</w:t>
       </w:r>
-      <w:bookmarkEnd w:id="35"/>
+      <w:bookmarkEnd w:id="37"/>
     </w:p>
     <w:p>
       <w:pPr>
@@ -19559,7 +21890,7 @@
       <w:pPr>
         <w:numPr>
           <w:ilvl w:val="0"/>
-          <w:numId w:val="22"/>
+          <w:numId w:val="8"/>
         </w:numPr>
         <w:ind w:left="0" w:firstLine="426"/>
       </w:pPr>
@@ -19580,7 +21911,7 @@
       <w:pPr>
         <w:numPr>
           <w:ilvl w:val="0"/>
-          <w:numId w:val="22"/>
+          <w:numId w:val="8"/>
         </w:numPr>
         <w:ind w:left="0" w:firstLine="426"/>
       </w:pPr>
@@ -19634,7 +21965,7 @@
       <w:pPr>
         <w:numPr>
           <w:ilvl w:val="0"/>
-          <w:numId w:val="22"/>
+          <w:numId w:val="8"/>
         </w:numPr>
         <w:ind w:left="0" w:firstLine="426"/>
       </w:pPr>
@@ -19670,7 +22001,7 @@
       <w:pPr>
         <w:numPr>
           <w:ilvl w:val="0"/>
-          <w:numId w:val="22"/>
+          <w:numId w:val="8"/>
         </w:numPr>
         <w:ind w:left="0" w:firstLine="426"/>
       </w:pPr>
@@ -19691,7 +22022,7 @@
       <w:pPr>
         <w:numPr>
           <w:ilvl w:val="0"/>
-          <w:numId w:val="22"/>
+          <w:numId w:val="8"/>
         </w:numPr>
         <w:ind w:left="0" w:firstLine="426"/>
       </w:pPr>
@@ -19707,14 +22038,14 @@
       <w:pPr>
         <w:spacing w:line="360" w:lineRule="auto"/>
       </w:pPr>
-      <w:bookmarkStart w:id="36" w:name="_Toc212903552"/>
+      <w:bookmarkStart w:id="38" w:name="_Toc212903552"/>
       <w:r>
         <w:t xml:space="preserve">3.5. </w:t>
       </w:r>
       <w:r>
         <w:t>Требования к информационной и программной совместимости</w:t>
       </w:r>
-      <w:bookmarkEnd w:id="36"/>
+      <w:bookmarkEnd w:id="38"/>
     </w:p>
     <w:p>
       <w:r>
@@ -19771,14 +22102,15 @@
       <w:pPr>
         <w:spacing w:line="360" w:lineRule="auto"/>
       </w:pPr>
-      <w:bookmarkStart w:id="37" w:name="_Toc212903553"/>
-      <w:r>
+      <w:bookmarkStart w:id="39" w:name="_Toc212903553"/>
+      <w:r>
+        <w:lastRenderedPageBreak/>
         <w:t xml:space="preserve">3.6. </w:t>
       </w:r>
       <w:r>
         <w:t>Требования к маркировке и упаковке</w:t>
       </w:r>
-      <w:bookmarkEnd w:id="37"/>
+      <w:bookmarkEnd w:id="39"/>
     </w:p>
     <w:p>
       <w:r>
@@ -19793,14 +22125,14 @@
       <w:pPr>
         <w:spacing w:line="360" w:lineRule="auto"/>
       </w:pPr>
-      <w:bookmarkStart w:id="38" w:name="_Toc212903554"/>
+      <w:bookmarkStart w:id="40" w:name="_Toc212903554"/>
       <w:r>
         <w:t xml:space="preserve">3.7. </w:t>
       </w:r>
       <w:r>
         <w:t>Требования к транспортированию и хранению</w:t>
       </w:r>
-      <w:bookmarkEnd w:id="38"/>
+      <w:bookmarkEnd w:id="40"/>
     </w:p>
     <w:p>
       <w:r>
@@ -19820,14 +22152,14 @@
       <w:pPr>
         <w:spacing w:line="360" w:lineRule="auto"/>
       </w:pPr>
-      <w:bookmarkStart w:id="39" w:name="_Toc212903555"/>
+      <w:bookmarkStart w:id="41" w:name="_Toc212903555"/>
       <w:r>
         <w:t xml:space="preserve">3.8. </w:t>
       </w:r>
       <w:r>
         <w:t>Специальные требования</w:t>
       </w:r>
-      <w:bookmarkEnd w:id="39"/>
+      <w:bookmarkEnd w:id="41"/>
     </w:p>
     <w:p>
       <w:r>
@@ -20111,6 +22443,7 @@
         <w:spacing w:line="360" w:lineRule="auto"/>
       </w:pPr>
       <w:r>
+        <w:lastRenderedPageBreak/>
         <w:t xml:space="preserve">4.2. </w:t>
       </w:r>
       <w:r>
@@ -22047,6 +24380,7 @@
         <w:pStyle w:val="a1"/>
       </w:pPr>
       <w:r>
+        <w:lastRenderedPageBreak/>
         <w:t>Порядок контроля и приёмки</w:t>
       </w:r>
     </w:p>
@@ -23053,14 +25387,15 @@
           <w:highlight w:val="yellow"/>
         </w:rPr>
       </w:pPr>
-      <w:bookmarkStart w:id="40" w:name="_Toc226935528"/>
+      <w:bookmarkStart w:id="42" w:name="_Toc226935528"/>
       <w:r>
         <w:rPr>
           <w:highlight w:val="yellow"/>
         </w:rPr>
+        <w:lastRenderedPageBreak/>
         <w:t>(0.1)</w:t>
       </w:r>
-      <w:bookmarkEnd w:id="40"/>
+      <w:bookmarkEnd w:id="42"/>
     </w:p>
     <w:p>
       <w:pPr>
@@ -23142,14 +25477,15 @@
           <w:highlight w:val="yellow"/>
         </w:rPr>
       </w:pPr>
-      <w:bookmarkStart w:id="41" w:name="_Toc226935529"/>
+      <w:bookmarkStart w:id="43" w:name="_Toc226935529"/>
       <w:r>
         <w:rPr>
           <w:highlight w:val="yellow"/>
         </w:rPr>
+        <w:lastRenderedPageBreak/>
         <w:t>(0.1)</w:t>
       </w:r>
-      <w:bookmarkEnd w:id="41"/>
+      <w:bookmarkEnd w:id="43"/>
     </w:p>
     <w:p>
       <w:pPr>
@@ -23838,95 +26174,6 @@
     </w:lvl>
   </w:abstractNum>
   <w:abstractNum w:abstractNumId="3" w15:restartNumberingAfterBreak="0">
-    <w:nsid w:val="083C18FE"/>
-    <w:multiLevelType w:val="hybridMultilevel"/>
-    <w:tmpl w:val="AA6A3110"/>
-    <w:lvl w:ilvl="0" w:tplc="F9C0D742">
-      <w:start w:val="1"/>
-      <w:numFmt w:val="decimal"/>
-      <w:lvlText w:val="%1)"/>
-      <w:lvlJc w:val="left"/>
-      <w:pPr>
-        <w:ind w:left="785" w:hanging="360"/>
-      </w:pPr>
-      <w:rPr>
-        <w:rFonts w:hint="default"/>
-      </w:rPr>
-    </w:lvl>
-    <w:lvl w:ilvl="1" w:tplc="04190019" w:tentative="1">
-      <w:start w:val="1"/>
-      <w:numFmt w:val="lowerLetter"/>
-      <w:lvlText w:val="%2."/>
-      <w:lvlJc w:val="left"/>
-      <w:pPr>
-        <w:ind w:left="1505" w:hanging="360"/>
-      </w:pPr>
-    </w:lvl>
-    <w:lvl w:ilvl="2" w:tplc="0419001B" w:tentative="1">
-      <w:start w:val="1"/>
-      <w:numFmt w:val="lowerRoman"/>
-      <w:lvlText w:val="%3."/>
-      <w:lvlJc w:val="right"/>
-      <w:pPr>
-        <w:ind w:left="2225" w:hanging="180"/>
-      </w:pPr>
-    </w:lvl>
-    <w:lvl w:ilvl="3" w:tplc="0419000F" w:tentative="1">
-      <w:start w:val="1"/>
-      <w:numFmt w:val="decimal"/>
-      <w:lvlText w:val="%4."/>
-      <w:lvlJc w:val="left"/>
-      <w:pPr>
-        <w:ind w:left="2945" w:hanging="360"/>
-      </w:pPr>
-    </w:lvl>
-    <w:lvl w:ilvl="4" w:tplc="04190019" w:tentative="1">
-      <w:start w:val="1"/>
-      <w:numFmt w:val="lowerLetter"/>
-      <w:lvlText w:val="%5."/>
-      <w:lvlJc w:val="left"/>
-      <w:pPr>
-        <w:ind w:left="3665" w:hanging="360"/>
-      </w:pPr>
-    </w:lvl>
-    <w:lvl w:ilvl="5" w:tplc="0419001B" w:tentative="1">
-      <w:start w:val="1"/>
-      <w:numFmt w:val="lowerRoman"/>
-      <w:lvlText w:val="%6."/>
-      <w:lvlJc w:val="right"/>
-      <w:pPr>
-        <w:ind w:left="4385" w:hanging="180"/>
-      </w:pPr>
-    </w:lvl>
-    <w:lvl w:ilvl="6" w:tplc="0419000F" w:tentative="1">
-      <w:start w:val="1"/>
-      <w:numFmt w:val="decimal"/>
-      <w:lvlText w:val="%7."/>
-      <w:lvlJc w:val="left"/>
-      <w:pPr>
-        <w:ind w:left="5105" w:hanging="360"/>
-      </w:pPr>
-    </w:lvl>
-    <w:lvl w:ilvl="7" w:tplc="04190019" w:tentative="1">
-      <w:start w:val="1"/>
-      <w:numFmt w:val="lowerLetter"/>
-      <w:lvlText w:val="%8."/>
-      <w:lvlJc w:val="left"/>
-      <w:pPr>
-        <w:ind w:left="5825" w:hanging="360"/>
-      </w:pPr>
-    </w:lvl>
-    <w:lvl w:ilvl="8" w:tplc="0419001B" w:tentative="1">
-      <w:start w:val="1"/>
-      <w:numFmt w:val="lowerRoman"/>
-      <w:lvlText w:val="%9."/>
-      <w:lvlJc w:val="right"/>
-      <w:pPr>
-        <w:ind w:left="6545" w:hanging="180"/>
-      </w:pPr>
-    </w:lvl>
-  </w:abstractNum>
-  <w:abstractNum w:abstractNumId="4" w15:restartNumberingAfterBreak="0">
     <w:nsid w:val="0A4D5F7F"/>
     <w:multiLevelType w:val="multilevel"/>
     <w:tmpl w:val="81A88212"/>
@@ -24039,96 +26286,7 @@
       </w:rPr>
     </w:lvl>
   </w:abstractNum>
-  <w:abstractNum w:abstractNumId="5" w15:restartNumberingAfterBreak="0">
-    <w:nsid w:val="0C095CF1"/>
-    <w:multiLevelType w:val="hybridMultilevel"/>
-    <w:tmpl w:val="8A3492F8"/>
-    <w:lvl w:ilvl="0" w:tplc="E0EC72A2">
-      <w:start w:val="1"/>
-      <w:numFmt w:val="decimal"/>
-      <w:lvlText w:val="%1)"/>
-      <w:lvlJc w:val="left"/>
-      <w:pPr>
-        <w:ind w:left="1145" w:hanging="360"/>
-      </w:pPr>
-      <w:rPr>
-        <w:rFonts w:hint="default"/>
-      </w:rPr>
-    </w:lvl>
-    <w:lvl w:ilvl="1" w:tplc="04190019" w:tentative="1">
-      <w:start w:val="1"/>
-      <w:numFmt w:val="lowerLetter"/>
-      <w:lvlText w:val="%2."/>
-      <w:lvlJc w:val="left"/>
-      <w:pPr>
-        <w:ind w:left="1865" w:hanging="360"/>
-      </w:pPr>
-    </w:lvl>
-    <w:lvl w:ilvl="2" w:tplc="0419001B" w:tentative="1">
-      <w:start w:val="1"/>
-      <w:numFmt w:val="lowerRoman"/>
-      <w:lvlText w:val="%3."/>
-      <w:lvlJc w:val="right"/>
-      <w:pPr>
-        <w:ind w:left="2585" w:hanging="180"/>
-      </w:pPr>
-    </w:lvl>
-    <w:lvl w:ilvl="3" w:tplc="0419000F" w:tentative="1">
-      <w:start w:val="1"/>
-      <w:numFmt w:val="decimal"/>
-      <w:lvlText w:val="%4."/>
-      <w:lvlJc w:val="left"/>
-      <w:pPr>
-        <w:ind w:left="3305" w:hanging="360"/>
-      </w:pPr>
-    </w:lvl>
-    <w:lvl w:ilvl="4" w:tplc="04190019" w:tentative="1">
-      <w:start w:val="1"/>
-      <w:numFmt w:val="lowerLetter"/>
-      <w:lvlText w:val="%5."/>
-      <w:lvlJc w:val="left"/>
-      <w:pPr>
-        <w:ind w:left="4025" w:hanging="360"/>
-      </w:pPr>
-    </w:lvl>
-    <w:lvl w:ilvl="5" w:tplc="0419001B" w:tentative="1">
-      <w:start w:val="1"/>
-      <w:numFmt w:val="lowerRoman"/>
-      <w:lvlText w:val="%6."/>
-      <w:lvlJc w:val="right"/>
-      <w:pPr>
-        <w:ind w:left="4745" w:hanging="180"/>
-      </w:pPr>
-    </w:lvl>
-    <w:lvl w:ilvl="6" w:tplc="0419000F" w:tentative="1">
-      <w:start w:val="1"/>
-      <w:numFmt w:val="decimal"/>
-      <w:lvlText w:val="%7."/>
-      <w:lvlJc w:val="left"/>
-      <w:pPr>
-        <w:ind w:left="5465" w:hanging="360"/>
-      </w:pPr>
-    </w:lvl>
-    <w:lvl w:ilvl="7" w:tplc="04190019" w:tentative="1">
-      <w:start w:val="1"/>
-      <w:numFmt w:val="lowerLetter"/>
-      <w:lvlText w:val="%8."/>
-      <w:lvlJc w:val="left"/>
-      <w:pPr>
-        <w:ind w:left="6185" w:hanging="360"/>
-      </w:pPr>
-    </w:lvl>
-    <w:lvl w:ilvl="8" w:tplc="0419001B" w:tentative="1">
-      <w:start w:val="1"/>
-      <w:numFmt w:val="lowerRoman"/>
-      <w:lvlText w:val="%9."/>
-      <w:lvlJc w:val="right"/>
-      <w:pPr>
-        <w:ind w:left="6905" w:hanging="180"/>
-      </w:pPr>
-    </w:lvl>
-  </w:abstractNum>
-  <w:abstractNum w:abstractNumId="6" w15:restartNumberingAfterBreak="0">
+  <w:abstractNum w:abstractNumId="4" w15:restartNumberingAfterBreak="0">
     <w:nsid w:val="0C2A480D"/>
     <w:multiLevelType w:val="multilevel"/>
     <w:tmpl w:val="81A88212"/>
@@ -24241,7 +26399,7 @@
       </w:rPr>
     </w:lvl>
   </w:abstractNum>
-  <w:abstractNum w:abstractNumId="7" w15:restartNumberingAfterBreak="0">
+  <w:abstractNum w:abstractNumId="5" w15:restartNumberingAfterBreak="0">
     <w:nsid w:val="0FD171C2"/>
     <w:multiLevelType w:val="multilevel"/>
     <w:tmpl w:val="E6D2AF68"/>
@@ -24355,7 +26513,7 @@
       </w:rPr>
     </w:lvl>
   </w:abstractNum>
-  <w:abstractNum w:abstractNumId="8" w15:restartNumberingAfterBreak="0">
+  <w:abstractNum w:abstractNumId="6" w15:restartNumberingAfterBreak="0">
     <w:nsid w:val="10221AC8"/>
     <w:multiLevelType w:val="hybridMultilevel"/>
     <w:tmpl w:val="5554DD08"/>
@@ -24444,7 +26602,7 @@
       </w:pPr>
     </w:lvl>
   </w:abstractNum>
-  <w:abstractNum w:abstractNumId="9" w15:restartNumberingAfterBreak="0">
+  <w:abstractNum w:abstractNumId="7" w15:restartNumberingAfterBreak="0">
     <w:nsid w:val="14261F61"/>
     <w:multiLevelType w:val="hybridMultilevel"/>
     <w:tmpl w:val="A08CCD66"/>
@@ -24531,7 +26689,7 @@
       </w:pPr>
     </w:lvl>
   </w:abstractNum>
-  <w:abstractNum w:abstractNumId="10" w15:restartNumberingAfterBreak="0">
+  <w:abstractNum w:abstractNumId="8" w15:restartNumberingAfterBreak="0">
     <w:nsid w:val="157A0DD1"/>
     <w:multiLevelType w:val="hybridMultilevel"/>
     <w:tmpl w:val="88328010"/>
@@ -24644,7 +26802,7 @@
       </w:rPr>
     </w:lvl>
   </w:abstractNum>
-  <w:abstractNum w:abstractNumId="11" w15:restartNumberingAfterBreak="0">
+  <w:abstractNum w:abstractNumId="9" w15:restartNumberingAfterBreak="0">
     <w:nsid w:val="16FD1994"/>
     <w:multiLevelType w:val="multilevel"/>
     <w:tmpl w:val="81A88212"/>
@@ -24757,7 +26915,7 @@
       </w:rPr>
     </w:lvl>
   </w:abstractNum>
-  <w:abstractNum w:abstractNumId="12" w15:restartNumberingAfterBreak="0">
+  <w:abstractNum w:abstractNumId="10" w15:restartNumberingAfterBreak="0">
     <w:nsid w:val="17303403"/>
     <w:multiLevelType w:val="multilevel"/>
     <w:tmpl w:val="E6D2AF68"/>
@@ -24871,7 +27029,7 @@
       </w:rPr>
     </w:lvl>
   </w:abstractNum>
-  <w:abstractNum w:abstractNumId="13" w15:restartNumberingAfterBreak="0">
+  <w:abstractNum w:abstractNumId="11" w15:restartNumberingAfterBreak="0">
     <w:nsid w:val="1AFB404F"/>
     <w:multiLevelType w:val="multilevel"/>
     <w:tmpl w:val="81A88212"/>
@@ -24984,7 +27142,7 @@
       </w:rPr>
     </w:lvl>
   </w:abstractNum>
-  <w:abstractNum w:abstractNumId="14" w15:restartNumberingAfterBreak="0">
+  <w:abstractNum w:abstractNumId="12" w15:restartNumberingAfterBreak="0">
     <w:nsid w:val="1BE858D2"/>
     <w:multiLevelType w:val="multilevel"/>
     <w:tmpl w:val="81A88212"/>
@@ -25097,207 +27255,7 @@
       </w:rPr>
     </w:lvl>
   </w:abstractNum>
-  <w:abstractNum w:abstractNumId="15" w15:restartNumberingAfterBreak="0">
-    <w:nsid w:val="203F4CCE"/>
-    <w:multiLevelType w:val="hybridMultilevel"/>
-    <w:tmpl w:val="9D46EF28"/>
-    <w:lvl w:ilvl="0" w:tplc="0419000F">
-      <w:start w:val="1"/>
-      <w:numFmt w:val="decimal"/>
-      <w:lvlText w:val="%1."/>
-      <w:lvlJc w:val="left"/>
-      <w:pPr>
-        <w:ind w:left="1145" w:hanging="360"/>
-      </w:pPr>
-    </w:lvl>
-    <w:lvl w:ilvl="1" w:tplc="04190019" w:tentative="1">
-      <w:start w:val="1"/>
-      <w:numFmt w:val="lowerLetter"/>
-      <w:lvlText w:val="%2."/>
-      <w:lvlJc w:val="left"/>
-      <w:pPr>
-        <w:ind w:left="1865" w:hanging="360"/>
-      </w:pPr>
-    </w:lvl>
-    <w:lvl w:ilvl="2" w:tplc="0419001B" w:tentative="1">
-      <w:start w:val="1"/>
-      <w:numFmt w:val="lowerRoman"/>
-      <w:lvlText w:val="%3."/>
-      <w:lvlJc w:val="right"/>
-      <w:pPr>
-        <w:ind w:left="2585" w:hanging="180"/>
-      </w:pPr>
-    </w:lvl>
-    <w:lvl w:ilvl="3" w:tplc="0419000F" w:tentative="1">
-      <w:start w:val="1"/>
-      <w:numFmt w:val="decimal"/>
-      <w:lvlText w:val="%4."/>
-      <w:lvlJc w:val="left"/>
-      <w:pPr>
-        <w:ind w:left="3305" w:hanging="360"/>
-      </w:pPr>
-    </w:lvl>
-    <w:lvl w:ilvl="4" w:tplc="04190019" w:tentative="1">
-      <w:start w:val="1"/>
-      <w:numFmt w:val="lowerLetter"/>
-      <w:lvlText w:val="%5."/>
-      <w:lvlJc w:val="left"/>
-      <w:pPr>
-        <w:ind w:left="4025" w:hanging="360"/>
-      </w:pPr>
-    </w:lvl>
-    <w:lvl w:ilvl="5" w:tplc="0419001B" w:tentative="1">
-      <w:start w:val="1"/>
-      <w:numFmt w:val="lowerRoman"/>
-      <w:lvlText w:val="%6."/>
-      <w:lvlJc w:val="right"/>
-      <w:pPr>
-        <w:ind w:left="4745" w:hanging="180"/>
-      </w:pPr>
-    </w:lvl>
-    <w:lvl w:ilvl="6" w:tplc="0419000F" w:tentative="1">
-      <w:start w:val="1"/>
-      <w:numFmt w:val="decimal"/>
-      <w:lvlText w:val="%7."/>
-      <w:lvlJc w:val="left"/>
-      <w:pPr>
-        <w:ind w:left="5465" w:hanging="360"/>
-      </w:pPr>
-    </w:lvl>
-    <w:lvl w:ilvl="7" w:tplc="04190019" w:tentative="1">
-      <w:start w:val="1"/>
-      <w:numFmt w:val="lowerLetter"/>
-      <w:lvlText w:val="%8."/>
-      <w:lvlJc w:val="left"/>
-      <w:pPr>
-        <w:ind w:left="6185" w:hanging="360"/>
-      </w:pPr>
-    </w:lvl>
-    <w:lvl w:ilvl="8" w:tplc="0419001B" w:tentative="1">
-      <w:start w:val="1"/>
-      <w:numFmt w:val="lowerRoman"/>
-      <w:lvlText w:val="%9."/>
-      <w:lvlJc w:val="right"/>
-      <w:pPr>
-        <w:ind w:left="6905" w:hanging="180"/>
-      </w:pPr>
-    </w:lvl>
-  </w:abstractNum>
-  <w:abstractNum w:abstractNumId="16" w15:restartNumberingAfterBreak="0">
-    <w:nsid w:val="23A05894"/>
-    <w:multiLevelType w:val="multilevel"/>
-    <w:tmpl w:val="E6D2AF68"/>
-    <w:lvl w:ilvl="0">
-      <w:start w:val="1"/>
-      <w:numFmt w:val="decimal"/>
-      <w:suff w:val="space"/>
-      <w:lvlText w:val="%1)"/>
-      <w:lvlJc w:val="left"/>
-      <w:pPr>
-        <w:ind w:left="0" w:firstLine="425"/>
-      </w:pPr>
-      <w:rPr>
-        <w:rFonts w:hint="default"/>
-      </w:rPr>
-    </w:lvl>
-    <w:lvl w:ilvl="1">
-      <w:start w:val="1"/>
-      <w:numFmt w:val="lowerLetter"/>
-      <w:lvlText w:val="%2)"/>
-      <w:lvlJc w:val="left"/>
-      <w:pPr>
-        <w:ind w:left="0" w:firstLine="425"/>
-      </w:pPr>
-      <w:rPr>
-        <w:rFonts w:hint="default"/>
-      </w:rPr>
-    </w:lvl>
-    <w:lvl w:ilvl="2">
-      <w:start w:val="1"/>
-      <w:numFmt w:val="lowerRoman"/>
-      <w:lvlText w:val="%3)"/>
-      <w:lvlJc w:val="left"/>
-      <w:pPr>
-        <w:ind w:left="0" w:firstLine="425"/>
-      </w:pPr>
-      <w:rPr>
-        <w:rFonts w:hint="default"/>
-      </w:rPr>
-    </w:lvl>
-    <w:lvl w:ilvl="3">
-      <w:start w:val="1"/>
-      <w:numFmt w:val="decimal"/>
-      <w:lvlText w:val="(%4)"/>
-      <w:lvlJc w:val="left"/>
-      <w:pPr>
-        <w:ind w:left="0" w:firstLine="425"/>
-      </w:pPr>
-      <w:rPr>
-        <w:rFonts w:hint="default"/>
-      </w:rPr>
-    </w:lvl>
-    <w:lvl w:ilvl="4">
-      <w:start w:val="1"/>
-      <w:numFmt w:val="lowerLetter"/>
-      <w:lvlText w:val="(%5)"/>
-      <w:lvlJc w:val="left"/>
-      <w:pPr>
-        <w:ind w:left="0" w:firstLine="425"/>
-      </w:pPr>
-      <w:rPr>
-        <w:rFonts w:hint="default"/>
-      </w:rPr>
-    </w:lvl>
-    <w:lvl w:ilvl="5">
-      <w:start w:val="1"/>
-      <w:numFmt w:val="lowerRoman"/>
-      <w:lvlText w:val="(%6)"/>
-      <w:lvlJc w:val="left"/>
-      <w:pPr>
-        <w:ind w:left="0" w:firstLine="425"/>
-      </w:pPr>
-      <w:rPr>
-        <w:rFonts w:hint="default"/>
-      </w:rPr>
-    </w:lvl>
-    <w:lvl w:ilvl="6">
-      <w:start w:val="1"/>
-      <w:numFmt w:val="decimal"/>
-      <w:lvlText w:val="%7."/>
-      <w:lvlJc w:val="left"/>
-      <w:pPr>
-        <w:ind w:left="0" w:firstLine="425"/>
-      </w:pPr>
-      <w:rPr>
-        <w:rFonts w:hint="default"/>
-      </w:rPr>
-    </w:lvl>
-    <w:lvl w:ilvl="7">
-      <w:start w:val="1"/>
-      <w:numFmt w:val="lowerLetter"/>
-      <w:lvlText w:val="%8."/>
-      <w:lvlJc w:val="left"/>
-      <w:pPr>
-        <w:ind w:left="0" w:firstLine="425"/>
-      </w:pPr>
-      <w:rPr>
-        <w:rFonts w:hint="default"/>
-      </w:rPr>
-    </w:lvl>
-    <w:lvl w:ilvl="8">
-      <w:start w:val="1"/>
-      <w:numFmt w:val="lowerRoman"/>
-      <w:lvlText w:val="%9."/>
-      <w:lvlJc w:val="left"/>
-      <w:pPr>
-        <w:ind w:left="0" w:firstLine="425"/>
-      </w:pPr>
-      <w:rPr>
-        <w:rFonts w:hint="default"/>
-      </w:rPr>
-    </w:lvl>
-  </w:abstractNum>
-  <w:abstractNum w:abstractNumId="17" w15:restartNumberingAfterBreak="0">
+  <w:abstractNum w:abstractNumId="13" w15:restartNumberingAfterBreak="0">
     <w:nsid w:val="23BF0238"/>
     <w:multiLevelType w:val="multilevel"/>
     <w:tmpl w:val="E6D2AF68"/>
@@ -25411,7 +27369,7 @@
       </w:rPr>
     </w:lvl>
   </w:abstractNum>
-  <w:abstractNum w:abstractNumId="18" w15:restartNumberingAfterBreak="0">
+  <w:abstractNum w:abstractNumId="14" w15:restartNumberingAfterBreak="0">
     <w:nsid w:val="24452547"/>
     <w:multiLevelType w:val="multilevel"/>
     <w:tmpl w:val="E6D2AF68"/>
@@ -25525,7 +27483,7 @@
       </w:rPr>
     </w:lvl>
   </w:abstractNum>
-  <w:abstractNum w:abstractNumId="19" w15:restartNumberingAfterBreak="0">
+  <w:abstractNum w:abstractNumId="15" w15:restartNumberingAfterBreak="0">
     <w:nsid w:val="245F7771"/>
     <w:multiLevelType w:val="multilevel"/>
     <w:tmpl w:val="E6D2AF68"/>
@@ -25639,128 +27597,7 @@
       </w:rPr>
     </w:lvl>
   </w:abstractNum>
-  <w:abstractNum w:abstractNumId="20" w15:restartNumberingAfterBreak="0">
-    <w:nsid w:val="27AE7BAC"/>
-    <w:multiLevelType w:val="multilevel"/>
-    <w:tmpl w:val="9E3E2872"/>
-    <w:lvl w:ilvl="0">
-      <w:start w:val="1"/>
-      <w:numFmt w:val="decimal"/>
-      <w:lvlText w:val="%1."/>
-      <w:lvlJc w:val="left"/>
-      <w:pPr>
-        <w:ind w:left="720" w:hanging="360"/>
-      </w:pPr>
-      <w:rPr>
-        <w:rFonts w:hint="default"/>
-      </w:rPr>
-    </w:lvl>
-    <w:lvl w:ilvl="1">
-      <w:start w:val="1"/>
-      <w:numFmt w:val="decimal"/>
-      <w:isLgl/>
-      <w:lvlText w:val="%1.%2."/>
-      <w:lvlJc w:val="left"/>
-      <w:pPr>
-        <w:ind w:left="1145" w:hanging="720"/>
-      </w:pPr>
-      <w:rPr>
-        <w:rFonts w:hint="default"/>
-      </w:rPr>
-    </w:lvl>
-    <w:lvl w:ilvl="2">
-      <w:start w:val="1"/>
-      <w:numFmt w:val="decimal"/>
-      <w:isLgl/>
-      <w:lvlText w:val="%1.%2.%3."/>
-      <w:lvlJc w:val="left"/>
-      <w:pPr>
-        <w:ind w:left="1210" w:hanging="720"/>
-      </w:pPr>
-      <w:rPr>
-        <w:rFonts w:hint="default"/>
-      </w:rPr>
-    </w:lvl>
-    <w:lvl w:ilvl="3">
-      <w:start w:val="1"/>
-      <w:numFmt w:val="decimal"/>
-      <w:isLgl/>
-      <w:lvlText w:val="%1.%2.%3.%4."/>
-      <w:lvlJc w:val="left"/>
-      <w:pPr>
-        <w:ind w:left="1635" w:hanging="1080"/>
-      </w:pPr>
-      <w:rPr>
-        <w:rFonts w:hint="default"/>
-      </w:rPr>
-    </w:lvl>
-    <w:lvl w:ilvl="4">
-      <w:start w:val="1"/>
-      <w:numFmt w:val="decimal"/>
-      <w:isLgl/>
-      <w:lvlText w:val="%1.%2.%3.%4.%5."/>
-      <w:lvlJc w:val="left"/>
-      <w:pPr>
-        <w:ind w:left="1700" w:hanging="1080"/>
-      </w:pPr>
-      <w:rPr>
-        <w:rFonts w:hint="default"/>
-      </w:rPr>
-    </w:lvl>
-    <w:lvl w:ilvl="5">
-      <w:start w:val="1"/>
-      <w:numFmt w:val="decimal"/>
-      <w:isLgl/>
-      <w:lvlText w:val="%1.%2.%3.%4.%5.%6."/>
-      <w:lvlJc w:val="left"/>
-      <w:pPr>
-        <w:ind w:left="2125" w:hanging="1440"/>
-      </w:pPr>
-      <w:rPr>
-        <w:rFonts w:hint="default"/>
-      </w:rPr>
-    </w:lvl>
-    <w:lvl w:ilvl="6">
-      <w:start w:val="1"/>
-      <w:numFmt w:val="decimal"/>
-      <w:isLgl/>
-      <w:lvlText w:val="%1.%2.%3.%4.%5.%6.%7."/>
-      <w:lvlJc w:val="left"/>
-      <w:pPr>
-        <w:ind w:left="2550" w:hanging="1800"/>
-      </w:pPr>
-      <w:rPr>
-        <w:rFonts w:hint="default"/>
-      </w:rPr>
-    </w:lvl>
-    <w:lvl w:ilvl="7">
-      <w:start w:val="1"/>
-      <w:numFmt w:val="decimal"/>
-      <w:isLgl/>
-      <w:lvlText w:val="%1.%2.%3.%4.%5.%6.%7.%8."/>
-      <w:lvlJc w:val="left"/>
-      <w:pPr>
-        <w:ind w:left="2615" w:hanging="1800"/>
-      </w:pPr>
-      <w:rPr>
-        <w:rFonts w:hint="default"/>
-      </w:rPr>
-    </w:lvl>
-    <w:lvl w:ilvl="8">
-      <w:start w:val="1"/>
-      <w:numFmt w:val="decimal"/>
-      <w:isLgl/>
-      <w:lvlText w:val="%1.%2.%3.%4.%5.%6.%7.%8.%9."/>
-      <w:lvlJc w:val="left"/>
-      <w:pPr>
-        <w:ind w:left="3040" w:hanging="2160"/>
-      </w:pPr>
-      <w:rPr>
-        <w:rFonts w:hint="default"/>
-      </w:rPr>
-    </w:lvl>
-  </w:abstractNum>
-  <w:abstractNum w:abstractNumId="21" w15:restartNumberingAfterBreak="0">
+  <w:abstractNum w:abstractNumId="16" w15:restartNumberingAfterBreak="0">
     <w:nsid w:val="287C44C9"/>
     <w:multiLevelType w:val="multilevel"/>
     <w:tmpl w:val="81A88212"/>
@@ -25873,96 +27710,7 @@
       </w:rPr>
     </w:lvl>
   </w:abstractNum>
-  <w:abstractNum w:abstractNumId="22" w15:restartNumberingAfterBreak="0">
-    <w:nsid w:val="2BE81530"/>
-    <w:multiLevelType w:val="hybridMultilevel"/>
-    <w:tmpl w:val="EE305ABE"/>
-    <w:lvl w:ilvl="0" w:tplc="054816B0">
-      <w:start w:val="1"/>
-      <w:numFmt w:val="decimal"/>
-      <w:lvlText w:val="4.%1."/>
-      <w:lvlJc w:val="left"/>
-      <w:pPr>
-        <w:ind w:left="1145" w:hanging="360"/>
-      </w:pPr>
-      <w:rPr>
-        <w:rFonts w:hint="default"/>
-      </w:rPr>
-    </w:lvl>
-    <w:lvl w:ilvl="1" w:tplc="04190019" w:tentative="1">
-      <w:start w:val="1"/>
-      <w:numFmt w:val="lowerLetter"/>
-      <w:lvlText w:val="%2."/>
-      <w:lvlJc w:val="left"/>
-      <w:pPr>
-        <w:ind w:left="1865" w:hanging="360"/>
-      </w:pPr>
-    </w:lvl>
-    <w:lvl w:ilvl="2" w:tplc="0419001B" w:tentative="1">
-      <w:start w:val="1"/>
-      <w:numFmt w:val="lowerRoman"/>
-      <w:lvlText w:val="%3."/>
-      <w:lvlJc w:val="right"/>
-      <w:pPr>
-        <w:ind w:left="2585" w:hanging="180"/>
-      </w:pPr>
-    </w:lvl>
-    <w:lvl w:ilvl="3" w:tplc="0419000F" w:tentative="1">
-      <w:start w:val="1"/>
-      <w:numFmt w:val="decimal"/>
-      <w:lvlText w:val="%4."/>
-      <w:lvlJc w:val="left"/>
-      <w:pPr>
-        <w:ind w:left="3305" w:hanging="360"/>
-      </w:pPr>
-    </w:lvl>
-    <w:lvl w:ilvl="4" w:tplc="04190019" w:tentative="1">
-      <w:start w:val="1"/>
-      <w:numFmt w:val="lowerLetter"/>
-      <w:lvlText w:val="%5."/>
-      <w:lvlJc w:val="left"/>
-      <w:pPr>
-        <w:ind w:left="4025" w:hanging="360"/>
-      </w:pPr>
-    </w:lvl>
-    <w:lvl w:ilvl="5" w:tplc="0419001B" w:tentative="1">
-      <w:start w:val="1"/>
-      <w:numFmt w:val="lowerRoman"/>
-      <w:lvlText w:val="%6."/>
-      <w:lvlJc w:val="right"/>
-      <w:pPr>
-        <w:ind w:left="4745" w:hanging="180"/>
-      </w:pPr>
-    </w:lvl>
-    <w:lvl w:ilvl="6" w:tplc="0419000F" w:tentative="1">
-      <w:start w:val="1"/>
-      <w:numFmt w:val="decimal"/>
-      <w:lvlText w:val="%7."/>
-      <w:lvlJc w:val="left"/>
-      <w:pPr>
-        <w:ind w:left="5465" w:hanging="360"/>
-      </w:pPr>
-    </w:lvl>
-    <w:lvl w:ilvl="7" w:tplc="04190019" w:tentative="1">
-      <w:start w:val="1"/>
-      <w:numFmt w:val="lowerLetter"/>
-      <w:lvlText w:val="%8."/>
-      <w:lvlJc w:val="left"/>
-      <w:pPr>
-        <w:ind w:left="6185" w:hanging="360"/>
-      </w:pPr>
-    </w:lvl>
-    <w:lvl w:ilvl="8" w:tplc="0419001B" w:tentative="1">
-      <w:start w:val="1"/>
-      <w:numFmt w:val="lowerRoman"/>
-      <w:lvlText w:val="%9."/>
-      <w:lvlJc w:val="right"/>
-      <w:pPr>
-        <w:ind w:left="6905" w:hanging="180"/>
-      </w:pPr>
-    </w:lvl>
-  </w:abstractNum>
-  <w:abstractNum w:abstractNumId="23" w15:restartNumberingAfterBreak="0">
+  <w:abstractNum w:abstractNumId="17" w15:restartNumberingAfterBreak="0">
     <w:nsid w:val="2CAD183F"/>
     <w:multiLevelType w:val="multilevel"/>
     <w:tmpl w:val="CB527D52"/>
@@ -26093,7 +27841,7 @@
       </w:rPr>
     </w:lvl>
   </w:abstractNum>
-  <w:abstractNum w:abstractNumId="24" w15:restartNumberingAfterBreak="0">
+  <w:abstractNum w:abstractNumId="18" w15:restartNumberingAfterBreak="0">
     <w:nsid w:val="2D50114C"/>
     <w:multiLevelType w:val="multilevel"/>
     <w:tmpl w:val="81A88212"/>
@@ -26206,346 +27954,7 @@
       </w:rPr>
     </w:lvl>
   </w:abstractNum>
-  <w:abstractNum w:abstractNumId="25" w15:restartNumberingAfterBreak="0">
-    <w:nsid w:val="2D5C5A83"/>
-    <w:multiLevelType w:val="hybridMultilevel"/>
-    <w:tmpl w:val="58A637B6"/>
-    <w:lvl w:ilvl="0" w:tplc="04190001">
-      <w:start w:val="1"/>
-      <w:numFmt w:val="bullet"/>
-      <w:lvlText w:val=""/>
-      <w:lvlJc w:val="left"/>
-      <w:pPr>
-        <w:ind w:left="1145" w:hanging="360"/>
-      </w:pPr>
-      <w:rPr>
-        <w:rFonts w:ascii="Symbol" w:hAnsi="Symbol" w:hint="default"/>
-      </w:rPr>
-    </w:lvl>
-    <w:lvl w:ilvl="1" w:tplc="04190003" w:tentative="1">
-      <w:start w:val="1"/>
-      <w:numFmt w:val="bullet"/>
-      <w:lvlText w:val="o"/>
-      <w:lvlJc w:val="left"/>
-      <w:pPr>
-        <w:ind w:left="1865" w:hanging="360"/>
-      </w:pPr>
-      <w:rPr>
-        <w:rFonts w:ascii="Courier New" w:hAnsi="Courier New" w:cs="Courier New" w:hint="default"/>
-      </w:rPr>
-    </w:lvl>
-    <w:lvl w:ilvl="2" w:tplc="04190005" w:tentative="1">
-      <w:start w:val="1"/>
-      <w:numFmt w:val="bullet"/>
-      <w:lvlText w:val=""/>
-      <w:lvlJc w:val="left"/>
-      <w:pPr>
-        <w:ind w:left="2585" w:hanging="360"/>
-      </w:pPr>
-      <w:rPr>
-        <w:rFonts w:ascii="Wingdings" w:hAnsi="Wingdings" w:hint="default"/>
-      </w:rPr>
-    </w:lvl>
-    <w:lvl w:ilvl="3" w:tplc="04190001" w:tentative="1">
-      <w:start w:val="1"/>
-      <w:numFmt w:val="bullet"/>
-      <w:lvlText w:val=""/>
-      <w:lvlJc w:val="left"/>
-      <w:pPr>
-        <w:ind w:left="3305" w:hanging="360"/>
-      </w:pPr>
-      <w:rPr>
-        <w:rFonts w:ascii="Symbol" w:hAnsi="Symbol" w:hint="default"/>
-      </w:rPr>
-    </w:lvl>
-    <w:lvl w:ilvl="4" w:tplc="04190003" w:tentative="1">
-      <w:start w:val="1"/>
-      <w:numFmt w:val="bullet"/>
-      <w:lvlText w:val="o"/>
-      <w:lvlJc w:val="left"/>
-      <w:pPr>
-        <w:ind w:left="4025" w:hanging="360"/>
-      </w:pPr>
-      <w:rPr>
-        <w:rFonts w:ascii="Courier New" w:hAnsi="Courier New" w:cs="Courier New" w:hint="default"/>
-      </w:rPr>
-    </w:lvl>
-    <w:lvl w:ilvl="5" w:tplc="04190005" w:tentative="1">
-      <w:start w:val="1"/>
-      <w:numFmt w:val="bullet"/>
-      <w:lvlText w:val=""/>
-      <w:lvlJc w:val="left"/>
-      <w:pPr>
-        <w:ind w:left="4745" w:hanging="360"/>
-      </w:pPr>
-      <w:rPr>
-        <w:rFonts w:ascii="Wingdings" w:hAnsi="Wingdings" w:hint="default"/>
-      </w:rPr>
-    </w:lvl>
-    <w:lvl w:ilvl="6" w:tplc="04190001" w:tentative="1">
-      <w:start w:val="1"/>
-      <w:numFmt w:val="bullet"/>
-      <w:lvlText w:val=""/>
-      <w:lvlJc w:val="left"/>
-      <w:pPr>
-        <w:ind w:left="5465" w:hanging="360"/>
-      </w:pPr>
-      <w:rPr>
-        <w:rFonts w:ascii="Symbol" w:hAnsi="Symbol" w:hint="default"/>
-      </w:rPr>
-    </w:lvl>
-    <w:lvl w:ilvl="7" w:tplc="04190003" w:tentative="1">
-      <w:start w:val="1"/>
-      <w:numFmt w:val="bullet"/>
-      <w:lvlText w:val="o"/>
-      <w:lvlJc w:val="left"/>
-      <w:pPr>
-        <w:ind w:left="6185" w:hanging="360"/>
-      </w:pPr>
-      <w:rPr>
-        <w:rFonts w:ascii="Courier New" w:hAnsi="Courier New" w:cs="Courier New" w:hint="default"/>
-      </w:rPr>
-    </w:lvl>
-    <w:lvl w:ilvl="8" w:tplc="04190005" w:tentative="1">
-      <w:start w:val="1"/>
-      <w:numFmt w:val="bullet"/>
-      <w:lvlText w:val=""/>
-      <w:lvlJc w:val="left"/>
-      <w:pPr>
-        <w:ind w:left="6905" w:hanging="360"/>
-      </w:pPr>
-      <w:rPr>
-        <w:rFonts w:ascii="Wingdings" w:hAnsi="Wingdings" w:hint="default"/>
-      </w:rPr>
-    </w:lvl>
-  </w:abstractNum>
-  <w:abstractNum w:abstractNumId="26" w15:restartNumberingAfterBreak="0">
-    <w:nsid w:val="2D915EC2"/>
-    <w:multiLevelType w:val="hybridMultilevel"/>
-    <w:tmpl w:val="159A144A"/>
-    <w:lvl w:ilvl="0" w:tplc="04190001">
-      <w:start w:val="1"/>
-      <w:numFmt w:val="bullet"/>
-      <w:lvlText w:val=""/>
-      <w:lvlJc w:val="left"/>
-      <w:pPr>
-        <w:ind w:left="1145" w:hanging="360"/>
-      </w:pPr>
-      <w:rPr>
-        <w:rFonts w:ascii="Symbol" w:hAnsi="Symbol" w:hint="default"/>
-      </w:rPr>
-    </w:lvl>
-    <w:lvl w:ilvl="1" w:tplc="04190003" w:tentative="1">
-      <w:start w:val="1"/>
-      <w:numFmt w:val="bullet"/>
-      <w:lvlText w:val="o"/>
-      <w:lvlJc w:val="left"/>
-      <w:pPr>
-        <w:ind w:left="1865" w:hanging="360"/>
-      </w:pPr>
-      <w:rPr>
-        <w:rFonts w:ascii="Courier New" w:hAnsi="Courier New" w:cs="Courier New" w:hint="default"/>
-      </w:rPr>
-    </w:lvl>
-    <w:lvl w:ilvl="2" w:tplc="04190005" w:tentative="1">
-      <w:start w:val="1"/>
-      <w:numFmt w:val="bullet"/>
-      <w:lvlText w:val=""/>
-      <w:lvlJc w:val="left"/>
-      <w:pPr>
-        <w:ind w:left="2585" w:hanging="360"/>
-      </w:pPr>
-      <w:rPr>
-        <w:rFonts w:ascii="Wingdings" w:hAnsi="Wingdings" w:hint="default"/>
-      </w:rPr>
-    </w:lvl>
-    <w:lvl w:ilvl="3" w:tplc="04190001" w:tentative="1">
-      <w:start w:val="1"/>
-      <w:numFmt w:val="bullet"/>
-      <w:lvlText w:val=""/>
-      <w:lvlJc w:val="left"/>
-      <w:pPr>
-        <w:ind w:left="3305" w:hanging="360"/>
-      </w:pPr>
-      <w:rPr>
-        <w:rFonts w:ascii="Symbol" w:hAnsi="Symbol" w:hint="default"/>
-      </w:rPr>
-    </w:lvl>
-    <w:lvl w:ilvl="4" w:tplc="04190003" w:tentative="1">
-      <w:start w:val="1"/>
-      <w:numFmt w:val="bullet"/>
-      <w:lvlText w:val="o"/>
-      <w:lvlJc w:val="left"/>
-      <w:pPr>
-        <w:ind w:left="4025" w:hanging="360"/>
-      </w:pPr>
-      <w:rPr>
-        <w:rFonts w:ascii="Courier New" w:hAnsi="Courier New" w:cs="Courier New" w:hint="default"/>
-      </w:rPr>
-    </w:lvl>
-    <w:lvl w:ilvl="5" w:tplc="04190005" w:tentative="1">
-      <w:start w:val="1"/>
-      <w:numFmt w:val="bullet"/>
-      <w:lvlText w:val=""/>
-      <w:lvlJc w:val="left"/>
-      <w:pPr>
-        <w:ind w:left="4745" w:hanging="360"/>
-      </w:pPr>
-      <w:rPr>
-        <w:rFonts w:ascii="Wingdings" w:hAnsi="Wingdings" w:hint="default"/>
-      </w:rPr>
-    </w:lvl>
-    <w:lvl w:ilvl="6" w:tplc="04190001" w:tentative="1">
-      <w:start w:val="1"/>
-      <w:numFmt w:val="bullet"/>
-      <w:lvlText w:val=""/>
-      <w:lvlJc w:val="left"/>
-      <w:pPr>
-        <w:ind w:left="5465" w:hanging="360"/>
-      </w:pPr>
-      <w:rPr>
-        <w:rFonts w:ascii="Symbol" w:hAnsi="Symbol" w:hint="default"/>
-      </w:rPr>
-    </w:lvl>
-    <w:lvl w:ilvl="7" w:tplc="04190003" w:tentative="1">
-      <w:start w:val="1"/>
-      <w:numFmt w:val="bullet"/>
-      <w:lvlText w:val="o"/>
-      <w:lvlJc w:val="left"/>
-      <w:pPr>
-        <w:ind w:left="6185" w:hanging="360"/>
-      </w:pPr>
-      <w:rPr>
-        <w:rFonts w:ascii="Courier New" w:hAnsi="Courier New" w:cs="Courier New" w:hint="default"/>
-      </w:rPr>
-    </w:lvl>
-    <w:lvl w:ilvl="8" w:tplc="04190005" w:tentative="1">
-      <w:start w:val="1"/>
-      <w:numFmt w:val="bullet"/>
-      <w:lvlText w:val=""/>
-      <w:lvlJc w:val="left"/>
-      <w:pPr>
-        <w:ind w:left="6905" w:hanging="360"/>
-      </w:pPr>
-      <w:rPr>
-        <w:rFonts w:ascii="Wingdings" w:hAnsi="Wingdings" w:hint="default"/>
-      </w:rPr>
-    </w:lvl>
-  </w:abstractNum>
-  <w:abstractNum w:abstractNumId="27" w15:restartNumberingAfterBreak="0">
-    <w:nsid w:val="322315EA"/>
-    <w:multiLevelType w:val="multilevel"/>
-    <w:tmpl w:val="81A88212"/>
-    <w:lvl w:ilvl="0">
-      <w:start w:val="1"/>
-      <w:numFmt w:val="bullet"/>
-      <w:lvlText w:val=""/>
-      <w:lvlJc w:val="left"/>
-      <w:pPr>
-        <w:ind w:left="0" w:firstLine="425"/>
-      </w:pPr>
-      <w:rPr>
-        <w:rFonts w:ascii="Symbol" w:hAnsi="Symbol" w:hint="default"/>
-      </w:rPr>
-    </w:lvl>
-    <w:lvl w:ilvl="1">
-      <w:start w:val="1"/>
-      <w:numFmt w:val="bullet"/>
-      <w:lvlText w:val="o"/>
-      <w:lvlJc w:val="left"/>
-      <w:pPr>
-        <w:ind w:left="0" w:firstLine="425"/>
-      </w:pPr>
-      <w:rPr>
-        <w:rFonts w:ascii="Courier New" w:hAnsi="Courier New" w:cs="Courier New" w:hint="default"/>
-      </w:rPr>
-    </w:lvl>
-    <w:lvl w:ilvl="2">
-      <w:start w:val="1"/>
-      <w:numFmt w:val="bullet"/>
-      <w:lvlText w:val=""/>
-      <w:lvlJc w:val="left"/>
-      <w:pPr>
-        <w:ind w:left="0" w:firstLine="425"/>
-      </w:pPr>
-      <w:rPr>
-        <w:rFonts w:ascii="Wingdings" w:hAnsi="Wingdings" w:hint="default"/>
-      </w:rPr>
-    </w:lvl>
-    <w:lvl w:ilvl="3">
-      <w:start w:val="1"/>
-      <w:numFmt w:val="bullet"/>
-      <w:lvlText w:val=""/>
-      <w:lvlJc w:val="left"/>
-      <w:pPr>
-        <w:ind w:left="0" w:firstLine="425"/>
-      </w:pPr>
-      <w:rPr>
-        <w:rFonts w:ascii="Symbol" w:hAnsi="Symbol" w:hint="default"/>
-      </w:rPr>
-    </w:lvl>
-    <w:lvl w:ilvl="4">
-      <w:start w:val="1"/>
-      <w:numFmt w:val="bullet"/>
-      <w:lvlText w:val="o"/>
-      <w:lvlJc w:val="left"/>
-      <w:pPr>
-        <w:ind w:left="0" w:firstLine="425"/>
-      </w:pPr>
-      <w:rPr>
-        <w:rFonts w:ascii="Courier New" w:hAnsi="Courier New" w:cs="Courier New" w:hint="default"/>
-      </w:rPr>
-    </w:lvl>
-    <w:lvl w:ilvl="5">
-      <w:start w:val="1"/>
-      <w:numFmt w:val="bullet"/>
-      <w:lvlText w:val=""/>
-      <w:lvlJc w:val="left"/>
-      <w:pPr>
-        <w:ind w:left="0" w:firstLine="425"/>
-      </w:pPr>
-      <w:rPr>
-        <w:rFonts w:ascii="Wingdings" w:hAnsi="Wingdings" w:hint="default"/>
-      </w:rPr>
-    </w:lvl>
-    <w:lvl w:ilvl="6">
-      <w:start w:val="1"/>
-      <w:numFmt w:val="bullet"/>
-      <w:lvlText w:val=""/>
-      <w:lvlJc w:val="left"/>
-      <w:pPr>
-        <w:ind w:left="0" w:firstLine="425"/>
-      </w:pPr>
-      <w:rPr>
-        <w:rFonts w:ascii="Symbol" w:hAnsi="Symbol" w:hint="default"/>
-      </w:rPr>
-    </w:lvl>
-    <w:lvl w:ilvl="7">
-      <w:start w:val="1"/>
-      <w:numFmt w:val="bullet"/>
-      <w:lvlText w:val="o"/>
-      <w:lvlJc w:val="left"/>
-      <w:pPr>
-        <w:ind w:left="0" w:firstLine="425"/>
-      </w:pPr>
-      <w:rPr>
-        <w:rFonts w:ascii="Courier New" w:hAnsi="Courier New" w:cs="Courier New" w:hint="default"/>
-      </w:rPr>
-    </w:lvl>
-    <w:lvl w:ilvl="8">
-      <w:start w:val="1"/>
-      <w:numFmt w:val="bullet"/>
-      <w:lvlText w:val=""/>
-      <w:lvlJc w:val="left"/>
-      <w:pPr>
-        <w:ind w:left="0" w:firstLine="425"/>
-      </w:pPr>
-      <w:rPr>
-        <w:rFonts w:ascii="Wingdings" w:hAnsi="Wingdings" w:hint="default"/>
-      </w:rPr>
-    </w:lvl>
-  </w:abstractNum>
-  <w:abstractNum w:abstractNumId="28" w15:restartNumberingAfterBreak="0">
+  <w:abstractNum w:abstractNumId="19" w15:restartNumberingAfterBreak="0">
     <w:nsid w:val="34735B76"/>
     <w:multiLevelType w:val="multilevel"/>
     <w:tmpl w:val="81A88212"/>
@@ -26658,7 +28067,7 @@
       </w:rPr>
     </w:lvl>
   </w:abstractNum>
-  <w:abstractNum w:abstractNumId="29" w15:restartNumberingAfterBreak="0">
+  <w:abstractNum w:abstractNumId="20" w15:restartNumberingAfterBreak="0">
     <w:nsid w:val="355E0456"/>
     <w:multiLevelType w:val="multilevel"/>
     <w:tmpl w:val="E6D2AF68"/>
@@ -26772,7 +28181,7 @@
       </w:rPr>
     </w:lvl>
   </w:abstractNum>
-  <w:abstractNum w:abstractNumId="30" w15:restartNumberingAfterBreak="0">
+  <w:abstractNum w:abstractNumId="21" w15:restartNumberingAfterBreak="0">
     <w:nsid w:val="37336622"/>
     <w:multiLevelType w:val="hybridMultilevel"/>
     <w:tmpl w:val="C9CC4396"/>
@@ -26885,7 +28294,7 @@
       </w:rPr>
     </w:lvl>
   </w:abstractNum>
-  <w:abstractNum w:abstractNumId="31" w15:restartNumberingAfterBreak="0">
+  <w:abstractNum w:abstractNumId="22" w15:restartNumberingAfterBreak="0">
     <w:nsid w:val="37D10FB7"/>
     <w:multiLevelType w:val="hybridMultilevel"/>
     <w:tmpl w:val="2440F49A"/>
@@ -26998,96 +28407,7 @@
       </w:rPr>
     </w:lvl>
   </w:abstractNum>
-  <w:abstractNum w:abstractNumId="32" w15:restartNumberingAfterBreak="0">
-    <w:nsid w:val="39B5244C"/>
-    <w:multiLevelType w:val="hybridMultilevel"/>
-    <w:tmpl w:val="57163F1A"/>
-    <w:lvl w:ilvl="0" w:tplc="13D8AC60">
-      <w:start w:val="1"/>
-      <w:numFmt w:val="decimal"/>
-      <w:lvlText w:val="%1."/>
-      <w:lvlJc w:val="left"/>
-      <w:pPr>
-        <w:ind w:left="1570" w:hanging="360"/>
-      </w:pPr>
-      <w:rPr>
-        <w:rFonts w:hint="default"/>
-      </w:rPr>
-    </w:lvl>
-    <w:lvl w:ilvl="1" w:tplc="04190019" w:tentative="1">
-      <w:start w:val="1"/>
-      <w:numFmt w:val="lowerLetter"/>
-      <w:lvlText w:val="%2."/>
-      <w:lvlJc w:val="left"/>
-      <w:pPr>
-        <w:ind w:left="1865" w:hanging="360"/>
-      </w:pPr>
-    </w:lvl>
-    <w:lvl w:ilvl="2" w:tplc="0419001B" w:tentative="1">
-      <w:start w:val="1"/>
-      <w:numFmt w:val="lowerRoman"/>
-      <w:lvlText w:val="%3."/>
-      <w:lvlJc w:val="right"/>
-      <w:pPr>
-        <w:ind w:left="2585" w:hanging="180"/>
-      </w:pPr>
-    </w:lvl>
-    <w:lvl w:ilvl="3" w:tplc="0419000F" w:tentative="1">
-      <w:start w:val="1"/>
-      <w:numFmt w:val="decimal"/>
-      <w:lvlText w:val="%4."/>
-      <w:lvlJc w:val="left"/>
-      <w:pPr>
-        <w:ind w:left="3305" w:hanging="360"/>
-      </w:pPr>
-    </w:lvl>
-    <w:lvl w:ilvl="4" w:tplc="04190019" w:tentative="1">
-      <w:start w:val="1"/>
-      <w:numFmt w:val="lowerLetter"/>
-      <w:lvlText w:val="%5."/>
-      <w:lvlJc w:val="left"/>
-      <w:pPr>
-        <w:ind w:left="4025" w:hanging="360"/>
-      </w:pPr>
-    </w:lvl>
-    <w:lvl w:ilvl="5" w:tplc="0419001B" w:tentative="1">
-      <w:start w:val="1"/>
-      <w:numFmt w:val="lowerRoman"/>
-      <w:lvlText w:val="%6."/>
-      <w:lvlJc w:val="right"/>
-      <w:pPr>
-        <w:ind w:left="4745" w:hanging="180"/>
-      </w:pPr>
-    </w:lvl>
-    <w:lvl w:ilvl="6" w:tplc="0419000F" w:tentative="1">
-      <w:start w:val="1"/>
-      <w:numFmt w:val="decimal"/>
-      <w:lvlText w:val="%7."/>
-      <w:lvlJc w:val="left"/>
-      <w:pPr>
-        <w:ind w:left="5465" w:hanging="360"/>
-      </w:pPr>
-    </w:lvl>
-    <w:lvl w:ilvl="7" w:tplc="04190019" w:tentative="1">
-      <w:start w:val="1"/>
-      <w:numFmt w:val="lowerLetter"/>
-      <w:lvlText w:val="%8."/>
-      <w:lvlJc w:val="left"/>
-      <w:pPr>
-        <w:ind w:left="6185" w:hanging="360"/>
-      </w:pPr>
-    </w:lvl>
-    <w:lvl w:ilvl="8" w:tplc="0419001B" w:tentative="1">
-      <w:start w:val="1"/>
-      <w:numFmt w:val="lowerRoman"/>
-      <w:lvlText w:val="%9."/>
-      <w:lvlJc w:val="right"/>
-      <w:pPr>
-        <w:ind w:left="6905" w:hanging="180"/>
-      </w:pPr>
-    </w:lvl>
-  </w:abstractNum>
-  <w:abstractNum w:abstractNumId="33" w15:restartNumberingAfterBreak="0">
+  <w:abstractNum w:abstractNumId="23" w15:restartNumberingAfterBreak="0">
     <w:nsid w:val="3A947F3A"/>
     <w:multiLevelType w:val="multilevel"/>
     <w:tmpl w:val="81A88212"/>
@@ -27200,7 +28520,7 @@
       </w:rPr>
     </w:lvl>
   </w:abstractNum>
-  <w:abstractNum w:abstractNumId="34" w15:restartNumberingAfterBreak="0">
+  <w:abstractNum w:abstractNumId="24" w15:restartNumberingAfterBreak="0">
     <w:nsid w:val="3B235D7C"/>
     <w:multiLevelType w:val="multilevel"/>
     <w:tmpl w:val="81A88212"/>
@@ -27313,210 +28633,7 @@
       </w:rPr>
     </w:lvl>
   </w:abstractNum>
-  <w:abstractNum w:abstractNumId="35" w15:restartNumberingAfterBreak="0">
-    <w:nsid w:val="3C5308D7"/>
-    <w:multiLevelType w:val="hybridMultilevel"/>
-    <w:tmpl w:val="016CEF9A"/>
-    <w:lvl w:ilvl="0" w:tplc="ABC09858">
-      <w:start w:val="1"/>
-      <w:numFmt w:val="decimal"/>
-      <w:lvlText w:val="%1)"/>
-      <w:lvlJc w:val="left"/>
-      <w:pPr>
-        <w:ind w:left="917" w:hanging="492"/>
-      </w:pPr>
-      <w:rPr>
-        <w:rFonts w:hint="default"/>
-      </w:rPr>
-    </w:lvl>
-    <w:lvl w:ilvl="1" w:tplc="04190019" w:tentative="1">
-      <w:start w:val="1"/>
-      <w:numFmt w:val="lowerLetter"/>
-      <w:lvlText w:val="%2."/>
-      <w:lvlJc w:val="left"/>
-      <w:pPr>
-        <w:ind w:left="1505" w:hanging="360"/>
-      </w:pPr>
-    </w:lvl>
-    <w:lvl w:ilvl="2" w:tplc="0419001B" w:tentative="1">
-      <w:start w:val="1"/>
-      <w:numFmt w:val="lowerRoman"/>
-      <w:lvlText w:val="%3."/>
-      <w:lvlJc w:val="right"/>
-      <w:pPr>
-        <w:ind w:left="2225" w:hanging="180"/>
-      </w:pPr>
-    </w:lvl>
-    <w:lvl w:ilvl="3" w:tplc="0419000F" w:tentative="1">
-      <w:start w:val="1"/>
-      <w:numFmt w:val="decimal"/>
-      <w:lvlText w:val="%4."/>
-      <w:lvlJc w:val="left"/>
-      <w:pPr>
-        <w:ind w:left="2945" w:hanging="360"/>
-      </w:pPr>
-    </w:lvl>
-    <w:lvl w:ilvl="4" w:tplc="04190019" w:tentative="1">
-      <w:start w:val="1"/>
-      <w:numFmt w:val="lowerLetter"/>
-      <w:lvlText w:val="%5."/>
-      <w:lvlJc w:val="left"/>
-      <w:pPr>
-        <w:ind w:left="3665" w:hanging="360"/>
-      </w:pPr>
-    </w:lvl>
-    <w:lvl w:ilvl="5" w:tplc="0419001B" w:tentative="1">
-      <w:start w:val="1"/>
-      <w:numFmt w:val="lowerRoman"/>
-      <w:lvlText w:val="%6."/>
-      <w:lvlJc w:val="right"/>
-      <w:pPr>
-        <w:ind w:left="4385" w:hanging="180"/>
-      </w:pPr>
-    </w:lvl>
-    <w:lvl w:ilvl="6" w:tplc="0419000F" w:tentative="1">
-      <w:start w:val="1"/>
-      <w:numFmt w:val="decimal"/>
-      <w:lvlText w:val="%7."/>
-      <w:lvlJc w:val="left"/>
-      <w:pPr>
-        <w:ind w:left="5105" w:hanging="360"/>
-      </w:pPr>
-    </w:lvl>
-    <w:lvl w:ilvl="7" w:tplc="04190019" w:tentative="1">
-      <w:start w:val="1"/>
-      <w:numFmt w:val="lowerLetter"/>
-      <w:lvlText w:val="%8."/>
-      <w:lvlJc w:val="left"/>
-      <w:pPr>
-        <w:ind w:left="5825" w:hanging="360"/>
-      </w:pPr>
-    </w:lvl>
-    <w:lvl w:ilvl="8" w:tplc="0419001B" w:tentative="1">
-      <w:start w:val="1"/>
-      <w:numFmt w:val="lowerRoman"/>
-      <w:lvlText w:val="%9."/>
-      <w:lvlJc w:val="right"/>
-      <w:pPr>
-        <w:ind w:left="6545" w:hanging="180"/>
-      </w:pPr>
-    </w:lvl>
-  </w:abstractNum>
-  <w:abstractNum w:abstractNumId="36" w15:restartNumberingAfterBreak="0">
-    <w:nsid w:val="3CF36B45"/>
-    <w:multiLevelType w:val="multilevel"/>
-    <w:tmpl w:val="A71EBDDA"/>
-    <w:lvl w:ilvl="0">
-      <w:start w:val="1"/>
-      <w:numFmt w:val="decimal"/>
-      <w:suff w:val="space"/>
-      <w:lvlText w:val="%1."/>
-      <w:lvlJc w:val="left"/>
-      <w:pPr>
-        <w:ind w:left="0" w:firstLine="425"/>
-      </w:pPr>
-      <w:rPr>
-        <w:rFonts w:hint="default"/>
-      </w:rPr>
-    </w:lvl>
-    <w:lvl w:ilvl="1">
-      <w:start w:val="1"/>
-      <w:numFmt w:val="lowerLetter"/>
-      <w:lvlText w:val="%2)"/>
-      <w:lvlJc w:val="left"/>
-      <w:pPr>
-        <w:ind w:left="0" w:firstLine="425"/>
-      </w:pPr>
-      <w:rPr>
-        <w:rFonts w:hint="default"/>
-      </w:rPr>
-    </w:lvl>
-    <w:lvl w:ilvl="2">
-      <w:start w:val="1"/>
-      <w:numFmt w:val="lowerRoman"/>
-      <w:lvlText w:val="%3)"/>
-      <w:lvlJc w:val="left"/>
-      <w:pPr>
-        <w:ind w:left="0" w:firstLine="425"/>
-      </w:pPr>
-      <w:rPr>
-        <w:rFonts w:hint="default"/>
-      </w:rPr>
-    </w:lvl>
-    <w:lvl w:ilvl="3">
-      <w:start w:val="1"/>
-      <w:numFmt w:val="decimal"/>
-      <w:lvlText w:val="(%4)"/>
-      <w:lvlJc w:val="left"/>
-      <w:pPr>
-        <w:ind w:left="0" w:firstLine="425"/>
-      </w:pPr>
-      <w:rPr>
-        <w:rFonts w:hint="default"/>
-      </w:rPr>
-    </w:lvl>
-    <w:lvl w:ilvl="4">
-      <w:start w:val="1"/>
-      <w:numFmt w:val="lowerLetter"/>
-      <w:lvlText w:val="(%5)"/>
-      <w:lvlJc w:val="left"/>
-      <w:pPr>
-        <w:ind w:left="0" w:firstLine="425"/>
-      </w:pPr>
-      <w:rPr>
-        <w:rFonts w:hint="default"/>
-      </w:rPr>
-    </w:lvl>
-    <w:lvl w:ilvl="5">
-      <w:start w:val="1"/>
-      <w:numFmt w:val="lowerRoman"/>
-      <w:lvlText w:val="(%6)"/>
-      <w:lvlJc w:val="left"/>
-      <w:pPr>
-        <w:ind w:left="0" w:firstLine="425"/>
-      </w:pPr>
-      <w:rPr>
-        <w:rFonts w:hint="default"/>
-      </w:rPr>
-    </w:lvl>
-    <w:lvl w:ilvl="6">
-      <w:start w:val="1"/>
-      <w:numFmt w:val="decimal"/>
-      <w:lvlText w:val="%7."/>
-      <w:lvlJc w:val="left"/>
-      <w:pPr>
-        <w:ind w:left="0" w:firstLine="425"/>
-      </w:pPr>
-      <w:rPr>
-        <w:rFonts w:hint="default"/>
-      </w:rPr>
-    </w:lvl>
-    <w:lvl w:ilvl="7">
-      <w:start w:val="1"/>
-      <w:numFmt w:val="lowerLetter"/>
-      <w:lvlText w:val="%8."/>
-      <w:lvlJc w:val="left"/>
-      <w:pPr>
-        <w:ind w:left="0" w:firstLine="425"/>
-      </w:pPr>
-      <w:rPr>
-        <w:rFonts w:hint="default"/>
-      </w:rPr>
-    </w:lvl>
-    <w:lvl w:ilvl="8">
-      <w:start w:val="1"/>
-      <w:numFmt w:val="lowerRoman"/>
-      <w:lvlText w:val="%9."/>
-      <w:lvlJc w:val="left"/>
-      <w:pPr>
-        <w:ind w:left="0" w:firstLine="425"/>
-      </w:pPr>
-      <w:rPr>
-        <w:rFonts w:hint="default"/>
-      </w:rPr>
-    </w:lvl>
-  </w:abstractNum>
-  <w:abstractNum w:abstractNumId="37" w15:restartNumberingAfterBreak="0">
+  <w:abstractNum w:abstractNumId="25" w15:restartNumberingAfterBreak="0">
     <w:nsid w:val="3E5D31CC"/>
     <w:multiLevelType w:val="hybridMultilevel"/>
     <w:tmpl w:val="9CF6FDAC"/>
@@ -27629,271 +28746,7 @@
       </w:rPr>
     </w:lvl>
   </w:abstractNum>
-  <w:abstractNum w:abstractNumId="38" w15:restartNumberingAfterBreak="0">
-    <w:nsid w:val="41454296"/>
-    <w:multiLevelType w:val="hybridMultilevel"/>
-    <w:tmpl w:val="9A86B5DA"/>
-    <w:lvl w:ilvl="0" w:tplc="650A9878">
-      <w:start w:val="1"/>
-      <w:numFmt w:val="decimal"/>
-      <w:lvlText w:val="%1)"/>
-      <w:lvlJc w:val="left"/>
-      <w:pPr>
-        <w:ind w:left="785" w:hanging="360"/>
-      </w:pPr>
-      <w:rPr>
-        <w:rFonts w:hint="default"/>
-      </w:rPr>
-    </w:lvl>
-    <w:lvl w:ilvl="1" w:tplc="04190019" w:tentative="1">
-      <w:start w:val="1"/>
-      <w:numFmt w:val="lowerLetter"/>
-      <w:lvlText w:val="%2."/>
-      <w:lvlJc w:val="left"/>
-      <w:pPr>
-        <w:ind w:left="1505" w:hanging="360"/>
-      </w:pPr>
-    </w:lvl>
-    <w:lvl w:ilvl="2" w:tplc="0419001B" w:tentative="1">
-      <w:start w:val="1"/>
-      <w:numFmt w:val="lowerRoman"/>
-      <w:lvlText w:val="%3."/>
-      <w:lvlJc w:val="right"/>
-      <w:pPr>
-        <w:ind w:left="2225" w:hanging="180"/>
-      </w:pPr>
-    </w:lvl>
-    <w:lvl w:ilvl="3" w:tplc="0419000F" w:tentative="1">
-      <w:start w:val="1"/>
-      <w:numFmt w:val="decimal"/>
-      <w:lvlText w:val="%4."/>
-      <w:lvlJc w:val="left"/>
-      <w:pPr>
-        <w:ind w:left="2945" w:hanging="360"/>
-      </w:pPr>
-    </w:lvl>
-    <w:lvl w:ilvl="4" w:tplc="04190019" w:tentative="1">
-      <w:start w:val="1"/>
-      <w:numFmt w:val="lowerLetter"/>
-      <w:lvlText w:val="%5."/>
-      <w:lvlJc w:val="left"/>
-      <w:pPr>
-        <w:ind w:left="3665" w:hanging="360"/>
-      </w:pPr>
-    </w:lvl>
-    <w:lvl w:ilvl="5" w:tplc="0419001B" w:tentative="1">
-      <w:start w:val="1"/>
-      <w:numFmt w:val="lowerRoman"/>
-      <w:lvlText w:val="%6."/>
-      <w:lvlJc w:val="right"/>
-      <w:pPr>
-        <w:ind w:left="4385" w:hanging="180"/>
-      </w:pPr>
-    </w:lvl>
-    <w:lvl w:ilvl="6" w:tplc="0419000F" w:tentative="1">
-      <w:start w:val="1"/>
-      <w:numFmt w:val="decimal"/>
-      <w:lvlText w:val="%7."/>
-      <w:lvlJc w:val="left"/>
-      <w:pPr>
-        <w:ind w:left="5105" w:hanging="360"/>
-      </w:pPr>
-    </w:lvl>
-    <w:lvl w:ilvl="7" w:tplc="04190019" w:tentative="1">
-      <w:start w:val="1"/>
-      <w:numFmt w:val="lowerLetter"/>
-      <w:lvlText w:val="%8."/>
-      <w:lvlJc w:val="left"/>
-      <w:pPr>
-        <w:ind w:left="5825" w:hanging="360"/>
-      </w:pPr>
-    </w:lvl>
-    <w:lvl w:ilvl="8" w:tplc="0419001B" w:tentative="1">
-      <w:start w:val="1"/>
-      <w:numFmt w:val="lowerRoman"/>
-      <w:lvlText w:val="%9."/>
-      <w:lvlJc w:val="right"/>
-      <w:pPr>
-        <w:ind w:left="6545" w:hanging="180"/>
-      </w:pPr>
-    </w:lvl>
-  </w:abstractNum>
-  <w:abstractNum w:abstractNumId="39" w15:restartNumberingAfterBreak="0">
-    <w:nsid w:val="41E35A9F"/>
-    <w:multiLevelType w:val="hybridMultilevel"/>
-    <w:tmpl w:val="0D4ED126"/>
-    <w:lvl w:ilvl="0" w:tplc="1AE40ECA">
-      <w:start w:val="1"/>
-      <w:numFmt w:val="decimal"/>
-      <w:lvlText w:val="3.%1."/>
-      <w:lvlJc w:val="left"/>
-      <w:pPr>
-        <w:ind w:left="785" w:hanging="360"/>
-      </w:pPr>
-      <w:rPr>
-        <w:rFonts w:hint="default"/>
-      </w:rPr>
-    </w:lvl>
-    <w:lvl w:ilvl="1" w:tplc="04190019" w:tentative="1">
-      <w:start w:val="1"/>
-      <w:numFmt w:val="lowerLetter"/>
-      <w:lvlText w:val="%2."/>
-      <w:lvlJc w:val="left"/>
-      <w:pPr>
-        <w:ind w:left="1865" w:hanging="360"/>
-      </w:pPr>
-    </w:lvl>
-    <w:lvl w:ilvl="2" w:tplc="0419001B" w:tentative="1">
-      <w:start w:val="1"/>
-      <w:numFmt w:val="lowerRoman"/>
-      <w:lvlText w:val="%3."/>
-      <w:lvlJc w:val="right"/>
-      <w:pPr>
-        <w:ind w:left="2585" w:hanging="180"/>
-      </w:pPr>
-    </w:lvl>
-    <w:lvl w:ilvl="3" w:tplc="0419000F" w:tentative="1">
-      <w:start w:val="1"/>
-      <w:numFmt w:val="decimal"/>
-      <w:lvlText w:val="%4."/>
-      <w:lvlJc w:val="left"/>
-      <w:pPr>
-        <w:ind w:left="3305" w:hanging="360"/>
-      </w:pPr>
-    </w:lvl>
-    <w:lvl w:ilvl="4" w:tplc="04190019" w:tentative="1">
-      <w:start w:val="1"/>
-      <w:numFmt w:val="lowerLetter"/>
-      <w:lvlText w:val="%5."/>
-      <w:lvlJc w:val="left"/>
-      <w:pPr>
-        <w:ind w:left="4025" w:hanging="360"/>
-      </w:pPr>
-    </w:lvl>
-    <w:lvl w:ilvl="5" w:tplc="0419001B" w:tentative="1">
-      <w:start w:val="1"/>
-      <w:numFmt w:val="lowerRoman"/>
-      <w:lvlText w:val="%6."/>
-      <w:lvlJc w:val="right"/>
-      <w:pPr>
-        <w:ind w:left="4745" w:hanging="180"/>
-      </w:pPr>
-    </w:lvl>
-    <w:lvl w:ilvl="6" w:tplc="0419000F" w:tentative="1">
-      <w:start w:val="1"/>
-      <w:numFmt w:val="decimal"/>
-      <w:lvlText w:val="%7."/>
-      <w:lvlJc w:val="left"/>
-      <w:pPr>
-        <w:ind w:left="5465" w:hanging="360"/>
-      </w:pPr>
-    </w:lvl>
-    <w:lvl w:ilvl="7" w:tplc="04190019" w:tentative="1">
-      <w:start w:val="1"/>
-      <w:numFmt w:val="lowerLetter"/>
-      <w:lvlText w:val="%8."/>
-      <w:lvlJc w:val="left"/>
-      <w:pPr>
-        <w:ind w:left="6185" w:hanging="360"/>
-      </w:pPr>
-    </w:lvl>
-    <w:lvl w:ilvl="8" w:tplc="0419001B" w:tentative="1">
-      <w:start w:val="1"/>
-      <w:numFmt w:val="lowerRoman"/>
-      <w:lvlText w:val="%9."/>
-      <w:lvlJc w:val="right"/>
-      <w:pPr>
-        <w:ind w:left="6905" w:hanging="180"/>
-      </w:pPr>
-    </w:lvl>
-  </w:abstractNum>
-  <w:abstractNum w:abstractNumId="40" w15:restartNumberingAfterBreak="0">
-    <w:nsid w:val="420A4E26"/>
-    <w:multiLevelType w:val="multilevel"/>
-    <w:tmpl w:val="0419001D"/>
-    <w:lvl w:ilvl="0">
-      <w:start w:val="1"/>
-      <w:numFmt w:val="decimal"/>
-      <w:lvlText w:val="%1)"/>
-      <w:lvlJc w:val="left"/>
-      <w:pPr>
-        <w:ind w:left="360" w:hanging="360"/>
-      </w:pPr>
-    </w:lvl>
-    <w:lvl w:ilvl="1">
-      <w:start w:val="1"/>
-      <w:numFmt w:val="lowerLetter"/>
-      <w:lvlText w:val="%2)"/>
-      <w:lvlJc w:val="left"/>
-      <w:pPr>
-        <w:ind w:left="720" w:hanging="360"/>
-      </w:pPr>
-    </w:lvl>
-    <w:lvl w:ilvl="2">
-      <w:start w:val="1"/>
-      <w:numFmt w:val="lowerRoman"/>
-      <w:lvlText w:val="%3)"/>
-      <w:lvlJc w:val="left"/>
-      <w:pPr>
-        <w:ind w:left="1080" w:hanging="360"/>
-      </w:pPr>
-    </w:lvl>
-    <w:lvl w:ilvl="3">
-      <w:start w:val="1"/>
-      <w:numFmt w:val="decimal"/>
-      <w:lvlText w:val="(%4)"/>
-      <w:lvlJc w:val="left"/>
-      <w:pPr>
-        <w:ind w:left="1440" w:hanging="360"/>
-      </w:pPr>
-    </w:lvl>
-    <w:lvl w:ilvl="4">
-      <w:start w:val="1"/>
-      <w:numFmt w:val="lowerLetter"/>
-      <w:lvlText w:val="(%5)"/>
-      <w:lvlJc w:val="left"/>
-      <w:pPr>
-        <w:ind w:left="1800" w:hanging="360"/>
-      </w:pPr>
-    </w:lvl>
-    <w:lvl w:ilvl="5">
-      <w:start w:val="1"/>
-      <w:numFmt w:val="lowerRoman"/>
-      <w:lvlText w:val="(%6)"/>
-      <w:lvlJc w:val="left"/>
-      <w:pPr>
-        <w:ind w:left="2160" w:hanging="360"/>
-      </w:pPr>
-    </w:lvl>
-    <w:lvl w:ilvl="6">
-      <w:start w:val="1"/>
-      <w:numFmt w:val="decimal"/>
-      <w:lvlText w:val="%7."/>
-      <w:lvlJc w:val="left"/>
-      <w:pPr>
-        <w:ind w:left="2520" w:hanging="360"/>
-      </w:pPr>
-    </w:lvl>
-    <w:lvl w:ilvl="7">
-      <w:start w:val="1"/>
-      <w:numFmt w:val="lowerLetter"/>
-      <w:lvlText w:val="%8."/>
-      <w:lvlJc w:val="left"/>
-      <w:pPr>
-        <w:ind w:left="2880" w:hanging="360"/>
-      </w:pPr>
-    </w:lvl>
-    <w:lvl w:ilvl="8">
-      <w:start w:val="1"/>
-      <w:numFmt w:val="lowerRoman"/>
-      <w:lvlText w:val="%9."/>
-      <w:lvlJc w:val="left"/>
-      <w:pPr>
-        <w:ind w:left="3240" w:hanging="360"/>
-      </w:pPr>
-    </w:lvl>
-  </w:abstractNum>
-  <w:abstractNum w:abstractNumId="41" w15:restartNumberingAfterBreak="0">
+  <w:abstractNum w:abstractNumId="26" w15:restartNumberingAfterBreak="0">
     <w:nsid w:val="42A32683"/>
     <w:multiLevelType w:val="multilevel"/>
     <w:tmpl w:val="E6D2AF68"/>
@@ -28007,207 +28860,7 @@
       </w:rPr>
     </w:lvl>
   </w:abstractNum>
-  <w:abstractNum w:abstractNumId="42" w15:restartNumberingAfterBreak="0">
-    <w:nsid w:val="42B31D34"/>
-    <w:multiLevelType w:val="multilevel"/>
-    <w:tmpl w:val="3C282474"/>
-    <w:lvl w:ilvl="0">
-      <w:start w:val="1"/>
-      <w:numFmt w:val="upperRoman"/>
-      <w:lvlText w:val="Статья %1."/>
-      <w:lvlJc w:val="left"/>
-      <w:pPr>
-        <w:ind w:left="0" w:firstLine="0"/>
-      </w:pPr>
-    </w:lvl>
-    <w:lvl w:ilvl="1">
-      <w:start w:val="1"/>
-      <w:numFmt w:val="decimalZero"/>
-      <w:isLgl/>
-      <w:lvlText w:val="Раздел %1.%2"/>
-      <w:lvlJc w:val="left"/>
-      <w:pPr>
-        <w:ind w:left="0" w:firstLine="0"/>
-      </w:pPr>
-    </w:lvl>
-    <w:lvl w:ilvl="2">
-      <w:start w:val="1"/>
-      <w:numFmt w:val="lowerLetter"/>
-      <w:lvlText w:val="(%3)"/>
-      <w:lvlJc w:val="left"/>
-      <w:pPr>
-        <w:ind w:left="720" w:hanging="432"/>
-      </w:pPr>
-    </w:lvl>
-    <w:lvl w:ilvl="3">
-      <w:start w:val="1"/>
-      <w:numFmt w:val="lowerRoman"/>
-      <w:lvlText w:val="(%4)"/>
-      <w:lvlJc w:val="right"/>
-      <w:pPr>
-        <w:ind w:left="864" w:hanging="144"/>
-      </w:pPr>
-    </w:lvl>
-    <w:lvl w:ilvl="4">
-      <w:start w:val="1"/>
-      <w:numFmt w:val="decimal"/>
-      <w:lvlText w:val="%5)"/>
-      <w:lvlJc w:val="left"/>
-      <w:pPr>
-        <w:ind w:left="1008" w:hanging="432"/>
-      </w:pPr>
-    </w:lvl>
-    <w:lvl w:ilvl="5">
-      <w:start w:val="1"/>
-      <w:numFmt w:val="lowerLetter"/>
-      <w:lvlText w:val="%6)"/>
-      <w:lvlJc w:val="left"/>
-      <w:pPr>
-        <w:ind w:left="1152" w:hanging="432"/>
-      </w:pPr>
-    </w:lvl>
-    <w:lvl w:ilvl="6">
-      <w:start w:val="1"/>
-      <w:numFmt w:val="lowerRoman"/>
-      <w:lvlText w:val="%7)"/>
-      <w:lvlJc w:val="right"/>
-      <w:pPr>
-        <w:ind w:left="1296" w:hanging="288"/>
-      </w:pPr>
-    </w:lvl>
-    <w:lvl w:ilvl="7">
-      <w:start w:val="1"/>
-      <w:numFmt w:val="lowerLetter"/>
-      <w:lvlText w:val="%8."/>
-      <w:lvlJc w:val="left"/>
-      <w:pPr>
-        <w:ind w:left="1440" w:hanging="432"/>
-      </w:pPr>
-    </w:lvl>
-    <w:lvl w:ilvl="8">
-      <w:start w:val="1"/>
-      <w:numFmt w:val="lowerRoman"/>
-      <w:lvlText w:val="%9."/>
-      <w:lvlJc w:val="right"/>
-      <w:pPr>
-        <w:ind w:left="1584" w:hanging="144"/>
-      </w:pPr>
-    </w:lvl>
-  </w:abstractNum>
-  <w:abstractNum w:abstractNumId="43" w15:restartNumberingAfterBreak="0">
-    <w:nsid w:val="4623724E"/>
-    <w:multiLevelType w:val="hybridMultilevel"/>
-    <w:tmpl w:val="968AA948"/>
-    <w:lvl w:ilvl="0" w:tplc="C764BD02">
-      <w:start w:val="1"/>
-      <w:numFmt w:val="bullet"/>
-      <w:lvlText w:val=""/>
-      <w:lvlJc w:val="left"/>
-      <w:pPr>
-        <w:ind w:left="1146" w:hanging="360"/>
-      </w:pPr>
-      <w:rPr>
-        <w:rFonts w:ascii="Symbol" w:hAnsi="Symbol" w:hint="default"/>
-      </w:rPr>
-    </w:lvl>
-    <w:lvl w:ilvl="1" w:tplc="04190003" w:tentative="1">
-      <w:start w:val="1"/>
-      <w:numFmt w:val="bullet"/>
-      <w:lvlText w:val="o"/>
-      <w:lvlJc w:val="left"/>
-      <w:pPr>
-        <w:ind w:left="1866" w:hanging="360"/>
-      </w:pPr>
-      <w:rPr>
-        <w:rFonts w:ascii="Courier New" w:hAnsi="Courier New" w:cs="Courier New" w:hint="default"/>
-      </w:rPr>
-    </w:lvl>
-    <w:lvl w:ilvl="2" w:tplc="04190005" w:tentative="1">
-      <w:start w:val="1"/>
-      <w:numFmt w:val="bullet"/>
-      <w:lvlText w:val=""/>
-      <w:lvlJc w:val="left"/>
-      <w:pPr>
-        <w:ind w:left="2586" w:hanging="360"/>
-      </w:pPr>
-      <w:rPr>
-        <w:rFonts w:ascii="Wingdings" w:hAnsi="Wingdings" w:hint="default"/>
-      </w:rPr>
-    </w:lvl>
-    <w:lvl w:ilvl="3" w:tplc="04190001" w:tentative="1">
-      <w:start w:val="1"/>
-      <w:numFmt w:val="bullet"/>
-      <w:lvlText w:val=""/>
-      <w:lvlJc w:val="left"/>
-      <w:pPr>
-        <w:ind w:left="3306" w:hanging="360"/>
-      </w:pPr>
-      <w:rPr>
-        <w:rFonts w:ascii="Symbol" w:hAnsi="Symbol" w:hint="default"/>
-      </w:rPr>
-    </w:lvl>
-    <w:lvl w:ilvl="4" w:tplc="04190003" w:tentative="1">
-      <w:start w:val="1"/>
-      <w:numFmt w:val="bullet"/>
-      <w:lvlText w:val="o"/>
-      <w:lvlJc w:val="left"/>
-      <w:pPr>
-        <w:ind w:left="4026" w:hanging="360"/>
-      </w:pPr>
-      <w:rPr>
-        <w:rFonts w:ascii="Courier New" w:hAnsi="Courier New" w:cs="Courier New" w:hint="default"/>
-      </w:rPr>
-    </w:lvl>
-    <w:lvl w:ilvl="5" w:tplc="04190005" w:tentative="1">
-      <w:start w:val="1"/>
-      <w:numFmt w:val="bullet"/>
-      <w:lvlText w:val=""/>
-      <w:lvlJc w:val="left"/>
-      <w:pPr>
-        <w:ind w:left="4746" w:hanging="360"/>
-      </w:pPr>
-      <w:rPr>
-        <w:rFonts w:ascii="Wingdings" w:hAnsi="Wingdings" w:hint="default"/>
-      </w:rPr>
-    </w:lvl>
-    <w:lvl w:ilvl="6" w:tplc="04190001" w:tentative="1">
-      <w:start w:val="1"/>
-      <w:numFmt w:val="bullet"/>
-      <w:lvlText w:val=""/>
-      <w:lvlJc w:val="left"/>
-      <w:pPr>
-        <w:ind w:left="5466" w:hanging="360"/>
-      </w:pPr>
-      <w:rPr>
-        <w:rFonts w:ascii="Symbol" w:hAnsi="Symbol" w:hint="default"/>
-      </w:rPr>
-    </w:lvl>
-    <w:lvl w:ilvl="7" w:tplc="04190003" w:tentative="1">
-      <w:start w:val="1"/>
-      <w:numFmt w:val="bullet"/>
-      <w:lvlText w:val="o"/>
-      <w:lvlJc w:val="left"/>
-      <w:pPr>
-        <w:ind w:left="6186" w:hanging="360"/>
-      </w:pPr>
-      <w:rPr>
-        <w:rFonts w:ascii="Courier New" w:hAnsi="Courier New" w:cs="Courier New" w:hint="default"/>
-      </w:rPr>
-    </w:lvl>
-    <w:lvl w:ilvl="8" w:tplc="04190005" w:tentative="1">
-      <w:start w:val="1"/>
-      <w:numFmt w:val="bullet"/>
-      <w:lvlText w:val=""/>
-      <w:lvlJc w:val="left"/>
-      <w:pPr>
-        <w:ind w:left="6906" w:hanging="360"/>
-      </w:pPr>
-      <w:rPr>
-        <w:rFonts w:ascii="Wingdings" w:hAnsi="Wingdings" w:hint="default"/>
-      </w:rPr>
-    </w:lvl>
-  </w:abstractNum>
-  <w:abstractNum w:abstractNumId="44" w15:restartNumberingAfterBreak="0">
+  <w:abstractNum w:abstractNumId="27" w15:restartNumberingAfterBreak="0">
     <w:nsid w:val="46627305"/>
     <w:multiLevelType w:val="hybridMultilevel"/>
     <w:tmpl w:val="B68235A8"/>
@@ -28320,7 +28973,7 @@
       </w:rPr>
     </w:lvl>
   </w:abstractNum>
-  <w:abstractNum w:abstractNumId="45" w15:restartNumberingAfterBreak="0">
+  <w:abstractNum w:abstractNumId="28" w15:restartNumberingAfterBreak="0">
     <w:nsid w:val="469167D6"/>
     <w:multiLevelType w:val="hybridMultilevel"/>
     <w:tmpl w:val="44BEBC6E"/>
@@ -28433,121 +29086,7 @@
       </w:rPr>
     </w:lvl>
   </w:abstractNum>
-  <w:abstractNum w:abstractNumId="46" w15:restartNumberingAfterBreak="0">
-    <w:nsid w:val="48F76F1E"/>
-    <w:multiLevelType w:val="multilevel"/>
-    <w:tmpl w:val="E6D2AF68"/>
-    <w:lvl w:ilvl="0">
-      <w:start w:val="1"/>
-      <w:numFmt w:val="decimal"/>
-      <w:suff w:val="space"/>
-      <w:lvlText w:val="%1)"/>
-      <w:lvlJc w:val="left"/>
-      <w:pPr>
-        <w:ind w:left="0" w:firstLine="425"/>
-      </w:pPr>
-      <w:rPr>
-        <w:rFonts w:hint="default"/>
-      </w:rPr>
-    </w:lvl>
-    <w:lvl w:ilvl="1">
-      <w:start w:val="1"/>
-      <w:numFmt w:val="lowerLetter"/>
-      <w:lvlText w:val="%2)"/>
-      <w:lvlJc w:val="left"/>
-      <w:pPr>
-        <w:ind w:left="0" w:firstLine="425"/>
-      </w:pPr>
-      <w:rPr>
-        <w:rFonts w:hint="default"/>
-      </w:rPr>
-    </w:lvl>
-    <w:lvl w:ilvl="2">
-      <w:start w:val="1"/>
-      <w:numFmt w:val="lowerRoman"/>
-      <w:lvlText w:val="%3)"/>
-      <w:lvlJc w:val="left"/>
-      <w:pPr>
-        <w:ind w:left="0" w:firstLine="425"/>
-      </w:pPr>
-      <w:rPr>
-        <w:rFonts w:hint="default"/>
-      </w:rPr>
-    </w:lvl>
-    <w:lvl w:ilvl="3">
-      <w:start w:val="1"/>
-      <w:numFmt w:val="decimal"/>
-      <w:lvlText w:val="(%4)"/>
-      <w:lvlJc w:val="left"/>
-      <w:pPr>
-        <w:ind w:left="0" w:firstLine="425"/>
-      </w:pPr>
-      <w:rPr>
-        <w:rFonts w:hint="default"/>
-      </w:rPr>
-    </w:lvl>
-    <w:lvl w:ilvl="4">
-      <w:start w:val="1"/>
-      <w:numFmt w:val="lowerLetter"/>
-      <w:lvlText w:val="(%5)"/>
-      <w:lvlJc w:val="left"/>
-      <w:pPr>
-        <w:ind w:left="0" w:firstLine="425"/>
-      </w:pPr>
-      <w:rPr>
-        <w:rFonts w:hint="default"/>
-      </w:rPr>
-    </w:lvl>
-    <w:lvl w:ilvl="5">
-      <w:start w:val="1"/>
-      <w:numFmt w:val="lowerRoman"/>
-      <w:lvlText w:val="(%6)"/>
-      <w:lvlJc w:val="left"/>
-      <w:pPr>
-        <w:ind w:left="0" w:firstLine="425"/>
-      </w:pPr>
-      <w:rPr>
-        <w:rFonts w:hint="default"/>
-      </w:rPr>
-    </w:lvl>
-    <w:lvl w:ilvl="6">
-      <w:start w:val="1"/>
-      <w:numFmt w:val="decimal"/>
-      <w:lvlText w:val="%7."/>
-      <w:lvlJc w:val="left"/>
-      <w:pPr>
-        <w:ind w:left="0" w:firstLine="425"/>
-      </w:pPr>
-      <w:rPr>
-        <w:rFonts w:hint="default"/>
-      </w:rPr>
-    </w:lvl>
-    <w:lvl w:ilvl="7">
-      <w:start w:val="1"/>
-      <w:numFmt w:val="lowerLetter"/>
-      <w:lvlText w:val="%8."/>
-      <w:lvlJc w:val="left"/>
-      <w:pPr>
-        <w:ind w:left="0" w:firstLine="425"/>
-      </w:pPr>
-      <w:rPr>
-        <w:rFonts w:hint="default"/>
-      </w:rPr>
-    </w:lvl>
-    <w:lvl w:ilvl="8">
-      <w:start w:val="1"/>
-      <w:numFmt w:val="lowerRoman"/>
-      <w:lvlText w:val="%9."/>
-      <w:lvlJc w:val="left"/>
-      <w:pPr>
-        <w:ind w:left="0" w:firstLine="425"/>
-      </w:pPr>
-      <w:rPr>
-        <w:rFonts w:hint="default"/>
-      </w:rPr>
-    </w:lvl>
-  </w:abstractNum>
-  <w:abstractNum w:abstractNumId="47" w15:restartNumberingAfterBreak="0">
+  <w:abstractNum w:abstractNumId="29" w15:restartNumberingAfterBreak="0">
     <w:nsid w:val="4A41607A"/>
     <w:multiLevelType w:val="multilevel"/>
     <w:tmpl w:val="44A0294E"/>
@@ -28661,7 +29200,7 @@
       </w:rPr>
     </w:lvl>
   </w:abstractNum>
-  <w:abstractNum w:abstractNumId="48" w15:restartNumberingAfterBreak="0">
+  <w:abstractNum w:abstractNumId="30" w15:restartNumberingAfterBreak="0">
     <w:nsid w:val="4BF372F6"/>
     <w:multiLevelType w:val="multilevel"/>
     <w:tmpl w:val="0012F7CC"/>
@@ -28783,7 +29322,7 @@
       </w:rPr>
     </w:lvl>
   </w:abstractNum>
-  <w:abstractNum w:abstractNumId="49" w15:restartNumberingAfterBreak="0">
+  <w:abstractNum w:abstractNumId="31" w15:restartNumberingAfterBreak="0">
     <w:nsid w:val="4F3279F7"/>
     <w:multiLevelType w:val="hybridMultilevel"/>
     <w:tmpl w:val="70D29698"/>
@@ -28896,416 +29435,7 @@
       </w:rPr>
     </w:lvl>
   </w:abstractNum>
-  <w:abstractNum w:abstractNumId="50" w15:restartNumberingAfterBreak="0">
-    <w:nsid w:val="50A21361"/>
-    <w:multiLevelType w:val="multilevel"/>
-    <w:tmpl w:val="0A90B0FE"/>
-    <w:lvl w:ilvl="0">
-      <w:start w:val="1"/>
-      <w:numFmt w:val="decimal"/>
-      <w:lvlText w:val="%1."/>
-      <w:lvlJc w:val="left"/>
-      <w:pPr>
-        <w:ind w:left="1145" w:hanging="360"/>
-      </w:pPr>
-    </w:lvl>
-    <w:lvl w:ilvl="1">
-      <w:start w:val="1"/>
-      <w:numFmt w:val="decimal"/>
-      <w:isLgl/>
-      <w:lvlText w:val="%1.%2."/>
-      <w:lvlJc w:val="left"/>
-      <w:pPr>
-        <w:ind w:left="1505" w:hanging="720"/>
-      </w:pPr>
-      <w:rPr>
-        <w:rFonts w:hint="default"/>
-      </w:rPr>
-    </w:lvl>
-    <w:lvl w:ilvl="2">
-      <w:start w:val="1"/>
-      <w:numFmt w:val="decimal"/>
-      <w:isLgl/>
-      <w:lvlText w:val="%1.%2.%3."/>
-      <w:lvlJc w:val="left"/>
-      <w:pPr>
-        <w:ind w:left="1505" w:hanging="720"/>
-      </w:pPr>
-      <w:rPr>
-        <w:rFonts w:hint="default"/>
-      </w:rPr>
-    </w:lvl>
-    <w:lvl w:ilvl="3">
-      <w:start w:val="1"/>
-      <w:numFmt w:val="decimal"/>
-      <w:isLgl/>
-      <w:lvlText w:val="%1.%2.%3.%4."/>
-      <w:lvlJc w:val="left"/>
-      <w:pPr>
-        <w:ind w:left="1865" w:hanging="1080"/>
-      </w:pPr>
-      <w:rPr>
-        <w:rFonts w:hint="default"/>
-      </w:rPr>
-    </w:lvl>
-    <w:lvl w:ilvl="4">
-      <w:start w:val="1"/>
-      <w:numFmt w:val="decimal"/>
-      <w:isLgl/>
-      <w:lvlText w:val="%1.%2.%3.%4.%5."/>
-      <w:lvlJc w:val="left"/>
-      <w:pPr>
-        <w:ind w:left="1865" w:hanging="1080"/>
-      </w:pPr>
-      <w:rPr>
-        <w:rFonts w:hint="default"/>
-      </w:rPr>
-    </w:lvl>
-    <w:lvl w:ilvl="5">
-      <w:start w:val="1"/>
-      <w:numFmt w:val="decimal"/>
-      <w:isLgl/>
-      <w:lvlText w:val="%1.%2.%3.%4.%5.%6."/>
-      <w:lvlJc w:val="left"/>
-      <w:pPr>
-        <w:ind w:left="2225" w:hanging="1440"/>
-      </w:pPr>
-      <w:rPr>
-        <w:rFonts w:hint="default"/>
-      </w:rPr>
-    </w:lvl>
-    <w:lvl w:ilvl="6">
-      <w:start w:val="1"/>
-      <w:numFmt w:val="decimal"/>
-      <w:isLgl/>
-      <w:lvlText w:val="%1.%2.%3.%4.%5.%6.%7."/>
-      <w:lvlJc w:val="left"/>
-      <w:pPr>
-        <w:ind w:left="2585" w:hanging="1800"/>
-      </w:pPr>
-      <w:rPr>
-        <w:rFonts w:hint="default"/>
-      </w:rPr>
-    </w:lvl>
-    <w:lvl w:ilvl="7">
-      <w:start w:val="1"/>
-      <w:numFmt w:val="decimal"/>
-      <w:isLgl/>
-      <w:lvlText w:val="%1.%2.%3.%4.%5.%6.%7.%8."/>
-      <w:lvlJc w:val="left"/>
-      <w:pPr>
-        <w:ind w:left="2585" w:hanging="1800"/>
-      </w:pPr>
-      <w:rPr>
-        <w:rFonts w:hint="default"/>
-      </w:rPr>
-    </w:lvl>
-    <w:lvl w:ilvl="8">
-      <w:start w:val="1"/>
-      <w:numFmt w:val="decimal"/>
-      <w:isLgl/>
-      <w:lvlText w:val="%1.%2.%3.%4.%5.%6.%7.%8.%9."/>
-      <w:lvlJc w:val="left"/>
-      <w:pPr>
-        <w:ind w:left="2945" w:hanging="2160"/>
-      </w:pPr>
-      <w:rPr>
-        <w:rFonts w:hint="default"/>
-      </w:rPr>
-    </w:lvl>
-  </w:abstractNum>
-  <w:abstractNum w:abstractNumId="51" w15:restartNumberingAfterBreak="0">
-    <w:nsid w:val="56611548"/>
-    <w:multiLevelType w:val="multilevel"/>
-    <w:tmpl w:val="81A88212"/>
-    <w:lvl w:ilvl="0">
-      <w:start w:val="1"/>
-      <w:numFmt w:val="bullet"/>
-      <w:lvlText w:val=""/>
-      <w:lvlJc w:val="left"/>
-      <w:pPr>
-        <w:ind w:left="0" w:firstLine="425"/>
-      </w:pPr>
-      <w:rPr>
-        <w:rFonts w:ascii="Symbol" w:hAnsi="Symbol" w:hint="default"/>
-      </w:rPr>
-    </w:lvl>
-    <w:lvl w:ilvl="1">
-      <w:start w:val="1"/>
-      <w:numFmt w:val="bullet"/>
-      <w:lvlText w:val="o"/>
-      <w:lvlJc w:val="left"/>
-      <w:pPr>
-        <w:ind w:left="0" w:firstLine="425"/>
-      </w:pPr>
-      <w:rPr>
-        <w:rFonts w:ascii="Courier New" w:hAnsi="Courier New" w:cs="Courier New" w:hint="default"/>
-      </w:rPr>
-    </w:lvl>
-    <w:lvl w:ilvl="2">
-      <w:start w:val="1"/>
-      <w:numFmt w:val="bullet"/>
-      <w:lvlText w:val=""/>
-      <w:lvlJc w:val="left"/>
-      <w:pPr>
-        <w:ind w:left="0" w:firstLine="425"/>
-      </w:pPr>
-      <w:rPr>
-        <w:rFonts w:ascii="Wingdings" w:hAnsi="Wingdings" w:hint="default"/>
-      </w:rPr>
-    </w:lvl>
-    <w:lvl w:ilvl="3">
-      <w:start w:val="1"/>
-      <w:numFmt w:val="bullet"/>
-      <w:lvlText w:val=""/>
-      <w:lvlJc w:val="left"/>
-      <w:pPr>
-        <w:ind w:left="0" w:firstLine="425"/>
-      </w:pPr>
-      <w:rPr>
-        <w:rFonts w:ascii="Symbol" w:hAnsi="Symbol" w:hint="default"/>
-      </w:rPr>
-    </w:lvl>
-    <w:lvl w:ilvl="4">
-      <w:start w:val="1"/>
-      <w:numFmt w:val="bullet"/>
-      <w:lvlText w:val="o"/>
-      <w:lvlJc w:val="left"/>
-      <w:pPr>
-        <w:ind w:left="0" w:firstLine="425"/>
-      </w:pPr>
-      <w:rPr>
-        <w:rFonts w:ascii="Courier New" w:hAnsi="Courier New" w:cs="Courier New" w:hint="default"/>
-      </w:rPr>
-    </w:lvl>
-    <w:lvl w:ilvl="5">
-      <w:start w:val="1"/>
-      <w:numFmt w:val="bullet"/>
-      <w:lvlText w:val=""/>
-      <w:lvlJc w:val="left"/>
-      <w:pPr>
-        <w:ind w:left="0" w:firstLine="425"/>
-      </w:pPr>
-      <w:rPr>
-        <w:rFonts w:ascii="Wingdings" w:hAnsi="Wingdings" w:hint="default"/>
-      </w:rPr>
-    </w:lvl>
-    <w:lvl w:ilvl="6">
-      <w:start w:val="1"/>
-      <w:numFmt w:val="bullet"/>
-      <w:lvlText w:val=""/>
-      <w:lvlJc w:val="left"/>
-      <w:pPr>
-        <w:ind w:left="0" w:firstLine="425"/>
-      </w:pPr>
-      <w:rPr>
-        <w:rFonts w:ascii="Symbol" w:hAnsi="Symbol" w:hint="default"/>
-      </w:rPr>
-    </w:lvl>
-    <w:lvl w:ilvl="7">
-      <w:start w:val="1"/>
-      <w:numFmt w:val="bullet"/>
-      <w:lvlText w:val="o"/>
-      <w:lvlJc w:val="left"/>
-      <w:pPr>
-        <w:ind w:left="0" w:firstLine="425"/>
-      </w:pPr>
-      <w:rPr>
-        <w:rFonts w:ascii="Courier New" w:hAnsi="Courier New" w:cs="Courier New" w:hint="default"/>
-      </w:rPr>
-    </w:lvl>
-    <w:lvl w:ilvl="8">
-      <w:start w:val="1"/>
-      <w:numFmt w:val="bullet"/>
-      <w:lvlText w:val=""/>
-      <w:lvlJc w:val="left"/>
-      <w:pPr>
-        <w:ind w:left="0" w:firstLine="425"/>
-      </w:pPr>
-      <w:rPr>
-        <w:rFonts w:ascii="Wingdings" w:hAnsi="Wingdings" w:hint="default"/>
-      </w:rPr>
-    </w:lvl>
-  </w:abstractNum>
-  <w:abstractNum w:abstractNumId="52" w15:restartNumberingAfterBreak="0">
-    <w:nsid w:val="59E32FE4"/>
-    <w:multiLevelType w:val="hybridMultilevel"/>
-    <w:tmpl w:val="F37ECD28"/>
-    <w:lvl w:ilvl="0" w:tplc="CA7C926E">
-      <w:start w:val="1"/>
-      <w:numFmt w:val="decimal"/>
-      <w:lvlText w:val="%1)"/>
-      <w:lvlJc w:val="left"/>
-      <w:pPr>
-        <w:ind w:left="785" w:hanging="360"/>
-      </w:pPr>
-      <w:rPr>
-        <w:rFonts w:hint="default"/>
-      </w:rPr>
-    </w:lvl>
-    <w:lvl w:ilvl="1" w:tplc="04190019" w:tentative="1">
-      <w:start w:val="1"/>
-      <w:numFmt w:val="lowerLetter"/>
-      <w:lvlText w:val="%2."/>
-      <w:lvlJc w:val="left"/>
-      <w:pPr>
-        <w:ind w:left="1505" w:hanging="360"/>
-      </w:pPr>
-    </w:lvl>
-    <w:lvl w:ilvl="2" w:tplc="0419001B" w:tentative="1">
-      <w:start w:val="1"/>
-      <w:numFmt w:val="lowerRoman"/>
-      <w:lvlText w:val="%3."/>
-      <w:lvlJc w:val="right"/>
-      <w:pPr>
-        <w:ind w:left="2225" w:hanging="180"/>
-      </w:pPr>
-    </w:lvl>
-    <w:lvl w:ilvl="3" w:tplc="0419000F" w:tentative="1">
-      <w:start w:val="1"/>
-      <w:numFmt w:val="decimal"/>
-      <w:lvlText w:val="%4."/>
-      <w:lvlJc w:val="left"/>
-      <w:pPr>
-        <w:ind w:left="2945" w:hanging="360"/>
-      </w:pPr>
-    </w:lvl>
-    <w:lvl w:ilvl="4" w:tplc="04190019" w:tentative="1">
-      <w:start w:val="1"/>
-      <w:numFmt w:val="lowerLetter"/>
-      <w:lvlText w:val="%5."/>
-      <w:lvlJc w:val="left"/>
-      <w:pPr>
-        <w:ind w:left="3665" w:hanging="360"/>
-      </w:pPr>
-    </w:lvl>
-    <w:lvl w:ilvl="5" w:tplc="0419001B" w:tentative="1">
-      <w:start w:val="1"/>
-      <w:numFmt w:val="lowerRoman"/>
-      <w:lvlText w:val="%6."/>
-      <w:lvlJc w:val="right"/>
-      <w:pPr>
-        <w:ind w:left="4385" w:hanging="180"/>
-      </w:pPr>
-    </w:lvl>
-    <w:lvl w:ilvl="6" w:tplc="0419000F" w:tentative="1">
-      <w:start w:val="1"/>
-      <w:numFmt w:val="decimal"/>
-      <w:lvlText w:val="%7."/>
-      <w:lvlJc w:val="left"/>
-      <w:pPr>
-        <w:ind w:left="5105" w:hanging="360"/>
-      </w:pPr>
-    </w:lvl>
-    <w:lvl w:ilvl="7" w:tplc="04190019" w:tentative="1">
-      <w:start w:val="1"/>
-      <w:numFmt w:val="lowerLetter"/>
-      <w:lvlText w:val="%8."/>
-      <w:lvlJc w:val="left"/>
-      <w:pPr>
-        <w:ind w:left="5825" w:hanging="360"/>
-      </w:pPr>
-    </w:lvl>
-    <w:lvl w:ilvl="8" w:tplc="0419001B" w:tentative="1">
-      <w:start w:val="1"/>
-      <w:numFmt w:val="lowerRoman"/>
-      <w:lvlText w:val="%9."/>
-      <w:lvlJc w:val="right"/>
-      <w:pPr>
-        <w:ind w:left="6545" w:hanging="180"/>
-      </w:pPr>
-    </w:lvl>
-  </w:abstractNum>
-  <w:abstractNum w:abstractNumId="53" w15:restartNumberingAfterBreak="0">
-    <w:nsid w:val="5A8435CC"/>
-    <w:multiLevelType w:val="hybridMultilevel"/>
-    <w:tmpl w:val="5FEC7056"/>
-    <w:lvl w:ilvl="0" w:tplc="23E4272A">
-      <w:start w:val="1"/>
-      <w:numFmt w:val="decimal"/>
-      <w:lvlText w:val="%1."/>
-      <w:lvlJc w:val="left"/>
-      <w:pPr>
-        <w:ind w:left="785" w:hanging="360"/>
-      </w:pPr>
-      <w:rPr>
-        <w:rFonts w:hint="default"/>
-      </w:rPr>
-    </w:lvl>
-    <w:lvl w:ilvl="1" w:tplc="04190019" w:tentative="1">
-      <w:start w:val="1"/>
-      <w:numFmt w:val="lowerLetter"/>
-      <w:lvlText w:val="%2."/>
-      <w:lvlJc w:val="left"/>
-      <w:pPr>
-        <w:ind w:left="1505" w:hanging="360"/>
-      </w:pPr>
-    </w:lvl>
-    <w:lvl w:ilvl="2" w:tplc="0419001B" w:tentative="1">
-      <w:start w:val="1"/>
-      <w:numFmt w:val="lowerRoman"/>
-      <w:lvlText w:val="%3."/>
-      <w:lvlJc w:val="right"/>
-      <w:pPr>
-        <w:ind w:left="2225" w:hanging="180"/>
-      </w:pPr>
-    </w:lvl>
-    <w:lvl w:ilvl="3" w:tplc="0419000F" w:tentative="1">
-      <w:start w:val="1"/>
-      <w:numFmt w:val="decimal"/>
-      <w:lvlText w:val="%4."/>
-      <w:lvlJc w:val="left"/>
-      <w:pPr>
-        <w:ind w:left="2945" w:hanging="360"/>
-      </w:pPr>
-    </w:lvl>
-    <w:lvl w:ilvl="4" w:tplc="04190019" w:tentative="1">
-      <w:start w:val="1"/>
-      <w:numFmt w:val="lowerLetter"/>
-      <w:lvlText w:val="%5."/>
-      <w:lvlJc w:val="left"/>
-      <w:pPr>
-        <w:ind w:left="3665" w:hanging="360"/>
-      </w:pPr>
-    </w:lvl>
-    <w:lvl w:ilvl="5" w:tplc="0419001B" w:tentative="1">
-      <w:start w:val="1"/>
-      <w:numFmt w:val="lowerRoman"/>
-      <w:lvlText w:val="%6."/>
-      <w:lvlJc w:val="right"/>
-      <w:pPr>
-        <w:ind w:left="4385" w:hanging="180"/>
-      </w:pPr>
-    </w:lvl>
-    <w:lvl w:ilvl="6" w:tplc="0419000F" w:tentative="1">
-      <w:start w:val="1"/>
-      <w:numFmt w:val="decimal"/>
-      <w:lvlText w:val="%7."/>
-      <w:lvlJc w:val="left"/>
-      <w:pPr>
-        <w:ind w:left="5105" w:hanging="360"/>
-      </w:pPr>
-    </w:lvl>
-    <w:lvl w:ilvl="7" w:tplc="04190019" w:tentative="1">
-      <w:start w:val="1"/>
-      <w:numFmt w:val="lowerLetter"/>
-      <w:lvlText w:val="%8."/>
-      <w:lvlJc w:val="left"/>
-      <w:pPr>
-        <w:ind w:left="5825" w:hanging="360"/>
-      </w:pPr>
-    </w:lvl>
-    <w:lvl w:ilvl="8" w:tplc="0419001B" w:tentative="1">
-      <w:start w:val="1"/>
-      <w:numFmt w:val="lowerRoman"/>
-      <w:lvlText w:val="%9."/>
-      <w:lvlJc w:val="right"/>
-      <w:pPr>
-        <w:ind w:left="6545" w:hanging="180"/>
-      </w:pPr>
-    </w:lvl>
-  </w:abstractNum>
-  <w:abstractNum w:abstractNumId="54" w15:restartNumberingAfterBreak="0">
+  <w:abstractNum w:abstractNumId="32" w15:restartNumberingAfterBreak="0">
     <w:nsid w:val="5C9F0427"/>
     <w:multiLevelType w:val="hybridMultilevel"/>
     <w:tmpl w:val="F9B42574"/>
@@ -29394,7 +29524,7 @@
       </w:pPr>
     </w:lvl>
   </w:abstractNum>
-  <w:abstractNum w:abstractNumId="55" w15:restartNumberingAfterBreak="0">
+  <w:abstractNum w:abstractNumId="33" w15:restartNumberingAfterBreak="0">
     <w:nsid w:val="5DDF0A89"/>
     <w:multiLevelType w:val="multilevel"/>
     <w:tmpl w:val="81A88212"/>
@@ -29507,7 +29637,7 @@
       </w:rPr>
     </w:lvl>
   </w:abstractNum>
-  <w:abstractNum w:abstractNumId="56" w15:restartNumberingAfterBreak="0">
+  <w:abstractNum w:abstractNumId="34" w15:restartNumberingAfterBreak="0">
     <w:nsid w:val="5EB63D88"/>
     <w:multiLevelType w:val="multilevel"/>
     <w:tmpl w:val="81A88212"/>
@@ -29620,7 +29750,7 @@
       </w:rPr>
     </w:lvl>
   </w:abstractNum>
-  <w:abstractNum w:abstractNumId="57" w15:restartNumberingAfterBreak="0">
+  <w:abstractNum w:abstractNumId="35" w15:restartNumberingAfterBreak="0">
     <w:nsid w:val="610B1C4F"/>
     <w:multiLevelType w:val="multilevel"/>
     <w:tmpl w:val="81A88212"/>
@@ -29733,7 +29863,7 @@
       </w:rPr>
     </w:lvl>
   </w:abstractNum>
-  <w:abstractNum w:abstractNumId="58" w15:restartNumberingAfterBreak="0">
+  <w:abstractNum w:abstractNumId="36" w15:restartNumberingAfterBreak="0">
     <w:nsid w:val="61EF6315"/>
     <w:multiLevelType w:val="hybridMultilevel"/>
     <w:tmpl w:val="B6821A38"/>
@@ -29822,7 +29952,7 @@
       </w:pPr>
     </w:lvl>
   </w:abstractNum>
-  <w:abstractNum w:abstractNumId="59" w15:restartNumberingAfterBreak="0">
+  <w:abstractNum w:abstractNumId="37" w15:restartNumberingAfterBreak="0">
     <w:nsid w:val="66F33339"/>
     <w:multiLevelType w:val="multilevel"/>
     <w:tmpl w:val="81A88212"/>
@@ -29935,7 +30065,7 @@
       </w:rPr>
     </w:lvl>
   </w:abstractNum>
-  <w:abstractNum w:abstractNumId="60" w15:restartNumberingAfterBreak="0">
+  <w:abstractNum w:abstractNumId="38" w15:restartNumberingAfterBreak="0">
     <w:nsid w:val="6AC9775D"/>
     <w:multiLevelType w:val="multilevel"/>
     <w:tmpl w:val="81A88212"/>
@@ -30048,124 +30178,11 @@
       </w:rPr>
     </w:lvl>
   </w:abstractNum>
-  <w:abstractNum w:abstractNumId="61" w15:restartNumberingAfterBreak="0">
-    <w:nsid w:val="6AF2250E"/>
+  <w:abstractNum w:abstractNumId="39" w15:restartNumberingAfterBreak="0">
+    <w:nsid w:val="6DC735AC"/>
     <w:multiLevelType w:val="hybridMultilevel"/>
-    <w:tmpl w:val="8F367D6A"/>
-    <w:lvl w:ilvl="0" w:tplc="04190001">
-      <w:start w:val="1"/>
-      <w:numFmt w:val="bullet"/>
-      <w:lvlText w:val=""/>
-      <w:lvlJc w:val="left"/>
-      <w:pPr>
-        <w:ind w:left="720" w:hanging="360"/>
-      </w:pPr>
-      <w:rPr>
-        <w:rFonts w:ascii="Symbol" w:hAnsi="Symbol" w:hint="default"/>
-      </w:rPr>
-    </w:lvl>
-    <w:lvl w:ilvl="1" w:tplc="04190003" w:tentative="1">
-      <w:start w:val="1"/>
-      <w:numFmt w:val="bullet"/>
-      <w:lvlText w:val="o"/>
-      <w:lvlJc w:val="left"/>
-      <w:pPr>
-        <w:ind w:left="1440" w:hanging="360"/>
-      </w:pPr>
-      <w:rPr>
-        <w:rFonts w:ascii="Courier New" w:hAnsi="Courier New" w:cs="Courier New" w:hint="default"/>
-      </w:rPr>
-    </w:lvl>
-    <w:lvl w:ilvl="2" w:tplc="04190005" w:tentative="1">
-      <w:start w:val="1"/>
-      <w:numFmt w:val="bullet"/>
-      <w:lvlText w:val=""/>
-      <w:lvlJc w:val="left"/>
-      <w:pPr>
-        <w:ind w:left="2160" w:hanging="360"/>
-      </w:pPr>
-      <w:rPr>
-        <w:rFonts w:ascii="Wingdings" w:hAnsi="Wingdings" w:hint="default"/>
-      </w:rPr>
-    </w:lvl>
-    <w:lvl w:ilvl="3" w:tplc="04190001" w:tentative="1">
-      <w:start w:val="1"/>
-      <w:numFmt w:val="bullet"/>
-      <w:lvlText w:val=""/>
-      <w:lvlJc w:val="left"/>
-      <w:pPr>
-        <w:ind w:left="2880" w:hanging="360"/>
-      </w:pPr>
-      <w:rPr>
-        <w:rFonts w:ascii="Symbol" w:hAnsi="Symbol" w:hint="default"/>
-      </w:rPr>
-    </w:lvl>
-    <w:lvl w:ilvl="4" w:tplc="04190003" w:tentative="1">
-      <w:start w:val="1"/>
-      <w:numFmt w:val="bullet"/>
-      <w:lvlText w:val="o"/>
-      <w:lvlJc w:val="left"/>
-      <w:pPr>
-        <w:ind w:left="3600" w:hanging="360"/>
-      </w:pPr>
-      <w:rPr>
-        <w:rFonts w:ascii="Courier New" w:hAnsi="Courier New" w:cs="Courier New" w:hint="default"/>
-      </w:rPr>
-    </w:lvl>
-    <w:lvl w:ilvl="5" w:tplc="04190005" w:tentative="1">
-      <w:start w:val="1"/>
-      <w:numFmt w:val="bullet"/>
-      <w:lvlText w:val=""/>
-      <w:lvlJc w:val="left"/>
-      <w:pPr>
-        <w:ind w:left="4320" w:hanging="360"/>
-      </w:pPr>
-      <w:rPr>
-        <w:rFonts w:ascii="Wingdings" w:hAnsi="Wingdings" w:hint="default"/>
-      </w:rPr>
-    </w:lvl>
-    <w:lvl w:ilvl="6" w:tplc="04190001" w:tentative="1">
-      <w:start w:val="1"/>
-      <w:numFmt w:val="bullet"/>
-      <w:lvlText w:val=""/>
-      <w:lvlJc w:val="left"/>
-      <w:pPr>
-        <w:ind w:left="5040" w:hanging="360"/>
-      </w:pPr>
-      <w:rPr>
-        <w:rFonts w:ascii="Symbol" w:hAnsi="Symbol" w:hint="default"/>
-      </w:rPr>
-    </w:lvl>
-    <w:lvl w:ilvl="7" w:tplc="04190003" w:tentative="1">
-      <w:start w:val="1"/>
-      <w:numFmt w:val="bullet"/>
-      <w:lvlText w:val="o"/>
-      <w:lvlJc w:val="left"/>
-      <w:pPr>
-        <w:ind w:left="5760" w:hanging="360"/>
-      </w:pPr>
-      <w:rPr>
-        <w:rFonts w:ascii="Courier New" w:hAnsi="Courier New" w:cs="Courier New" w:hint="default"/>
-      </w:rPr>
-    </w:lvl>
-    <w:lvl w:ilvl="8" w:tplc="04190005" w:tentative="1">
-      <w:start w:val="1"/>
-      <w:numFmt w:val="bullet"/>
-      <w:lvlText w:val=""/>
-      <w:lvlJc w:val="left"/>
-      <w:pPr>
-        <w:ind w:left="6480" w:hanging="360"/>
-      </w:pPr>
-      <w:rPr>
-        <w:rFonts w:ascii="Wingdings" w:hAnsi="Wingdings" w:hint="default"/>
-      </w:rPr>
-    </w:lvl>
-  </w:abstractNum>
-  <w:abstractNum w:abstractNumId="62" w15:restartNumberingAfterBreak="0">
-    <w:nsid w:val="6B4D3CE6"/>
-    <w:multiLevelType w:val="hybridMultilevel"/>
-    <w:tmpl w:val="0FB4DD38"/>
-    <w:lvl w:ilvl="0" w:tplc="E0EC72A2">
+    <w:tmpl w:val="903481F8"/>
+    <w:lvl w:ilvl="0" w:tplc="3CA28260">
       <w:start w:val="1"/>
       <w:numFmt w:val="decimal"/>
       <w:lvlText w:val="%1)"/>
@@ -30250,209 +30267,7 @@
       </w:pPr>
     </w:lvl>
   </w:abstractNum>
-  <w:abstractNum w:abstractNumId="63" w15:restartNumberingAfterBreak="0">
-    <w:nsid w:val="6BDD4D63"/>
-    <w:multiLevelType w:val="hybridMultilevel"/>
-    <w:tmpl w:val="3F32EA84"/>
-    <w:lvl w:ilvl="0" w:tplc="04190001">
-      <w:start w:val="1"/>
-      <w:numFmt w:val="bullet"/>
-      <w:lvlText w:val=""/>
-      <w:lvlJc w:val="left"/>
-      <w:pPr>
-        <w:ind w:left="1145" w:hanging="360"/>
-      </w:pPr>
-      <w:rPr>
-        <w:rFonts w:ascii="Symbol" w:hAnsi="Symbol" w:hint="default"/>
-      </w:rPr>
-    </w:lvl>
-    <w:lvl w:ilvl="1" w:tplc="04190003" w:tentative="1">
-      <w:start w:val="1"/>
-      <w:numFmt w:val="bullet"/>
-      <w:lvlText w:val="o"/>
-      <w:lvlJc w:val="left"/>
-      <w:pPr>
-        <w:ind w:left="1865" w:hanging="360"/>
-      </w:pPr>
-      <w:rPr>
-        <w:rFonts w:ascii="Courier New" w:hAnsi="Courier New" w:cs="Courier New" w:hint="default"/>
-      </w:rPr>
-    </w:lvl>
-    <w:lvl w:ilvl="2" w:tplc="04190005" w:tentative="1">
-      <w:start w:val="1"/>
-      <w:numFmt w:val="bullet"/>
-      <w:lvlText w:val=""/>
-      <w:lvlJc w:val="left"/>
-      <w:pPr>
-        <w:ind w:left="2585" w:hanging="360"/>
-      </w:pPr>
-      <w:rPr>
-        <w:rFonts w:ascii="Wingdings" w:hAnsi="Wingdings" w:hint="default"/>
-      </w:rPr>
-    </w:lvl>
-    <w:lvl w:ilvl="3" w:tplc="04190001" w:tentative="1">
-      <w:start w:val="1"/>
-      <w:numFmt w:val="bullet"/>
-      <w:lvlText w:val=""/>
-      <w:lvlJc w:val="left"/>
-      <w:pPr>
-        <w:ind w:left="3305" w:hanging="360"/>
-      </w:pPr>
-      <w:rPr>
-        <w:rFonts w:ascii="Symbol" w:hAnsi="Symbol" w:hint="default"/>
-      </w:rPr>
-    </w:lvl>
-    <w:lvl w:ilvl="4" w:tplc="04190003" w:tentative="1">
-      <w:start w:val="1"/>
-      <w:numFmt w:val="bullet"/>
-      <w:lvlText w:val="o"/>
-      <w:lvlJc w:val="left"/>
-      <w:pPr>
-        <w:ind w:left="4025" w:hanging="360"/>
-      </w:pPr>
-      <w:rPr>
-        <w:rFonts w:ascii="Courier New" w:hAnsi="Courier New" w:cs="Courier New" w:hint="default"/>
-      </w:rPr>
-    </w:lvl>
-    <w:lvl w:ilvl="5" w:tplc="04190005" w:tentative="1">
-      <w:start w:val="1"/>
-      <w:numFmt w:val="bullet"/>
-      <w:lvlText w:val=""/>
-      <w:lvlJc w:val="left"/>
-      <w:pPr>
-        <w:ind w:left="4745" w:hanging="360"/>
-      </w:pPr>
-      <w:rPr>
-        <w:rFonts w:ascii="Wingdings" w:hAnsi="Wingdings" w:hint="default"/>
-      </w:rPr>
-    </w:lvl>
-    <w:lvl w:ilvl="6" w:tplc="04190001" w:tentative="1">
-      <w:start w:val="1"/>
-      <w:numFmt w:val="bullet"/>
-      <w:lvlText w:val=""/>
-      <w:lvlJc w:val="left"/>
-      <w:pPr>
-        <w:ind w:left="5465" w:hanging="360"/>
-      </w:pPr>
-      <w:rPr>
-        <w:rFonts w:ascii="Symbol" w:hAnsi="Symbol" w:hint="default"/>
-      </w:rPr>
-    </w:lvl>
-    <w:lvl w:ilvl="7" w:tplc="04190003" w:tentative="1">
-      <w:start w:val="1"/>
-      <w:numFmt w:val="bullet"/>
-      <w:lvlText w:val="o"/>
-      <w:lvlJc w:val="left"/>
-      <w:pPr>
-        <w:ind w:left="6185" w:hanging="360"/>
-      </w:pPr>
-      <w:rPr>
-        <w:rFonts w:ascii="Courier New" w:hAnsi="Courier New" w:cs="Courier New" w:hint="default"/>
-      </w:rPr>
-    </w:lvl>
-    <w:lvl w:ilvl="8" w:tplc="04190005" w:tentative="1">
-      <w:start w:val="1"/>
-      <w:numFmt w:val="bullet"/>
-      <w:lvlText w:val=""/>
-      <w:lvlJc w:val="left"/>
-      <w:pPr>
-        <w:ind w:left="6905" w:hanging="360"/>
-      </w:pPr>
-      <w:rPr>
-        <w:rFonts w:ascii="Wingdings" w:hAnsi="Wingdings" w:hint="default"/>
-      </w:rPr>
-    </w:lvl>
-  </w:abstractNum>
-  <w:abstractNum w:abstractNumId="64" w15:restartNumberingAfterBreak="0">
-    <w:nsid w:val="6D256B68"/>
-    <w:multiLevelType w:val="hybridMultilevel"/>
-    <w:tmpl w:val="F6D26B20"/>
-    <w:lvl w:ilvl="0" w:tplc="9B884218">
-      <w:start w:val="1"/>
-      <w:numFmt w:val="decimal"/>
-      <w:lvlText w:val="%1)"/>
-      <w:lvlJc w:val="left"/>
-      <w:pPr>
-        <w:ind w:left="785" w:hanging="360"/>
-      </w:pPr>
-      <w:rPr>
-        <w:rFonts w:hint="default"/>
-      </w:rPr>
-    </w:lvl>
-    <w:lvl w:ilvl="1" w:tplc="04190019" w:tentative="1">
-      <w:start w:val="1"/>
-      <w:numFmt w:val="lowerLetter"/>
-      <w:lvlText w:val="%2."/>
-      <w:lvlJc w:val="left"/>
-      <w:pPr>
-        <w:ind w:left="1505" w:hanging="360"/>
-      </w:pPr>
-    </w:lvl>
-    <w:lvl w:ilvl="2" w:tplc="0419001B" w:tentative="1">
-      <w:start w:val="1"/>
-      <w:numFmt w:val="lowerRoman"/>
-      <w:lvlText w:val="%3."/>
-      <w:lvlJc w:val="right"/>
-      <w:pPr>
-        <w:ind w:left="2225" w:hanging="180"/>
-      </w:pPr>
-    </w:lvl>
-    <w:lvl w:ilvl="3" w:tplc="0419000F" w:tentative="1">
-      <w:start w:val="1"/>
-      <w:numFmt w:val="decimal"/>
-      <w:lvlText w:val="%4."/>
-      <w:lvlJc w:val="left"/>
-      <w:pPr>
-        <w:ind w:left="2945" w:hanging="360"/>
-      </w:pPr>
-    </w:lvl>
-    <w:lvl w:ilvl="4" w:tplc="04190019" w:tentative="1">
-      <w:start w:val="1"/>
-      <w:numFmt w:val="lowerLetter"/>
-      <w:lvlText w:val="%5."/>
-      <w:lvlJc w:val="left"/>
-      <w:pPr>
-        <w:ind w:left="3665" w:hanging="360"/>
-      </w:pPr>
-    </w:lvl>
-    <w:lvl w:ilvl="5" w:tplc="0419001B" w:tentative="1">
-      <w:start w:val="1"/>
-      <w:numFmt w:val="lowerRoman"/>
-      <w:lvlText w:val="%6."/>
-      <w:lvlJc w:val="right"/>
-      <w:pPr>
-        <w:ind w:left="4385" w:hanging="180"/>
-      </w:pPr>
-    </w:lvl>
-    <w:lvl w:ilvl="6" w:tplc="0419000F" w:tentative="1">
-      <w:start w:val="1"/>
-      <w:numFmt w:val="decimal"/>
-      <w:lvlText w:val="%7."/>
-      <w:lvlJc w:val="left"/>
-      <w:pPr>
-        <w:ind w:left="5105" w:hanging="360"/>
-      </w:pPr>
-    </w:lvl>
-    <w:lvl w:ilvl="7" w:tplc="04190019" w:tentative="1">
-      <w:start w:val="1"/>
-      <w:numFmt w:val="lowerLetter"/>
-      <w:lvlText w:val="%8."/>
-      <w:lvlJc w:val="left"/>
-      <w:pPr>
-        <w:ind w:left="5825" w:hanging="360"/>
-      </w:pPr>
-    </w:lvl>
-    <w:lvl w:ilvl="8" w:tplc="0419001B" w:tentative="1">
-      <w:start w:val="1"/>
-      <w:numFmt w:val="lowerRoman"/>
-      <w:lvlText w:val="%9."/>
-      <w:lvlJc w:val="right"/>
-      <w:pPr>
-        <w:ind w:left="6545" w:hanging="180"/>
-      </w:pPr>
-    </w:lvl>
-  </w:abstractNum>
-  <w:abstractNum w:abstractNumId="65" w15:restartNumberingAfterBreak="0">
+  <w:abstractNum w:abstractNumId="40" w15:restartNumberingAfterBreak="0">
     <w:nsid w:val="6E1F67F4"/>
     <w:multiLevelType w:val="hybridMultilevel"/>
     <w:tmpl w:val="A04ABF30"/>
@@ -30541,7 +30356,7 @@
       </w:pPr>
     </w:lvl>
   </w:abstractNum>
-  <w:abstractNum w:abstractNumId="66" w15:restartNumberingAfterBreak="0">
+  <w:abstractNum w:abstractNumId="41" w15:restartNumberingAfterBreak="0">
     <w:nsid w:val="6F0678D8"/>
     <w:multiLevelType w:val="hybridMultilevel"/>
     <w:tmpl w:val="905EDC06"/>
@@ -30654,435 +30469,7 @@
       </w:rPr>
     </w:lvl>
   </w:abstractNum>
-  <w:abstractNum w:abstractNumId="67" w15:restartNumberingAfterBreak="0">
-    <w:nsid w:val="6F6E2CD9"/>
-    <w:multiLevelType w:val="hybridMultilevel"/>
-    <w:tmpl w:val="75EA063E"/>
-    <w:lvl w:ilvl="0" w:tplc="04190001">
-      <w:start w:val="1"/>
-      <w:numFmt w:val="bullet"/>
-      <w:lvlText w:val=""/>
-      <w:lvlJc w:val="left"/>
-      <w:pPr>
-        <w:ind w:left="1145" w:hanging="360"/>
-      </w:pPr>
-      <w:rPr>
-        <w:rFonts w:ascii="Symbol" w:hAnsi="Symbol" w:hint="default"/>
-      </w:rPr>
-    </w:lvl>
-    <w:lvl w:ilvl="1" w:tplc="04190003" w:tentative="1">
-      <w:start w:val="1"/>
-      <w:numFmt w:val="bullet"/>
-      <w:lvlText w:val="o"/>
-      <w:lvlJc w:val="left"/>
-      <w:pPr>
-        <w:ind w:left="1865" w:hanging="360"/>
-      </w:pPr>
-      <w:rPr>
-        <w:rFonts w:ascii="Courier New" w:hAnsi="Courier New" w:cs="Courier New" w:hint="default"/>
-      </w:rPr>
-    </w:lvl>
-    <w:lvl w:ilvl="2" w:tplc="04190005" w:tentative="1">
-      <w:start w:val="1"/>
-      <w:numFmt w:val="bullet"/>
-      <w:lvlText w:val=""/>
-      <w:lvlJc w:val="left"/>
-      <w:pPr>
-        <w:ind w:left="2585" w:hanging="360"/>
-      </w:pPr>
-      <w:rPr>
-        <w:rFonts w:ascii="Wingdings" w:hAnsi="Wingdings" w:hint="default"/>
-      </w:rPr>
-    </w:lvl>
-    <w:lvl w:ilvl="3" w:tplc="04190001" w:tentative="1">
-      <w:start w:val="1"/>
-      <w:numFmt w:val="bullet"/>
-      <w:lvlText w:val=""/>
-      <w:lvlJc w:val="left"/>
-      <w:pPr>
-        <w:ind w:left="3305" w:hanging="360"/>
-      </w:pPr>
-      <w:rPr>
-        <w:rFonts w:ascii="Symbol" w:hAnsi="Symbol" w:hint="default"/>
-      </w:rPr>
-    </w:lvl>
-    <w:lvl w:ilvl="4" w:tplc="04190003" w:tentative="1">
-      <w:start w:val="1"/>
-      <w:numFmt w:val="bullet"/>
-      <w:lvlText w:val="o"/>
-      <w:lvlJc w:val="left"/>
-      <w:pPr>
-        <w:ind w:left="4025" w:hanging="360"/>
-      </w:pPr>
-      <w:rPr>
-        <w:rFonts w:ascii="Courier New" w:hAnsi="Courier New" w:cs="Courier New" w:hint="default"/>
-      </w:rPr>
-    </w:lvl>
-    <w:lvl w:ilvl="5" w:tplc="04190005" w:tentative="1">
-      <w:start w:val="1"/>
-      <w:numFmt w:val="bullet"/>
-      <w:lvlText w:val=""/>
-      <w:lvlJc w:val="left"/>
-      <w:pPr>
-        <w:ind w:left="4745" w:hanging="360"/>
-      </w:pPr>
-      <w:rPr>
-        <w:rFonts w:ascii="Wingdings" w:hAnsi="Wingdings" w:hint="default"/>
-      </w:rPr>
-    </w:lvl>
-    <w:lvl w:ilvl="6" w:tplc="04190001" w:tentative="1">
-      <w:start w:val="1"/>
-      <w:numFmt w:val="bullet"/>
-      <w:lvlText w:val=""/>
-      <w:lvlJc w:val="left"/>
-      <w:pPr>
-        <w:ind w:left="5465" w:hanging="360"/>
-      </w:pPr>
-      <w:rPr>
-        <w:rFonts w:ascii="Symbol" w:hAnsi="Symbol" w:hint="default"/>
-      </w:rPr>
-    </w:lvl>
-    <w:lvl w:ilvl="7" w:tplc="04190003" w:tentative="1">
-      <w:start w:val="1"/>
-      <w:numFmt w:val="bullet"/>
-      <w:lvlText w:val="o"/>
-      <w:lvlJc w:val="left"/>
-      <w:pPr>
-        <w:ind w:left="6185" w:hanging="360"/>
-      </w:pPr>
-      <w:rPr>
-        <w:rFonts w:ascii="Courier New" w:hAnsi="Courier New" w:cs="Courier New" w:hint="default"/>
-      </w:rPr>
-    </w:lvl>
-    <w:lvl w:ilvl="8" w:tplc="04190005" w:tentative="1">
-      <w:start w:val="1"/>
-      <w:numFmt w:val="bullet"/>
-      <w:lvlText w:val=""/>
-      <w:lvlJc w:val="left"/>
-      <w:pPr>
-        <w:ind w:left="6905" w:hanging="360"/>
-      </w:pPr>
-      <w:rPr>
-        <w:rFonts w:ascii="Wingdings" w:hAnsi="Wingdings" w:hint="default"/>
-      </w:rPr>
-    </w:lvl>
-  </w:abstractNum>
-  <w:abstractNum w:abstractNumId="68" w15:restartNumberingAfterBreak="0">
-    <w:nsid w:val="700D64D5"/>
-    <w:multiLevelType w:val="hybridMultilevel"/>
-    <w:tmpl w:val="02C6DFC8"/>
-    <w:lvl w:ilvl="0" w:tplc="F9C0D742">
-      <w:start w:val="1"/>
-      <w:numFmt w:val="decimal"/>
-      <w:lvlText w:val="%1)"/>
-      <w:lvlJc w:val="left"/>
-      <w:pPr>
-        <w:ind w:left="1210" w:hanging="360"/>
-      </w:pPr>
-      <w:rPr>
-        <w:rFonts w:hint="default"/>
-      </w:rPr>
-    </w:lvl>
-    <w:lvl w:ilvl="1" w:tplc="04190019" w:tentative="1">
-      <w:start w:val="1"/>
-      <w:numFmt w:val="lowerLetter"/>
-      <w:lvlText w:val="%2."/>
-      <w:lvlJc w:val="left"/>
-      <w:pPr>
-        <w:ind w:left="1865" w:hanging="360"/>
-      </w:pPr>
-    </w:lvl>
-    <w:lvl w:ilvl="2" w:tplc="0419001B" w:tentative="1">
-      <w:start w:val="1"/>
-      <w:numFmt w:val="lowerRoman"/>
-      <w:lvlText w:val="%3."/>
-      <w:lvlJc w:val="right"/>
-      <w:pPr>
-        <w:ind w:left="2585" w:hanging="180"/>
-      </w:pPr>
-    </w:lvl>
-    <w:lvl w:ilvl="3" w:tplc="0419000F" w:tentative="1">
-      <w:start w:val="1"/>
-      <w:numFmt w:val="decimal"/>
-      <w:lvlText w:val="%4."/>
-      <w:lvlJc w:val="left"/>
-      <w:pPr>
-        <w:ind w:left="3305" w:hanging="360"/>
-      </w:pPr>
-    </w:lvl>
-    <w:lvl w:ilvl="4" w:tplc="04190019" w:tentative="1">
-      <w:start w:val="1"/>
-      <w:numFmt w:val="lowerLetter"/>
-      <w:lvlText w:val="%5."/>
-      <w:lvlJc w:val="left"/>
-      <w:pPr>
-        <w:ind w:left="4025" w:hanging="360"/>
-      </w:pPr>
-    </w:lvl>
-    <w:lvl w:ilvl="5" w:tplc="0419001B" w:tentative="1">
-      <w:start w:val="1"/>
-      <w:numFmt w:val="lowerRoman"/>
-      <w:lvlText w:val="%6."/>
-      <w:lvlJc w:val="right"/>
-      <w:pPr>
-        <w:ind w:left="4745" w:hanging="180"/>
-      </w:pPr>
-    </w:lvl>
-    <w:lvl w:ilvl="6" w:tplc="0419000F" w:tentative="1">
-      <w:start w:val="1"/>
-      <w:numFmt w:val="decimal"/>
-      <w:lvlText w:val="%7."/>
-      <w:lvlJc w:val="left"/>
-      <w:pPr>
-        <w:ind w:left="5465" w:hanging="360"/>
-      </w:pPr>
-    </w:lvl>
-    <w:lvl w:ilvl="7" w:tplc="04190019" w:tentative="1">
-      <w:start w:val="1"/>
-      <w:numFmt w:val="lowerLetter"/>
-      <w:lvlText w:val="%8."/>
-      <w:lvlJc w:val="left"/>
-      <w:pPr>
-        <w:ind w:left="6185" w:hanging="360"/>
-      </w:pPr>
-    </w:lvl>
-    <w:lvl w:ilvl="8" w:tplc="0419001B" w:tentative="1">
-      <w:start w:val="1"/>
-      <w:numFmt w:val="lowerRoman"/>
-      <w:lvlText w:val="%9."/>
-      <w:lvlJc w:val="right"/>
-      <w:pPr>
-        <w:ind w:left="6905" w:hanging="180"/>
-      </w:pPr>
-    </w:lvl>
-  </w:abstractNum>
-  <w:abstractNum w:abstractNumId="69" w15:restartNumberingAfterBreak="0">
-    <w:nsid w:val="72075878"/>
-    <w:multiLevelType w:val="hybridMultilevel"/>
-    <w:tmpl w:val="AD0C2E4C"/>
-    <w:lvl w:ilvl="0" w:tplc="E0EC72A2">
-      <w:start w:val="1"/>
-      <w:numFmt w:val="decimal"/>
-      <w:lvlText w:val="%1)"/>
-      <w:lvlJc w:val="left"/>
-      <w:pPr>
-        <w:ind w:left="1145" w:hanging="360"/>
-      </w:pPr>
-      <w:rPr>
-        <w:rFonts w:hint="default"/>
-      </w:rPr>
-    </w:lvl>
-    <w:lvl w:ilvl="1" w:tplc="FFFFFFFF" w:tentative="1">
-      <w:start w:val="1"/>
-      <w:numFmt w:val="bullet"/>
-      <w:lvlText w:val="o"/>
-      <w:lvlJc w:val="left"/>
-      <w:pPr>
-        <w:ind w:left="1865" w:hanging="360"/>
-      </w:pPr>
-      <w:rPr>
-        <w:rFonts w:ascii="Courier New" w:hAnsi="Courier New" w:cs="Courier New" w:hint="default"/>
-      </w:rPr>
-    </w:lvl>
-    <w:lvl w:ilvl="2" w:tplc="FFFFFFFF" w:tentative="1">
-      <w:start w:val="1"/>
-      <w:numFmt w:val="bullet"/>
-      <w:lvlText w:val=""/>
-      <w:lvlJc w:val="left"/>
-      <w:pPr>
-        <w:ind w:left="2585" w:hanging="360"/>
-      </w:pPr>
-      <w:rPr>
-        <w:rFonts w:ascii="Wingdings" w:hAnsi="Wingdings" w:hint="default"/>
-      </w:rPr>
-    </w:lvl>
-    <w:lvl w:ilvl="3" w:tplc="FFFFFFFF" w:tentative="1">
-      <w:start w:val="1"/>
-      <w:numFmt w:val="bullet"/>
-      <w:lvlText w:val=""/>
-      <w:lvlJc w:val="left"/>
-      <w:pPr>
-        <w:ind w:left="3305" w:hanging="360"/>
-      </w:pPr>
-      <w:rPr>
-        <w:rFonts w:ascii="Symbol" w:hAnsi="Symbol" w:hint="default"/>
-      </w:rPr>
-    </w:lvl>
-    <w:lvl w:ilvl="4" w:tplc="FFFFFFFF" w:tentative="1">
-      <w:start w:val="1"/>
-      <w:numFmt w:val="bullet"/>
-      <w:lvlText w:val="o"/>
-      <w:lvlJc w:val="left"/>
-      <w:pPr>
-        <w:ind w:left="4025" w:hanging="360"/>
-      </w:pPr>
-      <w:rPr>
-        <w:rFonts w:ascii="Courier New" w:hAnsi="Courier New" w:cs="Courier New" w:hint="default"/>
-      </w:rPr>
-    </w:lvl>
-    <w:lvl w:ilvl="5" w:tplc="FFFFFFFF" w:tentative="1">
-      <w:start w:val="1"/>
-      <w:numFmt w:val="bullet"/>
-      <w:lvlText w:val=""/>
-      <w:lvlJc w:val="left"/>
-      <w:pPr>
-        <w:ind w:left="4745" w:hanging="360"/>
-      </w:pPr>
-      <w:rPr>
-        <w:rFonts w:ascii="Wingdings" w:hAnsi="Wingdings" w:hint="default"/>
-      </w:rPr>
-    </w:lvl>
-    <w:lvl w:ilvl="6" w:tplc="FFFFFFFF" w:tentative="1">
-      <w:start w:val="1"/>
-      <w:numFmt w:val="bullet"/>
-      <w:lvlText w:val=""/>
-      <w:lvlJc w:val="left"/>
-      <w:pPr>
-        <w:ind w:left="5465" w:hanging="360"/>
-      </w:pPr>
-      <w:rPr>
-        <w:rFonts w:ascii="Symbol" w:hAnsi="Symbol" w:hint="default"/>
-      </w:rPr>
-    </w:lvl>
-    <w:lvl w:ilvl="7" w:tplc="FFFFFFFF" w:tentative="1">
-      <w:start w:val="1"/>
-      <w:numFmt w:val="bullet"/>
-      <w:lvlText w:val="o"/>
-      <w:lvlJc w:val="left"/>
-      <w:pPr>
-        <w:ind w:left="6185" w:hanging="360"/>
-      </w:pPr>
-      <w:rPr>
-        <w:rFonts w:ascii="Courier New" w:hAnsi="Courier New" w:cs="Courier New" w:hint="default"/>
-      </w:rPr>
-    </w:lvl>
-    <w:lvl w:ilvl="8" w:tplc="FFFFFFFF" w:tentative="1">
-      <w:start w:val="1"/>
-      <w:numFmt w:val="bullet"/>
-      <w:lvlText w:val=""/>
-      <w:lvlJc w:val="left"/>
-      <w:pPr>
-        <w:ind w:left="6905" w:hanging="360"/>
-      </w:pPr>
-      <w:rPr>
-        <w:rFonts w:ascii="Wingdings" w:hAnsi="Wingdings" w:hint="default"/>
-      </w:rPr>
-    </w:lvl>
-  </w:abstractNum>
-  <w:abstractNum w:abstractNumId="70" w15:restartNumberingAfterBreak="0">
-    <w:nsid w:val="723C48D3"/>
-    <w:multiLevelType w:val="multilevel"/>
-    <w:tmpl w:val="81A88212"/>
-    <w:lvl w:ilvl="0">
-      <w:start w:val="1"/>
-      <w:numFmt w:val="bullet"/>
-      <w:lvlText w:val=""/>
-      <w:lvlJc w:val="left"/>
-      <w:pPr>
-        <w:ind w:left="0" w:firstLine="425"/>
-      </w:pPr>
-      <w:rPr>
-        <w:rFonts w:ascii="Symbol" w:hAnsi="Symbol" w:hint="default"/>
-      </w:rPr>
-    </w:lvl>
-    <w:lvl w:ilvl="1">
-      <w:start w:val="1"/>
-      <w:numFmt w:val="bullet"/>
-      <w:lvlText w:val="o"/>
-      <w:lvlJc w:val="left"/>
-      <w:pPr>
-        <w:ind w:left="0" w:firstLine="425"/>
-      </w:pPr>
-      <w:rPr>
-        <w:rFonts w:ascii="Courier New" w:hAnsi="Courier New" w:cs="Courier New" w:hint="default"/>
-      </w:rPr>
-    </w:lvl>
-    <w:lvl w:ilvl="2">
-      <w:start w:val="1"/>
-      <w:numFmt w:val="bullet"/>
-      <w:lvlText w:val=""/>
-      <w:lvlJc w:val="left"/>
-      <w:pPr>
-        <w:ind w:left="0" w:firstLine="425"/>
-      </w:pPr>
-      <w:rPr>
-        <w:rFonts w:ascii="Wingdings" w:hAnsi="Wingdings" w:hint="default"/>
-      </w:rPr>
-    </w:lvl>
-    <w:lvl w:ilvl="3">
-      <w:start w:val="1"/>
-      <w:numFmt w:val="bullet"/>
-      <w:lvlText w:val=""/>
-      <w:lvlJc w:val="left"/>
-      <w:pPr>
-        <w:ind w:left="0" w:firstLine="425"/>
-      </w:pPr>
-      <w:rPr>
-        <w:rFonts w:ascii="Symbol" w:hAnsi="Symbol" w:hint="default"/>
-      </w:rPr>
-    </w:lvl>
-    <w:lvl w:ilvl="4">
-      <w:start w:val="1"/>
-      <w:numFmt w:val="bullet"/>
-      <w:lvlText w:val="o"/>
-      <w:lvlJc w:val="left"/>
-      <w:pPr>
-        <w:ind w:left="0" w:firstLine="425"/>
-      </w:pPr>
-      <w:rPr>
-        <w:rFonts w:ascii="Courier New" w:hAnsi="Courier New" w:cs="Courier New" w:hint="default"/>
-      </w:rPr>
-    </w:lvl>
-    <w:lvl w:ilvl="5">
-      <w:start w:val="1"/>
-      <w:numFmt w:val="bullet"/>
-      <w:lvlText w:val=""/>
-      <w:lvlJc w:val="left"/>
-      <w:pPr>
-        <w:ind w:left="0" w:firstLine="425"/>
-      </w:pPr>
-      <w:rPr>
-        <w:rFonts w:ascii="Wingdings" w:hAnsi="Wingdings" w:hint="default"/>
-      </w:rPr>
-    </w:lvl>
-    <w:lvl w:ilvl="6">
-      <w:start w:val="1"/>
-      <w:numFmt w:val="bullet"/>
-      <w:lvlText w:val=""/>
-      <w:lvlJc w:val="left"/>
-      <w:pPr>
-        <w:ind w:left="0" w:firstLine="425"/>
-      </w:pPr>
-      <w:rPr>
-        <w:rFonts w:ascii="Symbol" w:hAnsi="Symbol" w:hint="default"/>
-      </w:rPr>
-    </w:lvl>
-    <w:lvl w:ilvl="7">
-      <w:start w:val="1"/>
-      <w:numFmt w:val="bullet"/>
-      <w:lvlText w:val="o"/>
-      <w:lvlJc w:val="left"/>
-      <w:pPr>
-        <w:ind w:left="0" w:firstLine="425"/>
-      </w:pPr>
-      <w:rPr>
-        <w:rFonts w:ascii="Courier New" w:hAnsi="Courier New" w:cs="Courier New" w:hint="default"/>
-      </w:rPr>
-    </w:lvl>
-    <w:lvl w:ilvl="8">
-      <w:start w:val="1"/>
-      <w:numFmt w:val="bullet"/>
-      <w:lvlText w:val=""/>
-      <w:lvlJc w:val="left"/>
-      <w:pPr>
-        <w:ind w:left="0" w:firstLine="425"/>
-      </w:pPr>
-      <w:rPr>
-        <w:rFonts w:ascii="Wingdings" w:hAnsi="Wingdings" w:hint="default"/>
-      </w:rPr>
-    </w:lvl>
-  </w:abstractNum>
-  <w:abstractNum w:abstractNumId="71" w15:restartNumberingAfterBreak="0">
+  <w:abstractNum w:abstractNumId="42" w15:restartNumberingAfterBreak="0">
     <w:nsid w:val="72475161"/>
     <w:multiLevelType w:val="hybridMultilevel"/>
     <w:tmpl w:val="61ECFE2A"/>
@@ -31171,7 +30558,7 @@
       </w:pPr>
     </w:lvl>
   </w:abstractNum>
-  <w:abstractNum w:abstractNumId="72" w15:restartNumberingAfterBreak="0">
+  <w:abstractNum w:abstractNumId="43" w15:restartNumberingAfterBreak="0">
     <w:nsid w:val="77140DE2"/>
     <w:multiLevelType w:val="multilevel"/>
     <w:tmpl w:val="81A88212"/>
@@ -31284,96 +30671,7 @@
       </w:rPr>
     </w:lvl>
   </w:abstractNum>
-  <w:abstractNum w:abstractNumId="73" w15:restartNumberingAfterBreak="0">
-    <w:nsid w:val="785E7132"/>
-    <w:multiLevelType w:val="hybridMultilevel"/>
-    <w:tmpl w:val="C644AD82"/>
-    <w:lvl w:ilvl="0" w:tplc="E0EC72A2">
-      <w:start w:val="1"/>
-      <w:numFmt w:val="decimal"/>
-      <w:lvlText w:val="%1)"/>
-      <w:lvlJc w:val="left"/>
-      <w:pPr>
-        <w:ind w:left="1570" w:hanging="360"/>
-      </w:pPr>
-      <w:rPr>
-        <w:rFonts w:hint="default"/>
-      </w:rPr>
-    </w:lvl>
-    <w:lvl w:ilvl="1" w:tplc="04190019" w:tentative="1">
-      <w:start w:val="1"/>
-      <w:numFmt w:val="lowerLetter"/>
-      <w:lvlText w:val="%2."/>
-      <w:lvlJc w:val="left"/>
-      <w:pPr>
-        <w:ind w:left="1440" w:hanging="360"/>
-      </w:pPr>
-    </w:lvl>
-    <w:lvl w:ilvl="2" w:tplc="0419001B" w:tentative="1">
-      <w:start w:val="1"/>
-      <w:numFmt w:val="lowerRoman"/>
-      <w:lvlText w:val="%3."/>
-      <w:lvlJc w:val="right"/>
-      <w:pPr>
-        <w:ind w:left="2160" w:hanging="180"/>
-      </w:pPr>
-    </w:lvl>
-    <w:lvl w:ilvl="3" w:tplc="0419000F" w:tentative="1">
-      <w:start w:val="1"/>
-      <w:numFmt w:val="decimal"/>
-      <w:lvlText w:val="%4."/>
-      <w:lvlJc w:val="left"/>
-      <w:pPr>
-        <w:ind w:left="2880" w:hanging="360"/>
-      </w:pPr>
-    </w:lvl>
-    <w:lvl w:ilvl="4" w:tplc="04190019" w:tentative="1">
-      <w:start w:val="1"/>
-      <w:numFmt w:val="lowerLetter"/>
-      <w:lvlText w:val="%5."/>
-      <w:lvlJc w:val="left"/>
-      <w:pPr>
-        <w:ind w:left="3600" w:hanging="360"/>
-      </w:pPr>
-    </w:lvl>
-    <w:lvl w:ilvl="5" w:tplc="0419001B" w:tentative="1">
-      <w:start w:val="1"/>
-      <w:numFmt w:val="lowerRoman"/>
-      <w:lvlText w:val="%6."/>
-      <w:lvlJc w:val="right"/>
-      <w:pPr>
-        <w:ind w:left="4320" w:hanging="180"/>
-      </w:pPr>
-    </w:lvl>
-    <w:lvl w:ilvl="6" w:tplc="0419000F" w:tentative="1">
-      <w:start w:val="1"/>
-      <w:numFmt w:val="decimal"/>
-      <w:lvlText w:val="%7."/>
-      <w:lvlJc w:val="left"/>
-      <w:pPr>
-        <w:ind w:left="5040" w:hanging="360"/>
-      </w:pPr>
-    </w:lvl>
-    <w:lvl w:ilvl="7" w:tplc="04190019" w:tentative="1">
-      <w:start w:val="1"/>
-      <w:numFmt w:val="lowerLetter"/>
-      <w:lvlText w:val="%8."/>
-      <w:lvlJc w:val="left"/>
-      <w:pPr>
-        <w:ind w:left="5760" w:hanging="360"/>
-      </w:pPr>
-    </w:lvl>
-    <w:lvl w:ilvl="8" w:tplc="0419001B" w:tentative="1">
-      <w:start w:val="1"/>
-      <w:numFmt w:val="lowerRoman"/>
-      <w:lvlText w:val="%9."/>
-      <w:lvlJc w:val="right"/>
-      <w:pPr>
-        <w:ind w:left="6480" w:hanging="180"/>
-      </w:pPr>
-    </w:lvl>
-  </w:abstractNum>
-  <w:abstractNum w:abstractNumId="74" w15:restartNumberingAfterBreak="0">
+  <w:abstractNum w:abstractNumId="44" w15:restartNumberingAfterBreak="0">
     <w:nsid w:val="793B0F99"/>
     <w:multiLevelType w:val="hybridMultilevel"/>
     <w:tmpl w:val="E17CD6C8"/>
@@ -31486,7 +30784,7 @@
       </w:rPr>
     </w:lvl>
   </w:abstractNum>
-  <w:abstractNum w:abstractNumId="75" w15:restartNumberingAfterBreak="0">
+  <w:abstractNum w:abstractNumId="45" w15:restartNumberingAfterBreak="0">
     <w:nsid w:val="7BC328A0"/>
     <w:multiLevelType w:val="hybridMultilevel"/>
     <w:tmpl w:val="665E8C96"/>
@@ -31599,93 +30897,7 @@
       </w:rPr>
     </w:lvl>
   </w:abstractNum>
-  <w:abstractNum w:abstractNumId="76" w15:restartNumberingAfterBreak="0">
-    <w:nsid w:val="7E0C679E"/>
-    <w:multiLevelType w:val="hybridMultilevel"/>
-    <w:tmpl w:val="B4001C4C"/>
-    <w:lvl w:ilvl="0" w:tplc="04190011">
-      <w:start w:val="1"/>
-      <w:numFmt w:val="decimal"/>
-      <w:lvlText w:val="%1)"/>
-      <w:lvlJc w:val="left"/>
-      <w:pPr>
-        <w:ind w:left="1146" w:hanging="360"/>
-      </w:pPr>
-    </w:lvl>
-    <w:lvl w:ilvl="1" w:tplc="04190019" w:tentative="1">
-      <w:start w:val="1"/>
-      <w:numFmt w:val="lowerLetter"/>
-      <w:lvlText w:val="%2."/>
-      <w:lvlJc w:val="left"/>
-      <w:pPr>
-        <w:ind w:left="1866" w:hanging="360"/>
-      </w:pPr>
-    </w:lvl>
-    <w:lvl w:ilvl="2" w:tplc="0419001B" w:tentative="1">
-      <w:start w:val="1"/>
-      <w:numFmt w:val="lowerRoman"/>
-      <w:lvlText w:val="%3."/>
-      <w:lvlJc w:val="right"/>
-      <w:pPr>
-        <w:ind w:left="2586" w:hanging="180"/>
-      </w:pPr>
-    </w:lvl>
-    <w:lvl w:ilvl="3" w:tplc="0419000F" w:tentative="1">
-      <w:start w:val="1"/>
-      <w:numFmt w:val="decimal"/>
-      <w:lvlText w:val="%4."/>
-      <w:lvlJc w:val="left"/>
-      <w:pPr>
-        <w:ind w:left="3306" w:hanging="360"/>
-      </w:pPr>
-    </w:lvl>
-    <w:lvl w:ilvl="4" w:tplc="04190019" w:tentative="1">
-      <w:start w:val="1"/>
-      <w:numFmt w:val="lowerLetter"/>
-      <w:lvlText w:val="%5."/>
-      <w:lvlJc w:val="left"/>
-      <w:pPr>
-        <w:ind w:left="4026" w:hanging="360"/>
-      </w:pPr>
-    </w:lvl>
-    <w:lvl w:ilvl="5" w:tplc="0419001B" w:tentative="1">
-      <w:start w:val="1"/>
-      <w:numFmt w:val="lowerRoman"/>
-      <w:lvlText w:val="%6."/>
-      <w:lvlJc w:val="right"/>
-      <w:pPr>
-        <w:ind w:left="4746" w:hanging="180"/>
-      </w:pPr>
-    </w:lvl>
-    <w:lvl w:ilvl="6" w:tplc="0419000F" w:tentative="1">
-      <w:start w:val="1"/>
-      <w:numFmt w:val="decimal"/>
-      <w:lvlText w:val="%7."/>
-      <w:lvlJc w:val="left"/>
-      <w:pPr>
-        <w:ind w:left="5466" w:hanging="360"/>
-      </w:pPr>
-    </w:lvl>
-    <w:lvl w:ilvl="7" w:tplc="04190019" w:tentative="1">
-      <w:start w:val="1"/>
-      <w:numFmt w:val="lowerLetter"/>
-      <w:lvlText w:val="%8."/>
-      <w:lvlJc w:val="left"/>
-      <w:pPr>
-        <w:ind w:left="6186" w:hanging="360"/>
-      </w:pPr>
-    </w:lvl>
-    <w:lvl w:ilvl="8" w:tplc="0419001B" w:tentative="1">
-      <w:start w:val="1"/>
-      <w:numFmt w:val="lowerRoman"/>
-      <w:lvlText w:val="%9."/>
-      <w:lvlJc w:val="right"/>
-      <w:pPr>
-        <w:ind w:left="6906" w:hanging="180"/>
-      </w:pPr>
-    </w:lvl>
-  </w:abstractNum>
-  <w:abstractNum w:abstractNumId="77" w15:restartNumberingAfterBreak="0">
+  <w:abstractNum w:abstractNumId="46" w15:restartNumberingAfterBreak="0">
     <w:nsid w:val="7E0D13AA"/>
     <w:multiLevelType w:val="multilevel"/>
     <w:tmpl w:val="81A88212"/>
@@ -31798,283 +31010,151 @@
       </w:rPr>
     </w:lvl>
   </w:abstractNum>
-  <w:num w:numId="1" w16cid:durableId="477504330">
-    <w:abstractNumId w:val="39"/>
-  </w:num>
-  <w:num w:numId="2" w16cid:durableId="657155484">
-    <w:abstractNumId w:val="50"/>
-  </w:num>
-  <w:num w:numId="3" w16cid:durableId="2082365263">
+  <w:num w:numId="1" w16cid:durableId="2082365263">
     <w:abstractNumId w:val="0"/>
   </w:num>
-  <w:num w:numId="4" w16cid:durableId="897134697">
-    <w:abstractNumId w:val="43"/>
+  <w:num w:numId="2" w16cid:durableId="1705250489">
+    <w:abstractNumId w:val="7"/>
   </w:num>
-  <w:num w:numId="5" w16cid:durableId="1847670987">
-    <w:abstractNumId w:val="22"/>
-  </w:num>
-  <w:num w:numId="6" w16cid:durableId="842205959">
-    <w:abstractNumId w:val="42"/>
-  </w:num>
-  <w:num w:numId="7" w16cid:durableId="1701396910">
-    <w:abstractNumId w:val="20"/>
-  </w:num>
-  <w:num w:numId="8" w16cid:durableId="900869872">
-    <w:abstractNumId w:val="65"/>
-  </w:num>
-  <w:num w:numId="9" w16cid:durableId="611210665">
-    <w:abstractNumId w:val="53"/>
-  </w:num>
-  <w:num w:numId="10" w16cid:durableId="1705250489">
-    <w:abstractNumId w:val="9"/>
-  </w:num>
-  <w:num w:numId="11" w16cid:durableId="2015179827">
-    <w:abstractNumId w:val="65"/>
+  <w:num w:numId="3" w16cid:durableId="1038891364">
+    <w:abstractNumId w:val="40"/>
     <w:lvlOverride w:ilvl="0">
       <w:startOverride w:val="1"/>
     </w:lvlOverride>
   </w:num>
-  <w:num w:numId="12" w16cid:durableId="205258764">
-    <w:abstractNumId w:val="61"/>
+  <w:num w:numId="4" w16cid:durableId="754546330">
+    <w:abstractNumId w:val="29"/>
   </w:num>
-  <w:num w:numId="13" w16cid:durableId="1038891364">
-    <w:abstractNumId w:val="65"/>
-    <w:lvlOverride w:ilvl="0">
-      <w:startOverride w:val="1"/>
-    </w:lvlOverride>
+  <w:num w:numId="5" w16cid:durableId="547955578">
+    <w:abstractNumId w:val="17"/>
   </w:num>
-  <w:num w:numId="14" w16cid:durableId="1704818814">
+  <w:num w:numId="6" w16cid:durableId="1437291011">
+    <w:abstractNumId w:val="30"/>
+  </w:num>
+  <w:num w:numId="7" w16cid:durableId="631787573">
+    <w:abstractNumId w:val="21"/>
+  </w:num>
+  <w:num w:numId="8" w16cid:durableId="1809399943">
+    <w:abstractNumId w:val="31"/>
+  </w:num>
+  <w:num w:numId="9" w16cid:durableId="1810390727">
+    <w:abstractNumId w:val="28"/>
+  </w:num>
+  <w:num w:numId="10" w16cid:durableId="1624995778">
+    <w:abstractNumId w:val="8"/>
+  </w:num>
+  <w:num w:numId="11" w16cid:durableId="1273318327">
+    <w:abstractNumId w:val="45"/>
+  </w:num>
+  <w:num w:numId="12" w16cid:durableId="1747189845">
+    <w:abstractNumId w:val="42"/>
+  </w:num>
+  <w:num w:numId="13" w16cid:durableId="878325353">
+    <w:abstractNumId w:val="22"/>
+  </w:num>
+  <w:num w:numId="14" w16cid:durableId="476730550">
+    <w:abstractNumId w:val="6"/>
+  </w:num>
+  <w:num w:numId="15" w16cid:durableId="1674795343">
+    <w:abstractNumId w:val="41"/>
+  </w:num>
+  <w:num w:numId="16" w16cid:durableId="32314187">
+    <w:abstractNumId w:val="27"/>
+  </w:num>
+  <w:num w:numId="17" w16cid:durableId="993753647">
+    <w:abstractNumId w:val="25"/>
+  </w:num>
+  <w:num w:numId="18" w16cid:durableId="1672561343">
+    <w:abstractNumId w:val="32"/>
+  </w:num>
+  <w:num w:numId="19" w16cid:durableId="962926769">
+    <w:abstractNumId w:val="37"/>
+  </w:num>
+  <w:num w:numId="20" w16cid:durableId="1831098339">
+    <w:abstractNumId w:val="35"/>
+  </w:num>
+  <w:num w:numId="21" w16cid:durableId="47648875">
+    <w:abstractNumId w:val="12"/>
+  </w:num>
+  <w:num w:numId="22" w16cid:durableId="290943659">
+    <w:abstractNumId w:val="33"/>
+  </w:num>
+  <w:num w:numId="23" w16cid:durableId="463740883">
+    <w:abstractNumId w:val="3"/>
+  </w:num>
+  <w:num w:numId="24" w16cid:durableId="822937119">
+    <w:abstractNumId w:val="4"/>
+  </w:num>
+  <w:num w:numId="25" w16cid:durableId="1505130007">
+    <w:abstractNumId w:val="9"/>
+  </w:num>
+  <w:num w:numId="26" w16cid:durableId="1414275301">
+    <w:abstractNumId w:val="23"/>
+  </w:num>
+  <w:num w:numId="27" w16cid:durableId="1498840937">
+    <w:abstractNumId w:val="19"/>
+  </w:num>
+  <w:num w:numId="28" w16cid:durableId="265424959">
+    <w:abstractNumId w:val="44"/>
+  </w:num>
+  <w:num w:numId="29" w16cid:durableId="84883066">
+    <w:abstractNumId w:val="18"/>
+  </w:num>
+  <w:num w:numId="30" w16cid:durableId="373123531">
     <w:abstractNumId w:val="36"/>
   </w:num>
-  <w:num w:numId="15" w16cid:durableId="754546330">
-    <w:abstractNumId w:val="47"/>
+  <w:num w:numId="31" w16cid:durableId="598224187">
+    <w:abstractNumId w:val="38"/>
   </w:num>
-  <w:num w:numId="16" w16cid:durableId="297803498">
-    <w:abstractNumId w:val="32"/>
+  <w:num w:numId="32" w16cid:durableId="1294948979">
+    <w:abstractNumId w:val="14"/>
   </w:num>
-  <w:num w:numId="17" w16cid:durableId="547955578">
-    <w:abstractNumId w:val="23"/>
-  </w:num>
-  <w:num w:numId="18" w16cid:durableId="293828445">
-    <w:abstractNumId w:val="73"/>
-  </w:num>
-  <w:num w:numId="19" w16cid:durableId="1437291011">
-    <w:abstractNumId w:val="48"/>
-  </w:num>
-  <w:num w:numId="20" w16cid:durableId="2092508238">
-    <w:abstractNumId w:val="63"/>
-  </w:num>
-  <w:num w:numId="21" w16cid:durableId="631787573">
-    <w:abstractNumId w:val="30"/>
-  </w:num>
-  <w:num w:numId="22" w16cid:durableId="1809399943">
-    <w:abstractNumId w:val="49"/>
-  </w:num>
-  <w:num w:numId="23" w16cid:durableId="1316571392">
-    <w:abstractNumId w:val="69"/>
-  </w:num>
-  <w:num w:numId="24" w16cid:durableId="1300065599">
-    <w:abstractNumId w:val="62"/>
-  </w:num>
-  <w:num w:numId="25" w16cid:durableId="496308624">
-    <w:abstractNumId w:val="76"/>
-  </w:num>
-  <w:num w:numId="26" w16cid:durableId="1810390727">
-    <w:abstractNumId w:val="45"/>
-  </w:num>
-  <w:num w:numId="27" w16cid:durableId="1624995778">
+  <w:num w:numId="33" w16cid:durableId="380442194">
     <w:abstractNumId w:val="10"/>
   </w:num>
-  <w:num w:numId="28" w16cid:durableId="1079788489">
+  <w:num w:numId="34" w16cid:durableId="156381711">
+    <w:abstractNumId w:val="15"/>
+  </w:num>
+  <w:num w:numId="35" w16cid:durableId="68117179">
+    <w:abstractNumId w:val="46"/>
+  </w:num>
+  <w:num w:numId="36" w16cid:durableId="892081744">
+    <w:abstractNumId w:val="20"/>
+  </w:num>
+  <w:num w:numId="37" w16cid:durableId="993021723">
+    <w:abstractNumId w:val="43"/>
+  </w:num>
+  <w:num w:numId="38" w16cid:durableId="1691948820">
+    <w:abstractNumId w:val="11"/>
+  </w:num>
+  <w:num w:numId="39" w16cid:durableId="1866861871">
+    <w:abstractNumId w:val="2"/>
+  </w:num>
+  <w:num w:numId="40" w16cid:durableId="1044476901">
+    <w:abstractNumId w:val="34"/>
+  </w:num>
+  <w:num w:numId="41" w16cid:durableId="1554655468">
+    <w:abstractNumId w:val="16"/>
+  </w:num>
+  <w:num w:numId="42" w16cid:durableId="1997025700">
+    <w:abstractNumId w:val="5"/>
+  </w:num>
+  <w:num w:numId="43" w16cid:durableId="524564367">
+    <w:abstractNumId w:val="13"/>
+  </w:num>
+  <w:num w:numId="44" w16cid:durableId="1043481795">
+    <w:abstractNumId w:val="24"/>
+  </w:num>
+  <w:num w:numId="45" w16cid:durableId="650015624">
+    <w:abstractNumId w:val="1"/>
+  </w:num>
+  <w:num w:numId="46" w16cid:durableId="580796268">
     <w:abstractNumId w:val="26"/>
   </w:num>
-  <w:num w:numId="29" w16cid:durableId="1509638989">
-    <w:abstractNumId w:val="15"/>
+  <w:num w:numId="47" w16cid:durableId="1371685124">
+    <w:abstractNumId w:val="39"/>
   </w:num>
-  <w:num w:numId="30" w16cid:durableId="1553884770">
-    <w:abstractNumId w:val="3"/>
-  </w:num>
-  <w:num w:numId="31" w16cid:durableId="1273318327">
-    <w:abstractNumId w:val="75"/>
-  </w:num>
-  <w:num w:numId="32" w16cid:durableId="1242060419">
-    <w:abstractNumId w:val="25"/>
-  </w:num>
-  <w:num w:numId="33" w16cid:durableId="500242289">
-    <w:abstractNumId w:val="68"/>
-  </w:num>
-  <w:num w:numId="34" w16cid:durableId="1747189845">
-    <w:abstractNumId w:val="71"/>
-  </w:num>
-  <w:num w:numId="35" w16cid:durableId="878325353">
-    <w:abstractNumId w:val="31"/>
-  </w:num>
-  <w:num w:numId="36" w16cid:durableId="476730550">
-    <w:abstractNumId w:val="8"/>
-  </w:num>
-  <w:num w:numId="37" w16cid:durableId="1360594352">
-    <w:abstractNumId w:val="64"/>
-  </w:num>
-  <w:num w:numId="38" w16cid:durableId="391317107">
-    <w:abstractNumId w:val="23"/>
-    <w:lvlOverride w:ilvl="0">
-      <w:startOverride w:val="1"/>
-    </w:lvlOverride>
-    <w:lvlOverride w:ilvl="1">
-      <w:startOverride w:val="1"/>
-    </w:lvlOverride>
-    <w:lvlOverride w:ilvl="2">
-      <w:startOverride w:val="1"/>
-    </w:lvlOverride>
-    <w:lvlOverride w:ilvl="3">
-      <w:startOverride w:val="1"/>
-    </w:lvlOverride>
-    <w:lvlOverride w:ilvl="4">
-      <w:startOverride w:val="1"/>
-    </w:lvlOverride>
-    <w:lvlOverride w:ilvl="5">
-      <w:startOverride w:val="1"/>
-    </w:lvlOverride>
-    <w:lvlOverride w:ilvl="6">
-      <w:startOverride w:val="1"/>
-    </w:lvlOverride>
-    <w:lvlOverride w:ilvl="7">
-      <w:startOverride w:val="1"/>
-    </w:lvlOverride>
-    <w:lvlOverride w:ilvl="8">
-      <w:startOverride w:val="1"/>
-    </w:lvlOverride>
-  </w:num>
-  <w:num w:numId="39" w16cid:durableId="1674795343">
-    <w:abstractNumId w:val="66"/>
-  </w:num>
-  <w:num w:numId="40" w16cid:durableId="32314187">
-    <w:abstractNumId w:val="44"/>
-  </w:num>
-  <w:num w:numId="41" w16cid:durableId="993753647">
-    <w:abstractNumId w:val="37"/>
-  </w:num>
-  <w:num w:numId="42" w16cid:durableId="1672561343">
-    <w:abstractNumId w:val="54"/>
-  </w:num>
-  <w:num w:numId="43" w16cid:durableId="1160584616">
-    <w:abstractNumId w:val="52"/>
-  </w:num>
-  <w:num w:numId="44" w16cid:durableId="657462127">
-    <w:abstractNumId w:val="27"/>
-  </w:num>
-  <w:num w:numId="45" w16cid:durableId="962926769">
-    <w:abstractNumId w:val="59"/>
-  </w:num>
-  <w:num w:numId="46" w16cid:durableId="411896792">
-    <w:abstractNumId w:val="5"/>
-  </w:num>
-  <w:num w:numId="47" w16cid:durableId="2030837239">
-    <w:abstractNumId w:val="35"/>
-  </w:num>
-  <w:num w:numId="48" w16cid:durableId="1831098339">
-    <w:abstractNumId w:val="57"/>
-  </w:num>
-  <w:num w:numId="49" w16cid:durableId="47648875">
-    <w:abstractNumId w:val="14"/>
-  </w:num>
-  <w:num w:numId="50" w16cid:durableId="290943659">
-    <w:abstractNumId w:val="55"/>
-  </w:num>
-  <w:num w:numId="51" w16cid:durableId="463740883">
-    <w:abstractNumId w:val="4"/>
-  </w:num>
-  <w:num w:numId="52" w16cid:durableId="822937119">
-    <w:abstractNumId w:val="6"/>
-  </w:num>
-  <w:num w:numId="53" w16cid:durableId="1505130007">
-    <w:abstractNumId w:val="11"/>
-  </w:num>
-  <w:num w:numId="54" w16cid:durableId="1414275301">
-    <w:abstractNumId w:val="33"/>
-  </w:num>
-  <w:num w:numId="55" w16cid:durableId="1498840937">
-    <w:abstractNumId w:val="28"/>
-  </w:num>
-  <w:num w:numId="56" w16cid:durableId="265424959">
-    <w:abstractNumId w:val="74"/>
-  </w:num>
-  <w:num w:numId="57" w16cid:durableId="84883066">
-    <w:abstractNumId w:val="24"/>
-  </w:num>
-  <w:num w:numId="58" w16cid:durableId="373123531">
-    <w:abstractNumId w:val="58"/>
-  </w:num>
-  <w:num w:numId="59" w16cid:durableId="968584010">
-    <w:abstractNumId w:val="38"/>
-  </w:num>
-  <w:num w:numId="60" w16cid:durableId="1617367110">
-    <w:abstractNumId w:val="67"/>
-  </w:num>
-  <w:num w:numId="61" w16cid:durableId="793908451">
-    <w:abstractNumId w:val="70"/>
-  </w:num>
-  <w:num w:numId="62" w16cid:durableId="581643158">
-    <w:abstractNumId w:val="51"/>
-  </w:num>
-  <w:num w:numId="63" w16cid:durableId="598224187">
-    <w:abstractNumId w:val="60"/>
-  </w:num>
-  <w:num w:numId="64" w16cid:durableId="1294948979">
-    <w:abstractNumId w:val="18"/>
-  </w:num>
-  <w:num w:numId="65" w16cid:durableId="380442194">
-    <w:abstractNumId w:val="12"/>
-  </w:num>
-  <w:num w:numId="66" w16cid:durableId="156381711">
-    <w:abstractNumId w:val="19"/>
-  </w:num>
-  <w:num w:numId="67" w16cid:durableId="68117179">
-    <w:abstractNumId w:val="77"/>
-  </w:num>
-  <w:num w:numId="68" w16cid:durableId="892081744">
-    <w:abstractNumId w:val="29"/>
-  </w:num>
-  <w:num w:numId="69" w16cid:durableId="993021723">
-    <w:abstractNumId w:val="72"/>
-  </w:num>
-  <w:num w:numId="70" w16cid:durableId="1691948820">
-    <w:abstractNumId w:val="13"/>
-  </w:num>
-  <w:num w:numId="71" w16cid:durableId="1866861871">
-    <w:abstractNumId w:val="2"/>
-  </w:num>
-  <w:num w:numId="72" w16cid:durableId="1044476901">
-    <w:abstractNumId w:val="56"/>
-  </w:num>
-  <w:num w:numId="73" w16cid:durableId="1554655468">
-    <w:abstractNumId w:val="21"/>
-  </w:num>
-  <w:num w:numId="74" w16cid:durableId="325474304">
-    <w:abstractNumId w:val="46"/>
-  </w:num>
-  <w:num w:numId="75" w16cid:durableId="680854962">
-    <w:abstractNumId w:val="16"/>
-  </w:num>
-  <w:num w:numId="76" w16cid:durableId="2120755434">
-    <w:abstractNumId w:val="40"/>
-  </w:num>
-  <w:num w:numId="77" w16cid:durableId="1997025700">
-    <w:abstractNumId w:val="7"/>
-  </w:num>
-  <w:num w:numId="78" w16cid:durableId="524564367">
-    <w:abstractNumId w:val="17"/>
-  </w:num>
-  <w:num w:numId="79" w16cid:durableId="1043481795">
-    <w:abstractNumId w:val="34"/>
-  </w:num>
-  <w:num w:numId="80" w16cid:durableId="650015624">
-    <w:abstractNumId w:val="1"/>
-  </w:num>
-  <w:num w:numId="81" w16cid:durableId="580796268">
-    <w:abstractNumId w:val="41"/>
-  </w:num>
-  <w:numIdMacAtCleanup w:val="11"/>
+  <w:numIdMacAtCleanup w:val="47"/>
 </w:numbering>
 </file>
 
@@ -32480,7 +31560,7 @@
   <w:style w:type="paragraph" w:default="1" w:styleId="a2">
     <w:name w:val="Normal"/>
     <w:qFormat/>
-    <w:rsid w:val="001D1420"/>
+    <w:rsid w:val="004F600B"/>
     <w:pPr>
       <w:spacing w:line="240" w:lineRule="auto"/>
       <w:jc w:val="both"/>
@@ -32495,7 +31575,7 @@
     <w:rsid w:val="00FF269F"/>
     <w:pPr>
       <w:numPr>
-        <w:numId w:val="17"/>
+        <w:numId w:val="5"/>
       </w:numPr>
       <w:spacing w:after="240"/>
       <w:ind w:firstLine="0"/>
@@ -32808,7 +31888,7 @@
     <w:rsid w:val="00DC7965"/>
     <w:pPr>
       <w:numPr>
-        <w:numId w:val="19"/>
+        <w:numId w:val="6"/>
       </w:numPr>
       <w:spacing w:line="360" w:lineRule="auto"/>
       <w:ind w:left="0" w:firstLine="425"/>
@@ -32856,7 +31936,7 @@
     <w:rsid w:val="00471AE9"/>
     <w:pPr>
       <w:numPr>
-        <w:numId w:val="10"/>
+        <w:numId w:val="2"/>
       </w:numPr>
       <w:spacing w:line="480" w:lineRule="auto"/>
       <w:ind w:left="0" w:firstLine="0"/>
@@ -33057,7 +32137,7 @@
     <w:rsid w:val="004D061B"/>
     <w:pPr>
       <w:numPr>
-        <w:numId w:val="3"/>
+        <w:numId w:val="1"/>
       </w:numPr>
       <w:contextualSpacing/>
     </w:pPr>
